--- a/08-传感器电路/01-温度传感器电路/NTC热敏电阻测温电路/NTC热敏电阻测温电路.docx
+++ b/08-传感器电路/01-温度传感器电路/NTC热敏电阻测温电路/NTC热敏电阻测温电路.docx
@@ -2928,6 +2928,20 @@
     </w:p>
     <w:bookmarkEnd w:id="26"/>
     <w:bookmarkEnd w:id="27"/>
+    <w:p>
+      <w:pPr>
+        <w:spacing w:before="360"/>
+        <w:jc w:val="center"/>
+      </w:pPr>
+      <w:r>
+        <w:rPr>
+          <w:rFonts w:ascii="Times New Roman" w:hAnsi="Times New Roman"/>
+          <w:color w:val="555555"/>
+          <w:sz w:val="21"/>
+        </w:rPr>
+        <w:t>材料收集者：杜文杰</w:t>
+      </w:r>
+    </w:p>
     <w:sectPr>
       <w:headerReference r:id="rId9" w:type="default"/>
       <w:footerReference r:id="rId10" w:type="default"/>

--- a/08-传感器电路/01-温度传感器电路/NTC热敏电阻测温电路/NTC热敏电阻测温电路.docx
+++ b/08-传感器电路/01-温度传感器电路/NTC热敏电阻测温电路/NTC热敏电阻测温电路.docx
@@ -1,6 +1,6 @@
 
 <file path=word/document.xml><?xml version="1.0" encoding="utf-8"?>
-<w:document xmlns:w="http://schemas.openxmlformats.org/wordprocessingml/2006/main" xmlns:m="http://schemas.openxmlformats.org/officeDocument/2006/math" xmlns:r="http://schemas.openxmlformats.org/officeDocument/2006/relationships" xmlns:o="urn:schemas-microsoft-com:office:office" xmlns:v="urn:schemas-microsoft-com:vml" xmlns:w10="urn:schemas-microsoft-com:office:word" xmlns:a="http://schemas.openxmlformats.org/drawingml/2006/main" xmlns:pic="http://schemas.openxmlformats.org/drawingml/2006/picture" xmlns:wp="http://schemas.openxmlformats.org/drawingml/2006/wordprocessingDrawing">
+<w:document xmlns:m="http://schemas.openxmlformats.org/officeDocument/2006/math" xmlns:r="http://schemas.openxmlformats.org/officeDocument/2006/relationships" xmlns:w="http://schemas.openxmlformats.org/wordprocessingml/2006/main" xmlns:o="urn:schemas-microsoft-com:office:office" xmlns:v="urn:schemas-microsoft-com:vml" xmlns:w10="urn:schemas-microsoft-com:office:word" xmlns:a="http://schemas.openxmlformats.org/drawingml/2006/main" xmlns:pic="http://schemas.openxmlformats.org/drawingml/2006/picture" xmlns:wp="http://schemas.openxmlformats.org/drawingml/2006/wordprocessingDrawing">
   <w:body>
     <w:bookmarkStart w:id="27" w:name="ntc-热敏电阻测温电路"/>
     <w:p>
@@ -8,11 +8,14 @@
         <w:pStyle w:val="Heading1"/>
       </w:pPr>
       <w:r>
+        <w:rPr>
+          <w:rFonts w:eastAsia="黑体"/>
+        </w:rPr>
         <w:t xml:space="preserve">NTC </w:t>
       </w:r>
       <w:r>
         <w:rPr>
-          <w:rFonts w:hint="eastAsia"/>
+          <w:rFonts w:hint="eastAsia" w:eastAsia="黑体"/>
         </w:rPr>
         <w:t xml:space="preserve">热敏电阻测温电路</w:t>
       </w:r>
@@ -24,7 +27,7 @@
       </w:pPr>
       <w:r>
         <w:rPr>
-          <w:rFonts w:hint="eastAsia"/>
+          <w:rFonts w:hint="eastAsia" w:eastAsia="黑体"/>
         </w:rPr>
         <w:t xml:space="preserve">拓扑描述</w:t>
       </w:r>
@@ -35,15 +38,19 @@
       </w:pPr>
       <w:r>
         <w:rPr>
-          <w:rFonts w:hint="eastAsia"/>
+          <w:rFonts w:hint="eastAsia" w:eastAsia="黑体"/>
         </w:rPr>
         <w:t xml:space="preserve">由</w:t>
       </w:r>
       <w:r>
+        <w:rPr>
+          <w:rFonts w:eastAsia="黑体"/>
+        </w:rPr>
         <w:t xml:space="preserve"> </w:t>
       </w:r>
       <w:r>
         <w:rPr>
+          <w:rFonts w:eastAsia="黑体"/>
           <w:b/>
           <w:bCs/>
         </w:rPr>
@@ -51,7 +58,7 @@
       </w:r>
       <w:r>
         <w:rPr>
-          <w:rFonts w:hint="eastAsia"/>
+          <w:rFonts w:hint="eastAsia" w:eastAsia="黑体"/>
           <w:b/>
           <w:bCs/>
         </w:rPr>
@@ -59,6 +66,7 @@
       </w:r>
       <w:r>
         <w:rPr>
+          <w:rFonts w:eastAsia="黑体"/>
           <w:b/>
           <w:bCs/>
         </w:rPr>
@@ -85,11 +93,14 @@
         </m:sSub>
       </m:oMath>
       <w:r>
+        <w:rPr>
+          <w:rFonts w:eastAsia="黑体"/>
+        </w:rPr>
         <w:t xml:space="preserve">、</w:t>
       </w:r>
       <w:r>
         <w:rPr>
-          <w:rFonts w:hint="eastAsia"/>
+          <w:rFonts w:hint="eastAsia" w:eastAsia="黑体"/>
           <w:b/>
           <w:bCs/>
         </w:rPr>
@@ -97,6 +108,7 @@
       </w:r>
       <w:r>
         <w:rPr>
+          <w:rFonts w:eastAsia="黑体"/>
           <w:b/>
           <w:bCs/>
         </w:rPr>
@@ -108,19 +120,26 @@
         </m:r>
       </m:oMath>
       <w:r>
+        <w:rPr>
+          <w:rFonts w:eastAsia="黑体"/>
+        </w:rPr>
         <w:t xml:space="preserve"> </w:t>
       </w:r>
       <w:r>
         <w:rPr>
-          <w:rFonts w:hint="eastAsia"/>
+          <w:rFonts w:hint="eastAsia" w:eastAsia="黑体"/>
         </w:rPr>
         <w:t xml:space="preserve">与</w:t>
       </w:r>
       <w:r>
+        <w:rPr>
+          <w:rFonts w:eastAsia="黑体"/>
+        </w:rPr>
         <w:t xml:space="preserve"> </w:t>
       </w:r>
       <w:r>
         <w:rPr>
+          <w:rFonts w:eastAsia="黑体"/>
           <w:b/>
           <w:bCs/>
         </w:rPr>
@@ -128,22 +147,28 @@
       </w:r>
       <w:r>
         <w:rPr>
-          <w:rFonts w:hint="eastAsia"/>
+          <w:rFonts w:hint="eastAsia" w:eastAsia="黑体"/>
           <w:b/>
           <w:bCs/>
         </w:rPr>
         <w:t xml:space="preserve">采样端</w:t>
       </w:r>
       <w:r>
+        <w:rPr>
+          <w:rFonts w:eastAsia="黑体"/>
+        </w:rPr>
         <w:t xml:space="preserve"> </w:t>
       </w:r>
       <w:r>
         <w:rPr>
-          <w:rFonts w:hint="eastAsia"/>
+          <w:rFonts w:hint="eastAsia" w:eastAsia="黑体"/>
         </w:rPr>
         <w:t xml:space="preserve">组成分压网络，另接参考电压</w:t>
       </w:r>
       <w:r>
+        <w:rPr>
+          <w:rFonts w:eastAsia="黑体"/>
+        </w:rPr>
         <w:t xml:space="preserve"> </w:t>
       </w:r>
       <m:oMath>
@@ -167,35 +192,44 @@
         </m:sSub>
       </m:oMath>
       <w:r>
+        <w:rPr>
+          <w:rFonts w:eastAsia="黑体"/>
+        </w:rPr>
         <w:t xml:space="preserve"> </w:t>
       </w:r>
       <w:r>
         <w:rPr>
-          <w:rFonts w:hint="eastAsia"/>
+          <w:rFonts w:hint="eastAsia" w:eastAsia="黑体"/>
         </w:rPr>
         <w:t xml:space="preserve">与地</w:t>
       </w:r>
       <w:r>
+        <w:rPr>
+          <w:rFonts w:eastAsia="黑体"/>
+        </w:rPr>
         <w:t xml:space="preserve"> </w:t>
       </w:r>
       <w:r>
         <w:rPr>
-          <w:rFonts w:hint="eastAsia"/>
+          <w:rFonts w:hint="eastAsia" w:eastAsia="黑体"/>
         </w:rPr>
         <w:t xml:space="preserve">GND。电路共有</w:t>
       </w:r>
       <w:r>
+        <w:rPr>
+          <w:rFonts w:eastAsia="黑体"/>
+        </w:rPr>
         <w:t xml:space="preserve"> 3 </w:t>
       </w:r>
       <w:r>
         <w:rPr>
-          <w:rFonts w:hint="eastAsia"/>
+          <w:rFonts w:hint="eastAsia" w:eastAsia="黑体"/>
         </w:rPr>
         <w:t xml:space="preserve">个关键节点：</w:t>
       </w:r>
       <w:r>
         <w:rPr>
-          <w:rFonts w:hint="eastAsia"/>
+          <w:rFonts w:hint="eastAsia" w:eastAsia="黑体"/>
           <w:b/>
           <w:bCs/>
         </w:rPr>
@@ -203,6 +237,7 @@
       </w:r>
       <w:r>
         <w:rPr>
+          <w:rFonts w:eastAsia="黑体"/>
           <w:b/>
           <w:bCs/>
         </w:rPr>
@@ -210,7 +245,7 @@
       </w:r>
       <w:r>
         <w:rPr>
-          <w:rFonts w:hint="eastAsia"/>
+          <w:rFonts w:hint="eastAsia" w:eastAsia="黑体"/>
           <w:b/>
           <w:bCs/>
         </w:rPr>
@@ -218,11 +253,14 @@
       </w:r>
       <w:r>
         <w:rPr>
-          <w:rFonts w:hint="eastAsia"/>
+          <w:rFonts w:hint="eastAsia" w:eastAsia="黑体"/>
         </w:rPr>
         <w:t xml:space="preserve">（接参考电压</w:t>
       </w:r>
       <w:r>
+        <w:rPr>
+          <w:rFonts w:eastAsia="黑体"/>
+        </w:rPr>
         <w:t xml:space="preserve"> </w:t>
       </w:r>
       <m:oMath>
@@ -247,11 +285,14 @@
       </m:oMath>
       <w:r>
         <w:rPr>
-          <w:rFonts w:hint="eastAsia"/>
+          <w:rFonts w:hint="eastAsia" w:eastAsia="黑体"/>
         </w:rPr>
         <w:t xml:space="preserve">，与</w:t>
       </w:r>
       <w:r>
+        <w:rPr>
+          <w:rFonts w:eastAsia="黑体"/>
+        </w:rPr>
         <w:t xml:space="preserve"> </w:t>
       </w:r>
       <m:oMath>
@@ -260,17 +301,20 @@
         </m:r>
       </m:oMath>
       <w:r>
+        <w:rPr>
+          <w:rFonts w:eastAsia="黑体"/>
+        </w:rPr>
         <w:t xml:space="preserve"> </w:t>
       </w:r>
       <w:r>
         <w:rPr>
-          <w:rFonts w:hint="eastAsia"/>
+          <w:rFonts w:hint="eastAsia" w:eastAsia="黑体"/>
         </w:rPr>
         <w:t xml:space="preserve">的上端相连）；</w:t>
       </w:r>
       <w:r>
         <w:rPr>
-          <w:rFonts w:hint="eastAsia"/>
+          <w:rFonts w:hint="eastAsia" w:eastAsia="黑体"/>
           <w:b/>
           <w:bCs/>
         </w:rPr>
@@ -278,6 +322,7 @@
       </w:r>
       <w:r>
         <w:rPr>
+          <w:rFonts w:eastAsia="黑体"/>
           <w:b/>
           <w:bCs/>
         </w:rPr>
@@ -285,7 +330,7 @@
       </w:r>
       <w:r>
         <w:rPr>
-          <w:rFonts w:hint="eastAsia"/>
+          <w:rFonts w:hint="eastAsia" w:eastAsia="黑体"/>
           <w:b/>
           <w:bCs/>
         </w:rPr>
@@ -293,7 +338,7 @@
       </w:r>
       <w:r>
         <w:rPr>
-          <w:rFonts w:hint="eastAsia"/>
+          <w:rFonts w:hint="eastAsia" w:eastAsia="黑体"/>
         </w:rPr>
         <w:t xml:space="preserve">（</w:t>
       </w:r>
@@ -303,11 +348,14 @@
         </m:r>
       </m:oMath>
       <w:r>
+        <w:rPr>
+          <w:rFonts w:eastAsia="黑体"/>
+        </w:rPr>
         <w:t xml:space="preserve"> </w:t>
       </w:r>
       <w:r>
         <w:rPr>
-          <w:rFonts w:hint="eastAsia"/>
+          <w:rFonts w:hint="eastAsia" w:eastAsia="黑体"/>
         </w:rPr>
         <w:t xml:space="preserve">的下端、</w:t>
       </w:r>
@@ -332,24 +380,33 @@
         </m:sSub>
       </m:oMath>
       <w:r>
+        <w:rPr>
+          <w:rFonts w:eastAsia="黑体"/>
+        </w:rPr>
         <w:t xml:space="preserve"> </w:t>
       </w:r>
       <w:r>
         <w:rPr>
-          <w:rFonts w:hint="eastAsia"/>
+          <w:rFonts w:hint="eastAsia" w:eastAsia="黑体"/>
         </w:rPr>
         <w:t xml:space="preserve">的上端与</w:t>
       </w:r>
       <w:r>
+        <w:rPr>
+          <w:rFonts w:eastAsia="黑体"/>
+        </w:rPr>
         <w:t xml:space="preserve"> ADC </w:t>
       </w:r>
       <w:r>
         <w:rPr>
-          <w:rFonts w:hint="eastAsia"/>
+          <w:rFonts w:hint="eastAsia" w:eastAsia="黑体"/>
         </w:rPr>
         <w:t xml:space="preserve">采样输入三者相连，作为输出</w:t>
       </w:r>
       <w:r>
+        <w:rPr>
+          <w:rFonts w:eastAsia="黑体"/>
+        </w:rPr>
         <w:t xml:space="preserve"> </w:t>
       </w:r>
       <m:oMath>
@@ -374,13 +431,13 @@
       </m:oMath>
       <w:r>
         <w:rPr>
-          <w:rFonts w:hint="eastAsia"/>
+          <w:rFonts w:hint="eastAsia" w:eastAsia="黑体"/>
         </w:rPr>
         <w:t xml:space="preserve">）；</w:t>
       </w:r>
       <w:r>
         <w:rPr>
-          <w:rFonts w:hint="eastAsia"/>
+          <w:rFonts w:hint="eastAsia" w:eastAsia="黑体"/>
           <w:b/>
           <w:bCs/>
         </w:rPr>
@@ -388,6 +445,7 @@
       </w:r>
       <w:r>
         <w:rPr>
+          <w:rFonts w:eastAsia="黑体"/>
           <w:b/>
           <w:bCs/>
         </w:rPr>
@@ -395,7 +453,7 @@
       </w:r>
       <w:r>
         <w:rPr>
-          <w:rFonts w:hint="eastAsia"/>
+          <w:rFonts w:hint="eastAsia" w:eastAsia="黑体"/>
           <w:b/>
           <w:bCs/>
         </w:rPr>
@@ -403,7 +461,7 @@
       </w:r>
       <w:r>
         <w:rPr>
-          <w:rFonts w:hint="eastAsia"/>
+          <w:rFonts w:hint="eastAsia" w:eastAsia="黑体"/>
         </w:rPr>
         <w:t xml:space="preserve">（</w:t>
       </w:r>
@@ -428,20 +486,26 @@
         </m:sSub>
       </m:oMath>
       <w:r>
+        <w:rPr>
+          <w:rFonts w:eastAsia="黑体"/>
+        </w:rPr>
         <w:t xml:space="preserve"> </w:t>
       </w:r>
       <w:r>
         <w:rPr>
-          <w:rFonts w:hint="eastAsia"/>
+          <w:rFonts w:hint="eastAsia" w:eastAsia="黑体"/>
         </w:rPr>
         <w:t xml:space="preserve">的下端接地</w:t>
       </w:r>
       <w:r>
+        <w:rPr>
+          <w:rFonts w:eastAsia="黑体"/>
+        </w:rPr>
         <w:t xml:space="preserve"> </w:t>
       </w:r>
       <w:r>
         <w:rPr>
-          <w:rFonts w:hint="eastAsia"/>
+          <w:rFonts w:hint="eastAsia" w:eastAsia="黑体"/>
         </w:rPr>
         <w:t xml:space="preserve">GND）。</w:t>
       </w:r>
@@ -450,7 +514,7 @@
       <w:pPr/>
       <w:r>
         <w:rPr>
-          <w:rFonts w:hint="eastAsia"/>
+          <w:rFonts w:hint="eastAsia" w:eastAsia="黑体"/>
         </w:rPr>
         <w:t xml:space="preserve">各元件管脚连接：</w:t>
       </w:r>
@@ -460,11 +524,14 @@
         </m:r>
       </m:oMath>
       <w:r>
+        <w:rPr>
+          <w:rFonts w:eastAsia="黑体"/>
+        </w:rPr>
         <w:t xml:space="preserve"> </w:t>
       </w:r>
       <w:r>
         <w:rPr>
-          <w:rFonts w:hint="eastAsia"/>
+          <w:rFonts w:hint="eastAsia" w:eastAsia="黑体"/>
         </w:rPr>
         <w:t xml:space="preserve">一端接节点①、另一端接节点②；</w:t>
       </w:r>
@@ -489,31 +556,41 @@
         </m:sSub>
       </m:oMath>
       <w:r>
+        <w:rPr>
+          <w:rFonts w:eastAsia="黑体"/>
+        </w:rPr>
         <w:t xml:space="preserve"> </w:t>
       </w:r>
       <w:r>
         <w:rPr>
-          <w:rFonts w:hint="eastAsia"/>
+          <w:rFonts w:hint="eastAsia" w:eastAsia="黑体"/>
         </w:rPr>
         <w:t xml:space="preserve">一端接节点②、另一端接节点③；</w:t>
       </w:r>
       <w:r>
         <w:rPr>
+          <w:rFonts w:eastAsia="黑体"/>
           <w:b/>
           <w:bCs/>
         </w:rPr>
         <w:t xml:space="preserve">ADC</w:t>
       </w:r>
       <w:r>
+        <w:rPr>
+          <w:rFonts w:eastAsia="黑体"/>
+        </w:rPr>
         <w:t xml:space="preserve"> </w:t>
       </w:r>
       <w:r>
         <w:rPr>
-          <w:rFonts w:hint="eastAsia"/>
+          <w:rFonts w:hint="eastAsia" w:eastAsia="黑体"/>
         </w:rPr>
         <w:t xml:space="preserve">采样输入接节点②，读取分压电压</w:t>
       </w:r>
       <w:r>
+        <w:rPr>
+          <w:rFonts w:eastAsia="黑体"/>
+        </w:rPr>
         <w:t xml:space="preserve"> </w:t>
       </w:r>
       <m:oMath>
@@ -537,6 +614,9 @@
         </m:sSub>
       </m:oMath>
       <w:r>
+        <w:rPr>
+          <w:rFonts w:eastAsia="黑体"/>
+        </w:rPr>
         <w:t xml:space="preserve">。</w:t>
       </w:r>
     </w:p>
@@ -544,16 +624,19 @@
       <w:pPr/>
       <w:r>
         <w:rPr>
-          <w:rFonts w:hint="eastAsia"/>
+          <w:rFonts w:hint="eastAsia" w:eastAsia="黑体"/>
         </w:rPr>
         <w:t xml:space="preserve">由此构成”NTC</w:t>
       </w:r>
       <w:r>
+        <w:rPr>
+          <w:rFonts w:eastAsia="黑体"/>
+        </w:rPr>
         <w:t xml:space="preserve"> </w:t>
       </w:r>
       <w:r>
         <w:rPr>
-          <w:rFonts w:hint="eastAsia"/>
+          <w:rFonts w:hint="eastAsia" w:eastAsia="黑体"/>
         </w:rPr>
         <w:t xml:space="preserve">接下臂、</w:t>
       </w:r>
@@ -563,15 +646,21 @@
         </m:r>
       </m:oMath>
       <w:r>
+        <w:rPr>
+          <w:rFonts w:eastAsia="黑体"/>
+        </w:rPr>
         <w:t xml:space="preserve"> </w:t>
       </w:r>
       <w:r>
         <w:rPr>
-          <w:rFonts w:hint="eastAsia"/>
+          <w:rFonts w:hint="eastAsia" w:eastAsia="黑体"/>
         </w:rPr>
         <w:t xml:space="preserve">接上臂”的分压测温组态，输出</w:t>
       </w:r>
       <w:r>
+        <w:rPr>
+          <w:rFonts w:eastAsia="黑体"/>
+        </w:rPr>
         <w:t xml:space="preserve"> </w:t>
       </w:r>
       <m:oMath>
@@ -680,16 +769,19 @@
       </m:oMath>
       <w:r>
         <w:rPr>
-          <w:rFonts w:hint="eastAsia"/>
+          <w:rFonts w:hint="eastAsia" w:eastAsia="黑体"/>
         </w:rPr>
         <w:t xml:space="preserve">，随</w:t>
       </w:r>
       <w:r>
+        <w:rPr>
+          <w:rFonts w:eastAsia="黑体"/>
+        </w:rPr>
         <w:t xml:space="preserve"> NTC </w:t>
       </w:r>
       <w:r>
         <w:rPr>
-          <w:rFonts w:hint="eastAsia"/>
+          <w:rFonts w:hint="eastAsia" w:eastAsia="黑体"/>
         </w:rPr>
         <w:t xml:space="preserve">阻值（温度）变化而单调变化，用于低成本测温。</w:t>
       </w:r>
@@ -702,7 +794,7 @@
       </w:pPr>
       <w:r>
         <w:rPr>
-          <w:rFonts w:hint="eastAsia"/>
+          <w:rFonts w:hint="eastAsia" w:eastAsia="黑体"/>
         </w:rPr>
         <w:t xml:space="preserve">工作原理</w:t>
       </w:r>
@@ -712,15 +804,21 @@
         <w:pStyle w:val="FirstParagraph"/>
       </w:pPr>
       <w:r>
+        <w:rPr>
+          <w:rFonts w:eastAsia="黑体"/>
+        </w:rPr>
         <w:t xml:space="preserve">NTC </w:t>
       </w:r>
       <w:r>
         <w:rPr>
-          <w:rFonts w:hint="eastAsia"/>
+          <w:rFonts w:hint="eastAsia" w:eastAsia="黑体"/>
         </w:rPr>
         <w:t xml:space="preserve">阻值随温度升高而降低（负温度系数）。温度变化引起</w:t>
       </w:r>
       <w:r>
+        <w:rPr>
+          <w:rFonts w:eastAsia="黑体"/>
+        </w:rPr>
         <w:t xml:space="preserve"> </w:t>
       </w:r>
       <m:oMath>
@@ -744,15 +842,21 @@
         </m:sSub>
       </m:oMath>
       <w:r>
+        <w:rPr>
+          <w:rFonts w:eastAsia="黑体"/>
+        </w:rPr>
         <w:t xml:space="preserve"> </w:t>
       </w:r>
       <w:r>
         <w:rPr>
-          <w:rFonts w:hint="eastAsia"/>
+          <w:rFonts w:hint="eastAsia" w:eastAsia="黑体"/>
         </w:rPr>
         <w:t xml:space="preserve">改变，使分压点电压</w:t>
       </w:r>
       <w:r>
+        <w:rPr>
+          <w:rFonts w:eastAsia="黑体"/>
+        </w:rPr>
         <w:t xml:space="preserve"> </w:t>
       </w:r>
       <m:oMath>
@@ -776,29 +880,38 @@
         </m:sSub>
       </m:oMath>
       <w:r>
+        <w:rPr>
+          <w:rFonts w:eastAsia="黑体"/>
+        </w:rPr>
         <w:t xml:space="preserve"> </w:t>
       </w:r>
       <w:r>
         <w:rPr>
-          <w:rFonts w:hint="eastAsia"/>
+          <w:rFonts w:hint="eastAsia" w:eastAsia="黑体"/>
         </w:rPr>
         <w:t xml:space="preserve">随之变化，ADC</w:t>
       </w:r>
       <w:r>
+        <w:rPr>
+          <w:rFonts w:eastAsia="黑体"/>
+        </w:rPr>
         <w:t xml:space="preserve"> </w:t>
       </w:r>
       <w:r>
         <w:rPr>
-          <w:rFonts w:hint="eastAsia"/>
+          <w:rFonts w:hint="eastAsia" w:eastAsia="黑体"/>
         </w:rPr>
         <w:t xml:space="preserve">读取电压后经</w:t>
       </w:r>
       <w:r>
+        <w:rPr>
+          <w:rFonts w:eastAsia="黑体"/>
+        </w:rPr>
         <w:t xml:space="preserve"> B </w:t>
       </w:r>
       <w:r>
         <w:rPr>
-          <w:rFonts w:hint="eastAsia"/>
+          <w:rFonts w:hint="eastAsia" w:eastAsia="黑体"/>
         </w:rPr>
         <w:t xml:space="preserve">参数公式反算温度。</w:t>
       </w:r>
@@ -811,7 +924,7 @@
       </w:pPr>
       <w:r>
         <w:rPr>
-          <w:rFonts w:hint="eastAsia"/>
+          <w:rFonts w:hint="eastAsia" w:eastAsia="黑体"/>
         </w:rPr>
         <w:t xml:space="preserve">关键计算公式</w:t>
       </w:r>
@@ -825,7 +938,7 @@
       </w:pPr>
       <w:r>
         <w:rPr>
-          <w:rFonts w:hint="eastAsia"/>
+          <w:rFonts w:hint="eastAsia" w:eastAsia="黑体"/>
         </w:rPr>
         <w:t xml:space="preserve">分压输出：</w:t>
       </w:r>
@@ -953,20 +1066,26 @@
         </w:numPr>
       </w:pPr>
       <w:r>
+        <w:rPr>
+          <w:rFonts w:eastAsia="黑体"/>
+        </w:rPr>
         <w:t xml:space="preserve">NTC </w:t>
       </w:r>
       <w:r>
         <w:rPr>
-          <w:rFonts w:hint="eastAsia"/>
+          <w:rFonts w:hint="eastAsia" w:eastAsia="黑体"/>
         </w:rPr>
         <w:t xml:space="preserve">阻值与温度的</w:t>
       </w:r>
       <w:r>
+        <w:rPr>
+          <w:rFonts w:eastAsia="黑体"/>
+        </w:rPr>
         <w:t xml:space="preserve"> B </w:t>
       </w:r>
       <w:r>
         <w:rPr>
-          <w:rFonts w:hint="eastAsia"/>
+          <w:rFonts w:hint="eastAsia" w:eastAsia="黑体"/>
         </w:rPr>
         <w:t xml:space="preserve">参数关系：</w:t>
       </w:r>
@@ -1124,7 +1243,7 @@
       </w:pPr>
       <w:r>
         <w:rPr>
-          <w:rFonts w:hint="eastAsia"/>
+          <w:rFonts w:hint="eastAsia" w:eastAsia="黑体"/>
         </w:rPr>
         <w:t xml:space="preserve">由阻值反算温度：</w:t>
       </w:r>
@@ -1262,7 +1381,7 @@
       </w:pPr>
       <w:r>
         <w:rPr>
-          <w:rFonts w:hint="eastAsia"/>
+          <w:rFonts w:hint="eastAsia" w:eastAsia="黑体"/>
         </w:rPr>
         <w:t xml:space="preserve">自热功耗：</w:t>
       </w:r>
@@ -1352,7 +1471,7 @@
       </w:pPr>
       <w:r>
         <w:rPr>
-          <w:rFonts w:hint="eastAsia"/>
+          <w:rFonts w:hint="eastAsia" w:eastAsia="黑体"/>
         </w:rPr>
         <w:t xml:space="preserve">自热温升：</w:t>
       </w:r>
@@ -1439,7 +1558,7 @@
       </w:pPr>
       <w:r>
         <w:rPr>
-          <w:rFonts w:hint="eastAsia"/>
+          <w:rFonts w:hint="eastAsia" w:eastAsia="黑体"/>
         </w:rPr>
         <w:t xml:space="preserve">（</w:t>
       </w:r>
@@ -1467,24 +1586,33 @@
         </m:sSub>
       </m:oMath>
       <w:r>
+        <w:rPr>
+          <w:rFonts w:eastAsia="黑体"/>
+        </w:rPr>
         <w:t xml:space="preserve"> </w:t>
       </w:r>
       <w:r>
         <w:rPr>
-          <w:rFonts w:hint="eastAsia"/>
+          <w:rFonts w:hint="eastAsia" w:eastAsia="黑体"/>
         </w:rPr>
         <w:t xml:space="preserve">为耗散常数，单位</w:t>
       </w:r>
       <w:r>
+        <w:rPr>
+          <w:rFonts w:eastAsia="黑体"/>
+        </w:rPr>
         <w:t xml:space="preserve"> </w:t>
       </w:r>
       <w:r>
         <w:rPr>
-          <w:rFonts w:hint="eastAsia"/>
+          <w:rFonts w:hint="eastAsia" w:eastAsia="黑体"/>
         </w:rPr>
         <w:t xml:space="preserve">mW/°C；需保证</w:t>
       </w:r>
       <w:r>
+        <w:rPr>
+          <w:rFonts w:eastAsia="黑体"/>
+        </w:rPr>
         <w:t xml:space="preserve"> </w:t>
       </w:r>
       <m:oMath>
@@ -1499,11 +1627,14 @@
         </m:r>
       </m:oMath>
       <w:r>
+        <w:rPr>
+          <w:rFonts w:eastAsia="黑体"/>
+        </w:rPr>
         <w:t xml:space="preserve"> </w:t>
       </w:r>
       <w:r>
         <w:rPr>
-          <w:rFonts w:hint="eastAsia"/>
+          <w:rFonts w:hint="eastAsia" w:eastAsia="黑体"/>
         </w:rPr>
         <w:t xml:space="preserve">远小于允许的测温误差）</w:t>
       </w:r>
@@ -1539,7 +1670,7 @@
             </w:pPr>
             <w:r>
               <w:rPr>
-                <w:rFonts w:hint="eastAsia"/>
+                <w:rFonts w:hint="eastAsia" w:eastAsia="黑体"/>
               </w:rPr>
               <w:t xml:space="preserve">符号</w:t>
             </w:r>
@@ -1553,7 +1684,7 @@
             </w:pPr>
             <w:r>
               <w:rPr>
-                <w:rFonts w:hint="eastAsia"/>
+                <w:rFonts w:hint="eastAsia" w:eastAsia="黑体"/>
               </w:rPr>
               <w:t xml:space="preserve">含义</w:t>
             </w:r>
@@ -1567,7 +1698,7 @@
             </w:pPr>
             <w:r>
               <w:rPr>
-                <w:rFonts w:hint="eastAsia"/>
+                <w:rFonts w:hint="eastAsia" w:eastAsia="黑体"/>
               </w:rPr>
               <w:t xml:space="preserve">单位</w:t>
             </w:r>
@@ -1602,6 +1733,9 @@
               </m:sSub>
             </m:oMath>
             <w:r>
+              <w:rPr>
+                <w:rFonts w:eastAsia="黑体"/>
+              </w:rPr>
               <w:t xml:space="preserve">​</w:t>
             </w:r>
           </w:p>
@@ -1613,11 +1747,14 @@
               <w:pStyle w:val="Compact"/>
             </w:pPr>
             <w:r>
+              <w:rPr>
+                <w:rFonts w:eastAsia="黑体"/>
+              </w:rPr>
               <w:t xml:space="preserve">NTC </w:t>
             </w:r>
             <w:r>
               <w:rPr>
-                <w:rFonts w:hint="eastAsia"/>
+                <w:rFonts w:hint="eastAsia" w:eastAsia="黑体"/>
               </w:rPr>
               <w:t xml:space="preserve">阻值</w:t>
             </w:r>
@@ -1630,6 +1767,9 @@
               <w:pStyle w:val="Compact"/>
             </w:pPr>
             <w:r>
+              <w:rPr>
+                <w:rFonts w:eastAsia="黑体"/>
+              </w:rPr>
               <w:t xml:space="preserve">Ω</w:t>
             </w:r>
           </w:p>
@@ -1657,6 +1797,9 @@
               </m:sSub>
             </m:oMath>
             <w:r>
+              <w:rPr>
+                <w:rFonts w:eastAsia="黑体"/>
+              </w:rPr>
               <w:t xml:space="preserve">​</w:t>
             </w:r>
           </w:p>
@@ -1668,11 +1811,14 @@
               <w:pStyle w:val="Compact"/>
             </w:pPr>
             <w:r>
+              <w:rPr>
+                <w:rFonts w:eastAsia="黑体"/>
+              </w:rPr>
               <w:t xml:space="preserve">25 °C </w:t>
             </w:r>
             <w:r>
               <w:rPr>
-                <w:rFonts w:hint="eastAsia"/>
+                <w:rFonts w:hint="eastAsia" w:eastAsia="黑体"/>
               </w:rPr>
               <w:t xml:space="preserve">标称阻值</w:t>
             </w:r>
@@ -1685,6 +1831,9 @@
               <w:pStyle w:val="Compact"/>
             </w:pPr>
             <w:r>
+              <w:rPr>
+                <w:rFonts w:eastAsia="黑体"/>
+              </w:rPr>
               <w:t xml:space="preserve">Ω</w:t>
             </w:r>
           </w:p>
@@ -1703,6 +1852,9 @@
               </m:r>
             </m:oMath>
             <w:r>
+              <w:rPr>
+                <w:rFonts w:eastAsia="黑体"/>
+              </w:rPr>
               <w:t xml:space="preserve">​</w:t>
             </w:r>
           </w:p>
@@ -1715,7 +1867,7 @@
             </w:pPr>
             <w:r>
               <w:rPr>
-                <w:rFonts w:hint="eastAsia"/>
+                <w:rFonts w:hint="eastAsia" w:eastAsia="黑体"/>
               </w:rPr>
               <w:t xml:space="preserve">材料常数</w:t>
             </w:r>
@@ -1728,6 +1880,9 @@
               <w:pStyle w:val="Compact"/>
             </w:pPr>
             <w:r>
+              <w:rPr>
+                <w:rFonts w:eastAsia="黑体"/>
+              </w:rPr>
               <w:t xml:space="preserve">K</w:t>
             </w:r>
           </w:p>
@@ -1746,6 +1901,9 @@
               </m:r>
             </m:oMath>
             <w:r>
+              <w:rPr>
+                <w:rFonts w:eastAsia="黑体"/>
+              </w:rPr>
               <w:t xml:space="preserve">​</w:t>
             </w:r>
           </w:p>
@@ -1758,7 +1916,7 @@
             </w:pPr>
             <w:r>
               <w:rPr>
-                <w:rFonts w:hint="eastAsia"/>
+                <w:rFonts w:hint="eastAsia" w:eastAsia="黑体"/>
               </w:rPr>
               <w:t xml:space="preserve">绝对温度</w:t>
             </w:r>
@@ -1771,6 +1929,9 @@
               <w:pStyle w:val="Compact"/>
             </w:pPr>
             <w:r>
+              <w:rPr>
+                <w:rFonts w:eastAsia="黑体"/>
+              </w:rPr>
               <w:t xml:space="preserve">K</w:t>
             </w:r>
           </w:p>
@@ -1804,6 +1965,9 @@
               </m:sSub>
             </m:oMath>
             <w:r>
+              <w:rPr>
+                <w:rFonts w:eastAsia="黑体"/>
+              </w:rPr>
               <w:t xml:space="preserve">​</w:t>
             </w:r>
           </w:p>
@@ -1816,7 +1980,7 @@
             </w:pPr>
             <w:r>
               <w:rPr>
-                <w:rFonts w:hint="eastAsia"/>
+                <w:rFonts w:hint="eastAsia" w:eastAsia="黑体"/>
               </w:rPr>
               <w:t xml:space="preserve">参考电压</w:t>
             </w:r>
@@ -1829,6 +1993,9 @@
               <w:pStyle w:val="Compact"/>
             </w:pPr>
             <w:r>
+              <w:rPr>
+                <w:rFonts w:eastAsia="黑体"/>
+              </w:rPr>
               <w:t xml:space="preserve">V</w:t>
             </w:r>
           </w:p>
@@ -1862,6 +2029,9 @@
               </m:sSub>
             </m:oMath>
             <w:r>
+              <w:rPr>
+                <w:rFonts w:eastAsia="黑体"/>
+              </w:rPr>
               <w:t xml:space="preserve">​</w:t>
             </w:r>
           </w:p>
@@ -1874,7 +2044,7 @@
             </w:pPr>
             <w:r>
               <w:rPr>
-                <w:rFonts w:hint="eastAsia"/>
+                <w:rFonts w:hint="eastAsia" w:eastAsia="黑体"/>
               </w:rPr>
               <w:t xml:space="preserve">分压输出电压</w:t>
             </w:r>
@@ -1887,6 +2057,9 @@
               <w:pStyle w:val="Compact"/>
             </w:pPr>
             <w:r>
+              <w:rPr>
+                <w:rFonts w:eastAsia="黑体"/>
+              </w:rPr>
               <w:t xml:space="preserve">V</w:t>
             </w:r>
           </w:p>
@@ -1901,7 +2074,7 @@
       </w:pPr>
       <w:r>
         <w:rPr>
-          <w:rFonts w:hint="eastAsia"/>
+          <w:rFonts w:hint="eastAsia" w:eastAsia="黑体"/>
         </w:rPr>
         <w:t xml:space="preserve">元件调整影响</w:t>
       </w:r>
@@ -1916,6 +2089,7 @@
       </w:pPr>
       <w:r>
         <w:rPr>
+          <w:rFonts w:eastAsia="黑体"/>
           <w:b/>
           <w:bCs/>
         </w:rPr>
@@ -1923,30 +2097,39 @@
       </w:r>
       <w:r>
         <w:rPr>
-          <w:rFonts w:hint="eastAsia"/>
+          <w:rFonts w:hint="eastAsia" w:eastAsia="黑体"/>
           <w:b/>
           <w:bCs/>
         </w:rPr>
         <w:t xml:space="preserve">增大</w:t>
       </w:r>
       <w:r>
+        <w:rPr>
+          <w:rFonts w:eastAsia="黑体"/>
+        </w:rPr>
         <w:t xml:space="preserve"> </w:t>
       </w:r>
       <w:r>
+        <w:rPr>
+          <w:rFonts w:eastAsia="黑体"/>
+        </w:rPr>
         <w:t xml:space="preserve">→ </w:t>
       </w:r>
       <w:r>
         <w:rPr>
-          <w:rFonts w:hint="eastAsia"/>
+          <w:rFonts w:hint="eastAsia" w:eastAsia="黑体"/>
         </w:rPr>
         <w:t xml:space="preserve">高温段（NTC</w:t>
       </w:r>
       <w:r>
+        <w:rPr>
+          <w:rFonts w:eastAsia="黑体"/>
+        </w:rPr>
         <w:t xml:space="preserve"> </w:t>
       </w:r>
       <w:r>
         <w:rPr>
-          <w:rFonts w:hint="eastAsia"/>
+          <w:rFonts w:hint="eastAsia" w:eastAsia="黑体"/>
         </w:rPr>
         <w:t xml:space="preserve">变小）电压变化更剧烈，提高该段分辨率。</w:t>
       </w:r>
@@ -1961,6 +2144,7 @@
       </w:pPr>
       <w:r>
         <w:rPr>
+          <w:rFonts w:eastAsia="黑体"/>
           <w:b/>
           <w:bCs/>
         </w:rPr>
@@ -1968,6 +2152,7 @@
       </w:r>
       <w:r>
         <w:rPr>
+          <w:rFonts w:eastAsia="黑体"/>
           <w:b/>
           <w:bCs/>
         </w:rPr>
@@ -1995,21 +2180,27 @@
       </m:oMath>
       <w:r>
         <w:rPr>
-          <w:rFonts w:hint="eastAsia"/>
+          <w:rFonts w:hint="eastAsia" w:eastAsia="黑体"/>
           <w:b/>
           <w:bCs/>
         </w:rPr>
         <w:t xml:space="preserve">（工作点）</w:t>
       </w:r>
       <w:r>
+        <w:rPr>
+          <w:rFonts w:eastAsia="黑体"/>
+        </w:rPr>
         <w:t xml:space="preserve"> </w:t>
       </w:r>
       <w:r>
+        <w:rPr>
+          <w:rFonts w:eastAsia="黑体"/>
+        </w:rPr>
         <w:t xml:space="preserve">→ </w:t>
       </w:r>
       <w:r>
         <w:rPr>
-          <w:rFonts w:hint="eastAsia"/>
+          <w:rFonts w:hint="eastAsia" w:eastAsia="黑体"/>
         </w:rPr>
         <w:t xml:space="preserve">该温度附近线性化最好、灵敏最高。</w:t>
       </w:r>
@@ -2024,6 +2215,7 @@
       </w:pPr>
       <w:r>
         <w:rPr>
+          <w:rFonts w:eastAsia="黑体"/>
           <w:b/>
           <w:bCs/>
         </w:rPr>
@@ -2031,21 +2223,27 @@
       </w:r>
       <w:r>
         <w:rPr>
-          <w:rFonts w:hint="eastAsia"/>
+          <w:rFonts w:hint="eastAsia" w:eastAsia="黑体"/>
           <w:b/>
           <w:bCs/>
         </w:rPr>
         <w:t xml:space="preserve">值增大</w:t>
       </w:r>
       <w:r>
+        <w:rPr>
+          <w:rFonts w:eastAsia="黑体"/>
+        </w:rPr>
         <w:t xml:space="preserve"> </w:t>
       </w:r>
       <w:r>
+        <w:rPr>
+          <w:rFonts w:eastAsia="黑体"/>
+        </w:rPr>
         <w:t xml:space="preserve">→ </w:t>
       </w:r>
       <w:r>
         <w:rPr>
-          <w:rFonts w:hint="eastAsia"/>
+          <w:rFonts w:hint="eastAsia" w:eastAsia="黑体"/>
         </w:rPr>
         <w:t xml:space="preserve">温阻变化更陡，测温灵敏度更高。</w:t>
       </w:r>
@@ -2060,7 +2258,7 @@
       </w:pPr>
       <w:r>
         <w:rPr>
-          <w:rFonts w:hint="eastAsia"/>
+          <w:rFonts w:hint="eastAsia" w:eastAsia="黑体"/>
           <w:b/>
           <w:bCs/>
         </w:rPr>
@@ -2068,6 +2266,7 @@
       </w:r>
       <w:r>
         <w:rPr>
+          <w:rFonts w:eastAsia="黑体"/>
           <w:b/>
           <w:bCs/>
         </w:rPr>
@@ -2075,21 +2274,27 @@
       </w:r>
       <w:r>
         <w:rPr>
-          <w:rFonts w:hint="eastAsia"/>
+          <w:rFonts w:hint="eastAsia" w:eastAsia="黑体"/>
           <w:b/>
           <w:bCs/>
         </w:rPr>
         <w:t xml:space="preserve">电流过大</w:t>
       </w:r>
       <w:r>
+        <w:rPr>
+          <w:rFonts w:eastAsia="黑体"/>
+        </w:rPr>
         <w:t xml:space="preserve"> </w:t>
       </w:r>
       <w:r>
+        <w:rPr>
+          <w:rFonts w:eastAsia="黑体"/>
+        </w:rPr>
         <w:t xml:space="preserve">→ </w:t>
       </w:r>
       <w:r>
         <w:rPr>
-          <w:rFonts w:hint="eastAsia"/>
+          <w:rFonts w:hint="eastAsia" w:eastAsia="黑体"/>
         </w:rPr>
         <w:t xml:space="preserve">自热误差增大，精度下降。</w:t>
       </w:r>
@@ -2102,7 +2307,7 @@
       </w:pPr>
       <w:r>
         <w:rPr>
-          <w:rFonts w:hint="eastAsia"/>
+          <w:rFonts w:hint="eastAsia" w:eastAsia="黑体"/>
         </w:rPr>
         <w:t xml:space="preserve">典型参数示例</w:t>
       </w:r>
@@ -2117,11 +2322,14 @@
       </w:pPr>
       <w:r>
         <w:rPr>
-          <w:rFonts w:hint="eastAsia"/>
+          <w:rFonts w:hint="eastAsia" w:eastAsia="黑体"/>
         </w:rPr>
         <w:t xml:space="preserve">取</w:t>
       </w:r>
       <w:r>
+        <w:rPr>
+          <w:rFonts w:eastAsia="黑体"/>
+        </w:rPr>
         <w:t xml:space="preserve"> </w:t>
       </w:r>
       <m:oMath>
@@ -2158,6 +2366,9 @@
         </m:r>
       </m:oMath>
       <w:r>
+        <w:rPr>
+          <w:rFonts w:eastAsia="黑体"/>
+        </w:rPr>
         <w:t xml:space="preserve">、</w:t>
       </w:r>
       <m:oMath>
@@ -2175,6 +2386,9 @@
         </m:r>
       </m:oMath>
       <w:r>
+        <w:rPr>
+          <w:rFonts w:eastAsia="黑体"/>
+        </w:rPr>
         <w:t xml:space="preserve">、</w:t>
       </w:r>
       <m:oMath>
@@ -2202,6 +2416,9 @@
         </m:r>
       </m:oMath>
       <w:r>
+        <w:rPr>
+          <w:rFonts w:eastAsia="黑体"/>
+        </w:rPr>
         <w:t xml:space="preserve">、</w:t>
       </w:r>
       <m:oMath>
@@ -2245,20 +2462,26 @@
       </m:oMath>
       <w:r>
         <w:rPr>
-          <w:rFonts w:hint="eastAsia"/>
+          <w:rFonts w:hint="eastAsia" w:eastAsia="黑体"/>
         </w:rPr>
         <w:t xml:space="preserve">，在</w:t>
       </w:r>
       <w:r>
+        <w:rPr>
+          <w:rFonts w:eastAsia="黑体"/>
+        </w:rPr>
         <w:t xml:space="preserve"> 25 °C </w:t>
       </w:r>
       <w:r>
         <w:rPr>
-          <w:rFonts w:hint="eastAsia"/>
+          <w:rFonts w:hint="eastAsia" w:eastAsia="黑体"/>
         </w:rPr>
         <w:t xml:space="preserve">时</w:t>
       </w:r>
       <w:r>
+        <w:rPr>
+          <w:rFonts w:eastAsia="黑体"/>
+        </w:rPr>
         <w:t xml:space="preserve"> </w:t>
       </w:r>
       <m:oMath>
@@ -2302,7 +2525,7 @@
       </m:oMath>
       <w:r>
         <w:rPr>
-          <w:rFonts w:hint="eastAsia"/>
+          <w:rFonts w:hint="eastAsia" w:eastAsia="黑体"/>
         </w:rPr>
         <w:t xml:space="preserve">：</w:t>
       </w:r>
@@ -2385,6 +2608,9 @@
         </m:r>
       </m:oMath>
       <w:r>
+        <w:rPr>
+          <w:rFonts w:eastAsia="黑体"/>
+        </w:rPr>
         <w:t xml:space="preserve">。</w:t>
       </w:r>
     </w:p>
@@ -2398,16 +2624,19 @@
       </w:pPr>
       <w:r>
         <w:rPr>
-          <w:rFonts w:hint="eastAsia"/>
+          <w:rFonts w:hint="eastAsia" w:eastAsia="黑体"/>
         </w:rPr>
         <w:t xml:space="preserve">在</w:t>
       </w:r>
       <w:r>
+        <w:rPr>
+          <w:rFonts w:eastAsia="黑体"/>
+        </w:rPr>
         <w:t xml:space="preserve"> 100 </w:t>
       </w:r>
       <w:r>
         <w:rPr>
-          <w:rFonts w:hint="eastAsia"/>
+          <w:rFonts w:hint="eastAsia" w:eastAsia="黑体"/>
         </w:rPr>
         <w:t xml:space="preserve">°C（</w:t>
       </w:r>
@@ -2437,7 +2666,7 @@
       </m:oMath>
       <w:r>
         <w:rPr>
-          <w:rFonts w:hint="eastAsia"/>
+          <w:rFonts w:hint="eastAsia" w:eastAsia="黑体"/>
         </w:rPr>
         <w:t xml:space="preserve">）：</w:t>
       </w:r>
@@ -2588,7 +2817,7 @@
       </w:pPr>
       <w:r>
         <w:rPr>
-          <w:rFonts w:hint="eastAsia"/>
+          <w:rFonts w:hint="eastAsia" w:eastAsia="黑体"/>
         </w:rPr>
         <w:t xml:space="preserve">，</w:t>
       </w:r>
@@ -2683,6 +2912,9 @@
         </w:numPr>
       </w:pPr>
       <w:r>
+        <w:rPr>
+          <w:rFonts w:eastAsia="黑体"/>
+        </w:rPr>
         <w:t xml:space="preserve">。</w:t>
       </w:r>
     </w:p>
@@ -2694,7 +2926,7 @@
       </w:pPr>
       <w:r>
         <w:rPr>
-          <w:rFonts w:hint="eastAsia"/>
+          <w:rFonts w:hint="eastAsia" w:eastAsia="黑体"/>
         </w:rPr>
         <w:t xml:space="preserve">常见器件型号</w:t>
       </w:r>
@@ -2709,16 +2941,19 @@
       </w:pPr>
       <w:r>
         <w:rPr>
-          <w:rFonts w:hint="eastAsia"/>
+          <w:rFonts w:hint="eastAsia" w:eastAsia="黑体"/>
         </w:rPr>
         <w:t xml:space="preserve">NTC：NTC</w:t>
       </w:r>
       <w:r>
+        <w:rPr>
+          <w:rFonts w:eastAsia="黑体"/>
+        </w:rPr>
         <w:t xml:space="preserve"> 10K B3950、MF52、Epcos B57861 </w:t>
       </w:r>
       <w:r>
         <w:rPr>
-          <w:rFonts w:hint="eastAsia"/>
+          <w:rFonts w:hint="eastAsia" w:eastAsia="黑体"/>
         </w:rPr>
         <w:t xml:space="preserve">系列。</w:t>
       </w:r>
@@ -2733,16 +2968,19 @@
       </w:pPr>
       <w:r>
         <w:rPr>
-          <w:rFonts w:hint="eastAsia"/>
+          <w:rFonts w:hint="eastAsia" w:eastAsia="黑体"/>
         </w:rPr>
         <w:t xml:space="preserve">参考/上拉电阻：1%</w:t>
       </w:r>
       <w:r>
+        <w:rPr>
+          <w:rFonts w:eastAsia="黑体"/>
+        </w:rPr>
         <w:t xml:space="preserve"> </w:t>
       </w:r>
       <w:r>
         <w:rPr>
-          <w:rFonts w:hint="eastAsia"/>
+          <w:rFonts w:hint="eastAsia" w:eastAsia="黑体"/>
         </w:rPr>
         <w:t xml:space="preserve">金属膜电阻。</w:t>
       </w:r>
@@ -2755,7 +2993,7 @@
       </w:pPr>
       <w:r>
         <w:rPr>
-          <w:rFonts w:hint="eastAsia"/>
+          <w:rFonts w:hint="eastAsia" w:eastAsia="黑体"/>
         </w:rPr>
         <w:t xml:space="preserve">注意事项</w:t>
       </w:r>
@@ -2770,16 +3008,19 @@
       </w:pPr>
       <w:r>
         <w:rPr>
-          <w:rFonts w:hint="eastAsia"/>
+          <w:rFonts w:hint="eastAsia" w:eastAsia="黑体"/>
         </w:rPr>
         <w:t xml:space="preserve">通过限流或分压设计使</w:t>
       </w:r>
       <w:r>
+        <w:rPr>
+          <w:rFonts w:eastAsia="黑体"/>
+        </w:rPr>
         <w:t xml:space="preserve"> NTC </w:t>
       </w:r>
       <w:r>
         <w:rPr>
-          <w:rFonts w:hint="eastAsia"/>
+          <w:rFonts w:hint="eastAsia" w:eastAsia="黑体"/>
         </w:rPr>
         <w:t xml:space="preserve">自热误差可忽略。</w:t>
       </w:r>
@@ -2793,20 +3034,26 @@
         </w:numPr>
       </w:pPr>
       <w:r>
+        <w:rPr>
+          <w:rFonts w:eastAsia="黑体"/>
+        </w:rPr>
         <w:t xml:space="preserve">B </w:t>
       </w:r>
       <w:r>
         <w:rPr>
-          <w:rFonts w:hint="eastAsia"/>
+          <w:rFonts w:hint="eastAsia" w:eastAsia="黑体"/>
         </w:rPr>
         <w:t xml:space="preserve">参数公式在有限温区近似，宽温区需查表或</w:t>
       </w:r>
       <w:r>
+        <w:rPr>
+          <w:rFonts w:eastAsia="黑体"/>
+        </w:rPr>
         <w:t xml:space="preserve"> Steinhart-Hart </w:t>
       </w:r>
       <w:r>
         <w:rPr>
-          <w:rFonts w:hint="eastAsia"/>
+          <w:rFonts w:hint="eastAsia" w:eastAsia="黑体"/>
         </w:rPr>
         <w:t xml:space="preserve">方程。</w:t>
       </w:r>
@@ -2821,25 +3068,31 @@
       </w:pPr>
       <w:r>
         <w:rPr>
-          <w:rFonts w:hint="eastAsia"/>
+          <w:rFonts w:hint="eastAsia" w:eastAsia="黑体"/>
         </w:rPr>
         <w:t xml:space="preserve">用与</w:t>
       </w:r>
       <w:r>
+        <w:rPr>
+          <w:rFonts w:eastAsia="黑体"/>
+        </w:rPr>
         <w:t xml:space="preserve"> NTC </w:t>
       </w:r>
       <w:r>
         <w:rPr>
-          <w:rFonts w:hint="eastAsia"/>
+          <w:rFonts w:hint="eastAsia" w:eastAsia="黑体"/>
         </w:rPr>
         <w:t xml:space="preserve">同规格电阻与稳定基准源，提高</w:t>
       </w:r>
       <w:r>
+        <w:rPr>
+          <w:rFonts w:eastAsia="黑体"/>
+        </w:rPr>
         <w:t xml:space="preserve"> ADC </w:t>
       </w:r>
       <w:r>
         <w:rPr>
-          <w:rFonts w:hint="eastAsia"/>
+          <w:rFonts w:hint="eastAsia" w:eastAsia="黑体"/>
         </w:rPr>
         <w:t xml:space="preserve">采样精度。</w:t>
       </w:r>
@@ -2854,16 +3107,19 @@
       </w:pPr>
       <w:r>
         <w:rPr>
-          <w:rFonts w:hint="eastAsia"/>
+          <w:rFonts w:hint="eastAsia" w:eastAsia="黑体"/>
         </w:rPr>
         <w:t xml:space="preserve">长引线时注意抗干扰与</w:t>
       </w:r>
       <w:r>
+        <w:rPr>
+          <w:rFonts w:eastAsia="黑体"/>
+        </w:rPr>
         <w:t xml:space="preserve"> ADC </w:t>
       </w:r>
       <w:r>
         <w:rPr>
-          <w:rFonts w:hint="eastAsia"/>
+          <w:rFonts w:hint="eastAsia" w:eastAsia="黑体"/>
         </w:rPr>
         <w:t xml:space="preserve">输入滤波（并联小电容）。</w:t>
       </w:r>
@@ -2876,7 +3132,7 @@
       </w:pPr>
       <w:r>
         <w:rPr>
-          <w:rFonts w:hint="eastAsia"/>
+          <w:rFonts w:hint="eastAsia" w:eastAsia="黑体"/>
         </w:rPr>
         <w:t xml:space="preserve">参考资料</w:t>
       </w:r>
@@ -2890,6 +3146,9 @@
         </w:numPr>
       </w:pPr>
       <w:r>
+        <w:rPr>
+          <w:rFonts w:eastAsia="黑体"/>
+        </w:rPr>
         <w:t xml:space="preserve">Wikipedia: Thermistor。</w:t>
       </w:r>
     </w:p>
@@ -2903,7 +3162,7 @@
       </w:pPr>
       <w:r>
         <w:rPr>
-          <w:rFonts w:hint="eastAsia"/>
+          <w:rFonts w:hint="eastAsia" w:eastAsia="黑体"/>
         </w:rPr>
         <w:t xml:space="preserve">《传感器与检测技术》教材。</w:t>
       </w:r>
@@ -2917,11 +3176,14 @@
         </w:numPr>
       </w:pPr>
       <w:r>
+        <w:rPr>
+          <w:rFonts w:eastAsia="黑体"/>
+        </w:rPr>
         <w:t xml:space="preserve">Murata NTC </w:t>
       </w:r>
       <w:r>
         <w:rPr>
-          <w:rFonts w:hint="eastAsia"/>
+          <w:rFonts w:hint="eastAsia" w:eastAsia="黑体"/>
         </w:rPr>
         <w:t xml:space="preserve">数据手册。</w:t>
       </w:r>
@@ -2935,11 +3197,11 @@
       </w:pPr>
       <w:r>
         <w:rPr>
-          <w:rFonts w:ascii="Times New Roman" w:hAnsi="Times New Roman"/>
+          <w:rFonts w:ascii="Times New Roman" w:hAnsi="Times New Roman" w:eastAsia="黑体"/>
           <w:color w:val="555555"/>
           <w:sz w:val="21"/>
         </w:rPr>
-        <w:t>材料收集者：杜文杰</w:t>
+        <w:t>材料收集者：杜文杰，WX手机：19519196569，QQ:3478827729</w:t>
       </w:r>
     </w:p>
     <w:sectPr>
@@ -2959,7 +3221,7 @@
 </file>
 
 <file path=word/footer1.xml><?xml version="1.0" encoding="utf-8"?>
-<w:ftr xmlns:m="http://schemas.openxmlformats.org/officeDocument/2006/math" xmlns:mc="http://schemas.openxmlformats.org/markup-compatibility/2006" xmlns:mo="http://schemas.microsoft.com/office/mac/office/2008/main" xmlns:mv="urn:schemas-microsoft-com:mac:vml" xmlns:o="urn:schemas-microsoft-com:office:office" xmlns:r="http://schemas.openxmlformats.org/officeDocument/2006/relationships" xmlns:v="urn:schemas-microsoft-com:vml" xmlns:w10="urn:schemas-microsoft-com:office:word" xmlns:w14="http://schemas.microsoft.com/office/word/2010/wordml" xmlns:w="http://schemas.openxmlformats.org/wordprocessingml/2006/main" xmlns:wne="http://schemas.microsoft.com/office/word/2006/wordml" xmlns:wp14="http://schemas.microsoft.com/office/word/2010/wordprocessingDrawing" xmlns:wp="http://schemas.openxmlformats.org/drawingml/2006/wordprocessingDrawing" xmlns:wpc="http://schemas.microsoft.com/office/word/2010/wordprocessingCanvas" xmlns:wpg="http://schemas.microsoft.com/office/word/2010/wordprocessingGroup" xmlns:wpi="http://schemas.microsoft.com/office/word/2010/wordprocessingInk" xmlns:wps="http://schemas.microsoft.com/office/word/2010/wordprocessingShape" mc:Ignorable="w14 wp14">
+<w:ftr xmlns:mc="http://schemas.openxmlformats.org/markup-compatibility/2006" xmlns:w="http://schemas.openxmlformats.org/wordprocessingml/2006/main" xmlns:m="http://schemas.openxmlformats.org/officeDocument/2006/math" xmlns:mo="http://schemas.microsoft.com/office/mac/office/2008/main" xmlns:mv="urn:schemas-microsoft-com:mac:vml" xmlns:o="urn:schemas-microsoft-com:office:office" xmlns:r="http://schemas.openxmlformats.org/officeDocument/2006/relationships" xmlns:v="urn:schemas-microsoft-com:vml" xmlns:w10="urn:schemas-microsoft-com:office:word" xmlns:w14="http://schemas.microsoft.com/office/word/2010/wordml" xmlns:wne="http://schemas.microsoft.com/office/word/2006/wordml" xmlns:wp14="http://schemas.microsoft.com/office/word/2010/wordprocessingDrawing" xmlns:wp="http://schemas.openxmlformats.org/drawingml/2006/wordprocessingDrawing" xmlns:wpc="http://schemas.microsoft.com/office/word/2010/wordprocessingCanvas" xmlns:wpg="http://schemas.microsoft.com/office/word/2010/wordprocessingGroup" xmlns:wpi="http://schemas.microsoft.com/office/word/2010/wordprocessingInk" xmlns:wps="http://schemas.microsoft.com/office/word/2010/wordprocessingShape" mc:Ignorable="w14 wp14">
   <w:p>
     <w:pPr>
       <w:pStyle w:val="Footer"/>
@@ -2967,12 +3229,14 @@
     </w:pPr>
     <w:r>
       <w:rPr>
+        <w:rFonts w:eastAsia="黑体"/>
         <w:sz w:val="18"/>
       </w:rPr>
       <w:t xml:space="preserve">第 </w:t>
     </w:r>
     <w:r>
       <w:rPr>
+        <w:rFonts w:eastAsia="黑体"/>
         <w:sz w:val="18"/>
       </w:rPr>
       <w:fldChar w:fldCharType="begin"/>
@@ -2981,6 +3245,7 @@
     </w:r>
     <w:r>
       <w:rPr>
+        <w:rFonts w:eastAsia="黑体"/>
         <w:sz w:val="18"/>
       </w:rPr>
       <w:t xml:space="preserve"> 页</w:t>
@@ -2994,6 +3259,9 @@
   <w:footnote w:type="continuationSeparator" w:id="0">
     <w:p>
       <w:r>
+        <w:rPr>
+          <w:rFonts w:eastAsia="黑体"/>
+        </w:rPr>
         <w:continuationSeparator/>
       </w:r>
     </w:p>
@@ -3001,6 +3269,9 @@
   <w:footnote w:type="separator" w:id="-1">
     <w:p>
       <w:r>
+        <w:rPr>
+          <w:rFonts w:eastAsia="黑体"/>
+        </w:rPr>
         <w:separator/>
       </w:r>
     </w:p>
@@ -3009,7 +3280,7 @@
 </file>
 
 <file path=word/header1.xml><?xml version="1.0" encoding="utf-8"?>
-<w:hdr xmlns:m="http://schemas.openxmlformats.org/officeDocument/2006/math" xmlns:mc="http://schemas.openxmlformats.org/markup-compatibility/2006" xmlns:mo="http://schemas.microsoft.com/office/mac/office/2008/main" xmlns:mv="urn:schemas-microsoft-com:mac:vml" xmlns:o="urn:schemas-microsoft-com:office:office" xmlns:r="http://schemas.openxmlformats.org/officeDocument/2006/relationships" xmlns:v="urn:schemas-microsoft-com:vml" xmlns:w10="urn:schemas-microsoft-com:office:word" xmlns:w14="http://schemas.microsoft.com/office/word/2010/wordml" xmlns:w="http://schemas.openxmlformats.org/wordprocessingml/2006/main" xmlns:wne="http://schemas.microsoft.com/office/word/2006/wordml" xmlns:wp14="http://schemas.microsoft.com/office/word/2010/wordprocessingDrawing" xmlns:wp="http://schemas.openxmlformats.org/drawingml/2006/wordprocessingDrawing" xmlns:wpc="http://schemas.microsoft.com/office/word/2010/wordprocessingCanvas" xmlns:wpg="http://schemas.microsoft.com/office/word/2010/wordprocessingGroup" xmlns:wpi="http://schemas.microsoft.com/office/word/2010/wordprocessingInk" xmlns:wps="http://schemas.microsoft.com/office/word/2010/wordprocessingShape" mc:Ignorable="w14 wp14">
+<w:hdr xmlns:mc="http://schemas.openxmlformats.org/markup-compatibility/2006" xmlns:w="http://schemas.openxmlformats.org/wordprocessingml/2006/main" xmlns:m="http://schemas.openxmlformats.org/officeDocument/2006/math" xmlns:mo="http://schemas.microsoft.com/office/mac/office/2008/main" xmlns:mv="urn:schemas-microsoft-com:mac:vml" xmlns:o="urn:schemas-microsoft-com:office:office" xmlns:r="http://schemas.openxmlformats.org/officeDocument/2006/relationships" xmlns:v="urn:schemas-microsoft-com:vml" xmlns:w10="urn:schemas-microsoft-com:office:word" xmlns:w14="http://schemas.microsoft.com/office/word/2010/wordml" xmlns:wne="http://schemas.microsoft.com/office/word/2006/wordml" xmlns:wp14="http://schemas.microsoft.com/office/word/2010/wordprocessingDrawing" xmlns:wp="http://schemas.openxmlformats.org/drawingml/2006/wordprocessingDrawing" xmlns:wpc="http://schemas.microsoft.com/office/word/2010/wordprocessingCanvas" xmlns:wpg="http://schemas.microsoft.com/office/word/2010/wordprocessingGroup" xmlns:wpi="http://schemas.microsoft.com/office/word/2010/wordprocessingInk" xmlns:wps="http://schemas.microsoft.com/office/word/2010/wordprocessingShape" mc:Ignorable="w14 wp14">
   <w:p>
     <w:pPr>
       <w:pStyle w:val="Header"/>
@@ -3017,7 +3288,7 @@
     </w:pPr>
     <w:r>
       <w:rPr>
-        <w:rFonts w:ascii="Times New Roman" w:hAnsi="Times New Roman"/>
+        <w:rFonts w:ascii="Times New Roman" w:hAnsi="Times New Roman" w:eastAsia="黑体"/>
         <w:sz w:val="18"/>
         <w:rFonts w:eastAsia="黑体"/>
         <w:rFonts w:eastAsia="黑体"/>
@@ -3029,7 +3300,7 @@
 </file>
 
 <file path=word/numbering.xml><?xml version="1.0" encoding="utf-8"?>
-<w:numbering xmlns:m="http://schemas.openxmlformats.org/officeDocument/2006/math" xmlns:mc="http://schemas.openxmlformats.org/markup-compatibility/2006" xmlns:mo="http://schemas.microsoft.com/office/mac/office/2008/main" xmlns:mv="urn:schemas-microsoft-com:mac:vml" xmlns:o="urn:schemas-microsoft-com:office:office" xmlns:r="http://schemas.openxmlformats.org/officeDocument/2006/relationships" xmlns:v="urn:schemas-microsoft-com:vml" xmlns:w="http://schemas.openxmlformats.org/wordprocessingml/2006/main" xmlns:w10="urn:schemas-microsoft-com:office:word" xmlns:w14="http://schemas.microsoft.com/office/word/2010/wordml" xmlns:wne="http://schemas.microsoft.com/office/word/2006/wordml" xmlns:wp="http://schemas.openxmlformats.org/drawingml/2006/wordprocessingDrawing" xmlns:wp14="http://schemas.microsoft.com/office/word/2010/wordprocessingDrawing" xmlns:wpc="http://schemas.microsoft.com/office/word/2010/wordprocessingCanvas" xmlns:wpg="http://schemas.microsoft.com/office/word/2010/wordprocessingGroup" xmlns:wpi="http://schemas.microsoft.com/office/word/2010/wordprocessingInk" xmlns:wps="http://schemas.microsoft.com/office/word/2010/wordprocessingShape" mc:Ignorable="w14 wp14">
+<w:numbering xmlns:mc="http://schemas.openxmlformats.org/markup-compatibility/2006" xmlns:w="http://schemas.openxmlformats.org/wordprocessingml/2006/main" xmlns:m="http://schemas.openxmlformats.org/officeDocument/2006/math" xmlns:mo="http://schemas.microsoft.com/office/mac/office/2008/main" xmlns:mv="urn:schemas-microsoft-com:mac:vml" xmlns:o="urn:schemas-microsoft-com:office:office" xmlns:r="http://schemas.openxmlformats.org/officeDocument/2006/relationships" xmlns:v="urn:schemas-microsoft-com:vml" xmlns:w10="urn:schemas-microsoft-com:office:word" xmlns:w14="http://schemas.microsoft.com/office/word/2010/wordml" xmlns:wne="http://schemas.microsoft.com/office/word/2006/wordml" xmlns:wp="http://schemas.openxmlformats.org/drawingml/2006/wordprocessingDrawing" xmlns:wp14="http://schemas.microsoft.com/office/word/2010/wordprocessingDrawing" xmlns:wpc="http://schemas.microsoft.com/office/word/2010/wordprocessingCanvas" xmlns:wpg="http://schemas.microsoft.com/office/word/2010/wordprocessingGroup" xmlns:wpi="http://schemas.microsoft.com/office/word/2010/wordprocessingInk" xmlns:wps="http://schemas.microsoft.com/office/word/2010/wordprocessingShape" mc:Ignorable="w14 wp14">
   <w:abstractNum w:abstractNumId="0">
     <w:nsid w:val="FFFFFF7C"/>
     <w:multiLevelType w:val="singleLevel"/>
@@ -3116,7 +3387,7 @@
         <w:ind w:hanging="360" w:left="1440"/>
       </w:pPr>
       <w:rPr>
-        <w:rFonts w:ascii="Symbol" w:hAnsi="Symbol" w:hint="default"/>
+        <w:rFonts w:ascii="Symbol" w:hAnsi="Symbol" w:hint="default" w:eastAsia="黑体"/>
       </w:rPr>
     </w:lvl>
   </w:abstractNum>
@@ -3137,7 +3408,7 @@
         <w:ind w:hanging="360" w:left="1080"/>
       </w:pPr>
       <w:rPr>
-        <w:rFonts w:ascii="Symbol" w:hAnsi="Symbol" w:hint="default"/>
+        <w:rFonts w:ascii="Symbol" w:hAnsi="Symbol" w:hint="default" w:eastAsia="黑体"/>
       </w:rPr>
     </w:lvl>
   </w:abstractNum>
@@ -3158,7 +3429,7 @@
         <w:ind w:hanging="360" w:left="720"/>
       </w:pPr>
       <w:rPr>
-        <w:rFonts w:ascii="Symbol" w:hAnsi="Symbol" w:hint="default"/>
+        <w:rFonts w:ascii="Symbol" w:hAnsi="Symbol" w:hint="default" w:eastAsia="黑体"/>
       </w:rPr>
     </w:lvl>
   </w:abstractNum>
@@ -3197,7 +3468,7 @@
         <w:ind w:hanging="360" w:left="360"/>
       </w:pPr>
       <w:rPr>
-        <w:rFonts w:ascii="Symbol" w:hAnsi="Symbol" w:hint="default"/>
+        <w:rFonts w:ascii="Symbol" w:hAnsi="Symbol" w:hint="default" w:eastAsia="黑体"/>
       </w:rPr>
     </w:lvl>
   </w:abstractNum>
@@ -3288,7 +3559,7 @@
         <w:ind w:left="720" w:hanging="360"/>
       </w:pPr>
       <w:rPr>
-        <w:rFonts w:ascii="Symbol" w:hAnsi="Symbol" w:cs="Symbol" w:hint="default"/>
+        <w:rFonts w:ascii="Symbol" w:hAnsi="Symbol" w:cs="Symbol" w:hint="default" w:eastAsia="黑体"/>
       </w:rPr>
     </w:lvl>
     <w:lvl w:ilvl="1">
@@ -3299,7 +3570,7 @@
         <w:ind w:left="1440" w:hanging="360"/>
       </w:pPr>
       <w:rPr>
-        <w:rFonts w:ascii="Courier New" w:hAnsi="Courier New" w:cs="Courier New" w:hint="default"/>
+        <w:rFonts w:ascii="Courier New" w:hAnsi="Courier New" w:cs="Courier New" w:hint="default" w:eastAsia="黑体"/>
       </w:rPr>
     </w:lvl>
     <w:lvl w:ilvl="2">
@@ -3310,7 +3581,7 @@
         <w:ind w:left="2160" w:hanging="360"/>
       </w:pPr>
       <w:rPr>
-        <w:rFonts w:ascii="Wingdings" w:hAnsi="Wingdings" w:cs="Wingdings" w:hint="default"/>
+        <w:rFonts w:ascii="Wingdings" w:hAnsi="Wingdings" w:cs="Wingdings" w:hint="default" w:eastAsia="黑体"/>
       </w:rPr>
     </w:lvl>
     <w:lvl w:ilvl="3">
@@ -3321,7 +3592,7 @@
         <w:ind w:left="2880" w:hanging="360"/>
       </w:pPr>
       <w:rPr>
-        <w:rFonts w:ascii="Symbol" w:hAnsi="Symbol" w:cs="Symbol" w:hint="default"/>
+        <w:rFonts w:ascii="Symbol" w:hAnsi="Symbol" w:cs="Symbol" w:hint="default" w:eastAsia="黑体"/>
       </w:rPr>
     </w:lvl>
     <w:lvl w:ilvl="4">
@@ -3332,7 +3603,7 @@
         <w:ind w:left="3600" w:hanging="360"/>
       </w:pPr>
       <w:rPr>
-        <w:rFonts w:ascii="Courier New" w:hAnsi="Courier New" w:cs="Courier New" w:hint="default"/>
+        <w:rFonts w:ascii="Courier New" w:hAnsi="Courier New" w:cs="Courier New" w:hint="default" w:eastAsia="黑体"/>
       </w:rPr>
     </w:lvl>
     <w:lvl w:ilvl="5">
@@ -3343,7 +3614,7 @@
         <w:ind w:left="4320" w:hanging="360"/>
       </w:pPr>
       <w:rPr>
-        <w:rFonts w:ascii="Wingdings" w:hAnsi="Wingdings" w:cs="Wingdings" w:hint="default"/>
+        <w:rFonts w:ascii="Wingdings" w:hAnsi="Wingdings" w:cs="Wingdings" w:hint="default" w:eastAsia="黑体"/>
       </w:rPr>
     </w:lvl>
     <w:lvl w:ilvl="6">
@@ -3354,7 +3625,7 @@
         <w:ind w:left="5040" w:hanging="360"/>
       </w:pPr>
       <w:rPr>
-        <w:rFonts w:ascii="Symbol" w:hAnsi="Symbol" w:cs="Symbol" w:hint="default"/>
+        <w:rFonts w:ascii="Symbol" w:hAnsi="Symbol" w:cs="Symbol" w:hint="default" w:eastAsia="黑体"/>
       </w:rPr>
     </w:lvl>
     <w:lvl w:ilvl="7">
@@ -3365,7 +3636,7 @@
         <w:ind w:left="5760" w:hanging="360"/>
       </w:pPr>
       <w:rPr>
-        <w:rFonts w:ascii="Courier New" w:hAnsi="Courier New" w:cs="Courier New" w:hint="default"/>
+        <w:rFonts w:ascii="Courier New" w:hAnsi="Courier New" w:cs="Courier New" w:hint="default" w:eastAsia="黑体"/>
       </w:rPr>
     </w:lvl>
     <w:lvl w:ilvl="8">
@@ -3376,7 +3647,7 @@
         <w:ind w:left="6480" w:hanging="360"/>
       </w:pPr>
       <w:rPr>
-        <w:rFonts w:ascii="Wingdings" w:hAnsi="Wingdings" w:cs="Wingdings" w:hint="default"/>
+        <w:rFonts w:ascii="Wingdings" w:hAnsi="Wingdings" w:cs="Wingdings" w:hint="default" w:eastAsia="黑体"/>
       </w:rPr>
     </w:lvl>
   </w:abstractNum>
@@ -3432,11 +3703,11 @@
 </file>
 
 <file path=word/styles.xml><?xml version="1.0" encoding="utf-8"?>
-<w:styles xmlns:mc="http://schemas.openxmlformats.org/markup-compatibility/2006" xmlns:r="http://schemas.openxmlformats.org/officeDocument/2006/relationships" xmlns:w="http://schemas.openxmlformats.org/wordprocessingml/2006/main" xmlns:w14="http://schemas.microsoft.com/office/word/2010/wordml" mc:Ignorable="w14">
+<w:styles xmlns:mc="http://schemas.openxmlformats.org/markup-compatibility/2006" xmlns:w="http://schemas.openxmlformats.org/wordprocessingml/2006/main" xmlns:r="http://schemas.openxmlformats.org/officeDocument/2006/relationships" xmlns:w14="http://schemas.microsoft.com/office/word/2010/wordml" mc:Ignorable="w14">
   <w:docDefaults>
     <w:rPrDefault>
       <w:rPr>
-        <w:rFonts w:asciiTheme="minorHAnsi" w:cstheme="minorBidi" w:eastAsiaTheme="minorEastAsia" w:hAnsiTheme="minorHAnsi"/>
+        <w:rFonts w:asciiTheme="minorHAnsi" w:cstheme="minorBidi" w:hAnsiTheme="minorHAnsi" w:eastAsia="黑体"/>
         <w:sz w:val="22"/>
         <w:szCs w:val="22"/>
         <w:lang w:bidi="ar-SA" w:eastAsia="en-US" w:val="en-US"/>
@@ -3658,7 +3929,7 @@
       <w:outlineLvl w:val="0"/>
     </w:pPr>
     <w:rPr>
-      <w:rFonts w:ascii="Times New Roman" w:asciiTheme="majorHAnsi" w:cstheme="majorBidi" w:eastAsia="黑体" w:eastAsiaTheme="majorEastAsia" w:hAnsi="Times New Roman" w:hAnsiTheme="majorHAnsi"/>
+      <w:rFonts w:ascii="Times New Roman" w:asciiTheme="majorHAnsi" w:cstheme="majorBidi" w:eastAsia="黑体" w:hAnsi="Times New Roman" w:hAnsiTheme="majorHAnsi"/>
       <w:b/>
       <w:bCs/>
       <w:color w:val="1F3864"/>
@@ -3682,7 +3953,7 @@
       <w:outlineLvl w:val="1"/>
     </w:pPr>
     <w:rPr>
-      <w:rFonts w:ascii="Times New Roman" w:asciiTheme="majorHAnsi" w:cstheme="majorBidi" w:eastAsia="黑体" w:eastAsiaTheme="majorEastAsia" w:hAnsi="Times New Roman" w:hAnsiTheme="majorHAnsi"/>
+      <w:rFonts w:ascii="Times New Roman" w:asciiTheme="majorHAnsi" w:cstheme="majorBidi" w:eastAsia="黑体" w:hAnsi="Times New Roman" w:hAnsiTheme="majorHAnsi"/>
       <w:b/>
       <w:bCs/>
       <w:color w:val="2E4E7E"/>
@@ -3706,7 +3977,7 @@
       <w:outlineLvl w:val="2"/>
     </w:pPr>
     <w:rPr>
-      <w:rFonts w:ascii="Times New Roman" w:asciiTheme="majorHAnsi" w:cstheme="majorBidi" w:eastAsia="黑体" w:eastAsiaTheme="majorEastAsia" w:hAnsi="Times New Roman" w:hAnsiTheme="majorHAnsi"/>
+      <w:rFonts w:ascii="Times New Roman" w:asciiTheme="majorHAnsi" w:cstheme="majorBidi" w:eastAsia="黑体" w:hAnsi="Times New Roman" w:hAnsiTheme="majorHAnsi"/>
       <w:b/>
       <w:bCs/>
       <w:color w:val="2E4E7E"/>
@@ -3730,7 +4001,7 @@
       <w:outlineLvl w:val="3"/>
     </w:pPr>
     <w:rPr>
-      <w:rFonts w:ascii="Times New Roman" w:asciiTheme="majorHAnsi" w:cstheme="majorBidi" w:eastAsia="黑体" w:eastAsiaTheme="majorEastAsia" w:hAnsi="Times New Roman" w:hAnsiTheme="majorHAnsi"/>
+      <w:rFonts w:ascii="Times New Roman" w:asciiTheme="majorHAnsi" w:cstheme="majorBidi" w:eastAsia="黑体" w:hAnsi="Times New Roman" w:hAnsiTheme="majorHAnsi"/>
       <w:b/>
       <w:bCs/>
       <w:i/>
@@ -3756,7 +4027,7 @@
       <w:outlineLvl w:val="4"/>
     </w:pPr>
     <w:rPr>
-      <w:rFonts w:ascii="Times New Roman" w:asciiTheme="majorHAnsi" w:cstheme="majorBidi" w:eastAsia="黑体" w:eastAsiaTheme="majorEastAsia" w:hAnsi="Times New Roman" w:hAnsiTheme="majorHAnsi"/>
+      <w:rFonts w:ascii="Times New Roman" w:asciiTheme="majorHAnsi" w:cstheme="majorBidi" w:eastAsia="黑体" w:hAnsi="Times New Roman" w:hAnsiTheme="majorHAnsi"/>
       <w:b/>
       <w:color w:val="333333"/>
       <w:sz w:val="22"/>
@@ -3779,7 +4050,7 @@
       <w:outlineLvl w:val="5"/>
     </w:pPr>
     <w:rPr>
-      <w:rFonts w:asciiTheme="majorHAnsi" w:cstheme="majorBidi" w:eastAsiaTheme="majorEastAsia" w:hAnsiTheme="majorHAnsi"/>
+      <w:rFonts w:asciiTheme="majorHAnsi" w:cstheme="majorBidi" w:hAnsiTheme="majorHAnsi" w:eastAsia="黑体"/>
       <w:i/>
       <w:iCs/>
       <w:color w:themeColor="accent1" w:themeShade="7F" w:val="243F60"/>
@@ -3802,7 +4073,7 @@
       <w:outlineLvl w:val="6"/>
     </w:pPr>
     <w:rPr>
-      <w:rFonts w:asciiTheme="majorHAnsi" w:cstheme="majorBidi" w:eastAsiaTheme="majorEastAsia" w:hAnsiTheme="majorHAnsi"/>
+      <w:rFonts w:asciiTheme="majorHAnsi" w:cstheme="majorBidi" w:hAnsiTheme="majorHAnsi" w:eastAsia="黑体"/>
       <w:i/>
       <w:iCs/>
       <w:color w:themeColor="text1" w:themeTint="BF" w:val="404040"/>
@@ -3825,7 +4096,7 @@
       <w:outlineLvl w:val="7"/>
     </w:pPr>
     <w:rPr>
-      <w:rFonts w:asciiTheme="majorHAnsi" w:cstheme="majorBidi" w:eastAsiaTheme="majorEastAsia" w:hAnsiTheme="majorHAnsi"/>
+      <w:rFonts w:asciiTheme="majorHAnsi" w:cstheme="majorBidi" w:hAnsiTheme="majorHAnsi" w:eastAsia="黑体"/>
       <w:color w:themeColor="accent1" w:val="4F81BD"/>
       <w:sz w:val="20"/>
       <w:szCs w:val="20"/>
@@ -3848,7 +4119,7 @@
       <w:outlineLvl w:val="8"/>
     </w:pPr>
     <w:rPr>
-      <w:rFonts w:asciiTheme="majorHAnsi" w:cstheme="majorBidi" w:eastAsiaTheme="majorEastAsia" w:hAnsiTheme="majorHAnsi"/>
+      <w:rFonts w:asciiTheme="majorHAnsi" w:cstheme="majorBidi" w:hAnsiTheme="majorHAnsi" w:eastAsia="黑体"/>
       <w:i/>
       <w:iCs/>
       <w:color w:themeColor="text1" w:themeTint="BF" w:val="404040"/>
@@ -3899,7 +4170,7 @@
     <w:uiPriority w:val="9"/>
     <w:rsid w:val="00FC693F"/>
     <w:rPr>
-      <w:rFonts w:asciiTheme="majorHAnsi" w:cstheme="majorBidi" w:eastAsiaTheme="majorEastAsia" w:hAnsiTheme="majorHAnsi"/>
+      <w:rFonts w:asciiTheme="majorHAnsi" w:cstheme="majorBidi" w:hAnsiTheme="majorHAnsi" w:eastAsia="黑体"/>
       <w:b/>
       <w:bCs/>
       <w:color w:themeColor="accent1" w:themeShade="BF" w:val="365F91"/>
@@ -3914,7 +4185,7 @@
     <w:uiPriority w:val="9"/>
     <w:rsid w:val="00FC693F"/>
     <w:rPr>
-      <w:rFonts w:asciiTheme="majorHAnsi" w:cstheme="majorBidi" w:eastAsiaTheme="majorEastAsia" w:hAnsiTheme="majorHAnsi"/>
+      <w:rFonts w:asciiTheme="majorHAnsi" w:cstheme="majorBidi" w:hAnsiTheme="majorHAnsi" w:eastAsia="黑体"/>
       <w:b/>
       <w:bCs/>
       <w:color w:themeColor="accent1" w:val="4F81BD"/>
@@ -3929,7 +4200,7 @@
     <w:uiPriority w:val="9"/>
     <w:rsid w:val="00FC693F"/>
     <w:rPr>
-      <w:rFonts w:asciiTheme="majorHAnsi" w:cstheme="majorBidi" w:eastAsiaTheme="majorEastAsia" w:hAnsiTheme="majorHAnsi"/>
+      <w:rFonts w:asciiTheme="majorHAnsi" w:cstheme="majorBidi" w:hAnsiTheme="majorHAnsi" w:eastAsia="黑体"/>
       <w:b/>
       <w:bCs/>
       <w:color w:themeColor="accent1" w:val="4F81BD"/>
@@ -3952,7 +4223,7 @@
       <w:contextualSpacing/>
     </w:pPr>
     <w:rPr>
-      <w:rFonts w:ascii="Times New Roman" w:asciiTheme="majorHAnsi" w:cstheme="majorBidi" w:eastAsia="黑体" w:eastAsiaTheme="majorEastAsia" w:hAnsi="Times New Roman" w:hAnsiTheme="majorHAnsi"/>
+      <w:rFonts w:ascii="Times New Roman" w:asciiTheme="majorHAnsi" w:cstheme="majorBidi" w:eastAsia="黑体" w:hAnsi="Times New Roman" w:hAnsiTheme="majorHAnsi"/>
       <w:b/>
       <w:color w:val="1F3864"/>
       <w:spacing w:val="5"/>
@@ -3968,7 +4239,7 @@
     <w:uiPriority w:val="10"/>
     <w:rsid w:val="00FC693F"/>
     <w:rPr>
-      <w:rFonts w:asciiTheme="majorHAnsi" w:cstheme="majorBidi" w:eastAsiaTheme="majorEastAsia" w:hAnsiTheme="majorHAnsi"/>
+      <w:rFonts w:asciiTheme="majorHAnsi" w:cstheme="majorBidi" w:hAnsiTheme="majorHAnsi" w:eastAsia="黑体"/>
       <w:color w:themeColor="text2" w:themeShade="BF" w:val="17365D"/>
       <w:spacing w:val="5"/>
       <w:kern w:val="28"/>
@@ -3990,7 +4261,7 @@
       </w:numPr>
     </w:pPr>
     <w:rPr>
-      <w:rFonts w:asciiTheme="majorHAnsi" w:cstheme="majorBidi" w:eastAsiaTheme="majorEastAsia" w:hAnsiTheme="majorHAnsi"/>
+      <w:rFonts w:asciiTheme="majorHAnsi" w:cstheme="majorBidi" w:hAnsiTheme="majorHAnsi" w:eastAsia="黑体"/>
       <w:i/>
       <w:iCs/>
       <w:color w:themeColor="accent1" w:val="4F81BD"/>
@@ -4006,7 +4277,7 @@
     <w:uiPriority w:val="11"/>
     <w:rsid w:val="00FC693F"/>
     <w:rPr>
-      <w:rFonts w:asciiTheme="majorHAnsi" w:cstheme="majorBidi" w:eastAsiaTheme="majorEastAsia" w:hAnsiTheme="majorHAnsi"/>
+      <w:rFonts w:asciiTheme="majorHAnsi" w:cstheme="majorBidi" w:hAnsiTheme="majorHAnsi" w:eastAsia="黑体"/>
       <w:i/>
       <w:iCs/>
       <w:color w:themeColor="accent1" w:val="4F81BD"/>
@@ -4073,6 +4344,7 @@
       <w:spacing w:after="120"/>
     </w:pPr>
     <w:rPr>
+      <w:rFonts w:eastAsia="黑体"/>
       <w:sz w:val="16"/>
       <w:szCs w:val="16"/>
     </w:rPr>
@@ -4084,6 +4356,7 @@
     <w:uiPriority w:val="99"/>
     <w:rsid w:val="00AA1D8D"/>
     <w:rPr>
+      <w:rFonts w:eastAsia="黑体"/>
       <w:sz w:val="16"/>
       <w:szCs w:val="16"/>
     </w:rPr>
@@ -4253,7 +4526,7 @@
       </w:tabs>
     </w:pPr>
     <w:rPr>
-      <w:rFonts w:ascii="Courier" w:hAnsi="Courier"/>
+      <w:rFonts w:ascii="Courier" w:hAnsi="Courier" w:eastAsia="黑体"/>
       <w:sz w:val="20"/>
       <w:szCs w:val="20"/>
     </w:rPr>
@@ -4265,7 +4538,7 @@
     <w:uiPriority w:val="99"/>
     <w:rsid w:val="0029639D"/>
     <w:rPr>
-      <w:rFonts w:ascii="Courier" w:hAnsi="Courier"/>
+      <w:rFonts w:ascii="Courier" w:hAnsi="Courier" w:eastAsia="黑体"/>
       <w:sz w:val="20"/>
       <w:szCs w:val="20"/>
     </w:rPr>
@@ -4301,6 +4574,7 @@
     <w:uiPriority w:val="29"/>
     <w:rsid w:val="00FC693F"/>
     <w:rPr>
+      <w:rFonts w:eastAsia="黑体"/>
       <w:i/>
       <w:iCs/>
       <w:color w:themeColor="text1" w:val="000000"/>
@@ -4314,7 +4588,7 @@
     <w:semiHidden/>
     <w:rsid w:val="00FC693F"/>
     <w:rPr>
-      <w:rFonts w:asciiTheme="majorHAnsi" w:cstheme="majorBidi" w:eastAsiaTheme="majorEastAsia" w:hAnsiTheme="majorHAnsi"/>
+      <w:rFonts w:asciiTheme="majorHAnsi" w:cstheme="majorBidi" w:hAnsiTheme="majorHAnsi" w:eastAsia="黑体"/>
       <w:b/>
       <w:bCs/>
       <w:i/>
@@ -4330,7 +4604,7 @@
     <w:semiHidden/>
     <w:rsid w:val="00FC693F"/>
     <w:rPr>
-      <w:rFonts w:asciiTheme="majorHAnsi" w:cstheme="majorBidi" w:eastAsiaTheme="majorEastAsia" w:hAnsiTheme="majorHAnsi"/>
+      <w:rFonts w:asciiTheme="majorHAnsi" w:cstheme="majorBidi" w:hAnsiTheme="majorHAnsi" w:eastAsia="黑体"/>
       <w:color w:themeColor="accent1" w:themeShade="7F" w:val="243F60"/>
     </w:rPr>
   </w:style>
@@ -4342,7 +4616,7 @@
     <w:semiHidden/>
     <w:rsid w:val="00FC693F"/>
     <w:rPr>
-      <w:rFonts w:asciiTheme="majorHAnsi" w:cstheme="majorBidi" w:eastAsiaTheme="majorEastAsia" w:hAnsiTheme="majorHAnsi"/>
+      <w:rFonts w:asciiTheme="majorHAnsi" w:cstheme="majorBidi" w:hAnsiTheme="majorHAnsi" w:eastAsia="黑体"/>
       <w:i/>
       <w:iCs/>
       <w:color w:themeColor="accent1" w:themeShade="7F" w:val="243F60"/>
@@ -4356,7 +4630,7 @@
     <w:semiHidden/>
     <w:rsid w:val="00FC693F"/>
     <w:rPr>
-      <w:rFonts w:asciiTheme="majorHAnsi" w:cstheme="majorBidi" w:eastAsiaTheme="majorEastAsia" w:hAnsiTheme="majorHAnsi"/>
+      <w:rFonts w:asciiTheme="majorHAnsi" w:cstheme="majorBidi" w:hAnsiTheme="majorHAnsi" w:eastAsia="黑体"/>
       <w:i/>
       <w:iCs/>
       <w:color w:themeColor="text1" w:themeTint="BF" w:val="404040"/>
@@ -4370,7 +4644,7 @@
     <w:semiHidden/>
     <w:rsid w:val="00FC693F"/>
     <w:rPr>
-      <w:rFonts w:asciiTheme="majorHAnsi" w:cstheme="majorBidi" w:eastAsiaTheme="majorEastAsia" w:hAnsiTheme="majorHAnsi"/>
+      <w:rFonts w:asciiTheme="majorHAnsi" w:cstheme="majorBidi" w:hAnsiTheme="majorHAnsi" w:eastAsia="黑体"/>
       <w:color w:themeColor="accent1" w:val="4F81BD"/>
       <w:sz w:val="20"/>
       <w:szCs w:val="20"/>
@@ -4384,7 +4658,7 @@
     <w:semiHidden/>
     <w:rsid w:val="00FC693F"/>
     <w:rPr>
-      <w:rFonts w:asciiTheme="majorHAnsi" w:cstheme="majorBidi" w:eastAsiaTheme="majorEastAsia" w:hAnsiTheme="majorHAnsi"/>
+      <w:rFonts w:asciiTheme="majorHAnsi" w:cstheme="majorBidi" w:hAnsiTheme="majorHAnsi" w:eastAsia="黑体"/>
       <w:i/>
       <w:iCs/>
       <w:color w:themeColor="text1" w:themeTint="BF" w:val="404040"/>
@@ -4405,6 +4679,7 @@
       <w:spacing w:line="240" w:lineRule="auto"/>
     </w:pPr>
     <w:rPr>
+      <w:rFonts w:eastAsia="黑体"/>
       <w:b/>
       <w:bCs/>
       <w:color w:themeColor="accent1" w:val="4F81BD"/>
@@ -4419,6 +4694,7 @@
     <w:qFormat/>
     <w:rsid w:val="00FC693F"/>
     <w:rPr>
+      <w:rFonts w:eastAsia="黑体"/>
       <w:b/>
       <w:bCs/>
     </w:rPr>
@@ -4430,6 +4706,7 @@
     <w:qFormat/>
     <w:rsid w:val="00FC693F"/>
     <w:rPr>
+      <w:rFonts w:eastAsia="黑体"/>
       <w:i/>
       <w:iCs/>
     </w:rPr>
@@ -4450,6 +4727,7 @@
       <w:ind w:left="936" w:right="936"/>
     </w:pPr>
     <w:rPr>
+      <w:rFonts w:eastAsia="黑体"/>
       <w:b/>
       <w:bCs/>
       <w:i/>
@@ -4464,6 +4742,7 @@
     <w:uiPriority w:val="30"/>
     <w:rsid w:val="00FC693F"/>
     <w:rPr>
+      <w:rFonts w:eastAsia="黑体"/>
       <w:b/>
       <w:bCs/>
       <w:i/>
@@ -4478,6 +4757,7 @@
     <w:qFormat/>
     <w:rsid w:val="00FC693F"/>
     <w:rPr>
+      <w:rFonts w:eastAsia="黑体"/>
       <w:i/>
       <w:iCs/>
       <w:color w:themeColor="text1" w:themeTint="7F" w:val="808080"/>
@@ -4490,6 +4770,7 @@
     <w:qFormat/>
     <w:rsid w:val="00FC693F"/>
     <w:rPr>
+      <w:rFonts w:eastAsia="黑体"/>
       <w:b/>
       <w:bCs/>
       <w:i/>
@@ -4504,6 +4785,7 @@
     <w:qFormat/>
     <w:rsid w:val="00FC693F"/>
     <w:rPr>
+      <w:rFonts w:eastAsia="黑体"/>
       <w:smallCaps/>
       <w:color w:themeColor="accent2" w:val="C0504D"/>
       <w:u w:val="single"/>
@@ -4516,6 +4798,7 @@
     <w:qFormat/>
     <w:rsid w:val="00FC693F"/>
     <w:rPr>
+      <w:rFonts w:eastAsia="黑体"/>
       <w:b/>
       <w:bCs/>
       <w:smallCaps/>
@@ -4531,6 +4814,7 @@
     <w:qFormat/>
     <w:rsid w:val="00FC693F"/>
     <w:rPr>
+      <w:rFonts w:eastAsia="黑体"/>
       <w:b/>
       <w:bCs/>
       <w:smallCaps/>
@@ -4585,6 +4869,7 @@
       <w:spacing w:after="0" w:line="240" w:lineRule="auto"/>
     </w:pPr>
     <w:rPr>
+      <w:rFonts w:eastAsia="黑体"/>
       <w:color w:themeColor="text1" w:themeShade="BF" w:val="000000"/>
     </w:rPr>
     <w:tblPr>
@@ -4607,6 +4892,7 @@
         <w:spacing w:after="0" w:before="0" w:line="240" w:lineRule="auto"/>
       </w:pPr>
       <w:rPr>
+        <w:rFonts w:eastAsia="黑体"/>
         <w:b/>
         <w:bCs/>
       </w:rPr>
@@ -4627,6 +4913,7 @@
         <w:spacing w:after="0" w:before="0" w:line="240" w:lineRule="auto"/>
       </w:pPr>
       <w:rPr>
+        <w:rFonts w:eastAsia="黑体"/>
         <w:b/>
         <w:bCs/>
       </w:rPr>
@@ -4644,12 +4931,14 @@
     </w:tblStylePr>
     <w:tblStylePr w:type="firstCol">
       <w:rPr>
+        <w:rFonts w:eastAsia="黑体"/>
         <w:b/>
         <w:bCs/>
       </w:rPr>
     </w:tblStylePr>
     <w:tblStylePr w:type="lastCol">
       <w:rPr>
+        <w:rFonts w:eastAsia="黑体"/>
         <w:b/>
         <w:bCs/>
       </w:rPr>
@@ -4688,6 +4977,7 @@
       <w:spacing w:after="0" w:line="240" w:lineRule="auto"/>
     </w:pPr>
     <w:rPr>
+      <w:rFonts w:eastAsia="黑体"/>
       <w:color w:themeColor="accent1" w:themeShade="BF" w:val="365F91"/>
     </w:rPr>
     <w:tblPr>
@@ -4710,6 +5000,7 @@
         <w:spacing w:after="0" w:before="0" w:line="240" w:lineRule="auto"/>
       </w:pPr>
       <w:rPr>
+        <w:rFonts w:eastAsia="黑体"/>
         <w:b/>
         <w:bCs/>
       </w:rPr>
@@ -4730,6 +5021,7 @@
         <w:spacing w:after="0" w:before="0" w:line="240" w:lineRule="auto"/>
       </w:pPr>
       <w:rPr>
+        <w:rFonts w:eastAsia="黑体"/>
         <w:b/>
         <w:bCs/>
       </w:rPr>
@@ -4747,12 +5039,14 @@
     </w:tblStylePr>
     <w:tblStylePr w:type="firstCol">
       <w:rPr>
+        <w:rFonts w:eastAsia="黑体"/>
         <w:b/>
         <w:bCs/>
       </w:rPr>
     </w:tblStylePr>
     <w:tblStylePr w:type="lastCol">
       <w:rPr>
+        <w:rFonts w:eastAsia="黑体"/>
         <w:b/>
         <w:bCs/>
       </w:rPr>
@@ -4791,6 +5085,7 @@
       <w:spacing w:after="0" w:line="240" w:lineRule="auto"/>
     </w:pPr>
     <w:rPr>
+      <w:rFonts w:eastAsia="黑体"/>
       <w:color w:themeColor="accent2" w:themeShade="BF" w:val="943634"/>
     </w:rPr>
     <w:tblPr>
@@ -4813,6 +5108,7 @@
         <w:spacing w:after="0" w:before="0" w:line="240" w:lineRule="auto"/>
       </w:pPr>
       <w:rPr>
+        <w:rFonts w:eastAsia="黑体"/>
         <w:b/>
         <w:bCs/>
       </w:rPr>
@@ -4833,6 +5129,7 @@
         <w:spacing w:after="0" w:before="0" w:line="240" w:lineRule="auto"/>
       </w:pPr>
       <w:rPr>
+        <w:rFonts w:eastAsia="黑体"/>
         <w:b/>
         <w:bCs/>
       </w:rPr>
@@ -4850,12 +5147,14 @@
     </w:tblStylePr>
     <w:tblStylePr w:type="firstCol">
       <w:rPr>
+        <w:rFonts w:eastAsia="黑体"/>
         <w:b/>
         <w:bCs/>
       </w:rPr>
     </w:tblStylePr>
     <w:tblStylePr w:type="lastCol">
       <w:rPr>
+        <w:rFonts w:eastAsia="黑体"/>
         <w:b/>
         <w:bCs/>
       </w:rPr>
@@ -4894,6 +5193,7 @@
       <w:spacing w:after="0" w:line="240" w:lineRule="auto"/>
     </w:pPr>
     <w:rPr>
+      <w:rFonts w:eastAsia="黑体"/>
       <w:color w:themeColor="accent3" w:themeShade="BF" w:val="76923C"/>
     </w:rPr>
     <w:tblPr>
@@ -4916,6 +5216,7 @@
         <w:spacing w:after="0" w:before="0" w:line="240" w:lineRule="auto"/>
       </w:pPr>
       <w:rPr>
+        <w:rFonts w:eastAsia="黑体"/>
         <w:b/>
         <w:bCs/>
       </w:rPr>
@@ -4936,6 +5237,7 @@
         <w:spacing w:after="0" w:before="0" w:line="240" w:lineRule="auto"/>
       </w:pPr>
       <w:rPr>
+        <w:rFonts w:eastAsia="黑体"/>
         <w:b/>
         <w:bCs/>
       </w:rPr>
@@ -4953,12 +5255,14 @@
     </w:tblStylePr>
     <w:tblStylePr w:type="firstCol">
       <w:rPr>
+        <w:rFonts w:eastAsia="黑体"/>
         <w:b/>
         <w:bCs/>
       </w:rPr>
     </w:tblStylePr>
     <w:tblStylePr w:type="lastCol">
       <w:rPr>
+        <w:rFonts w:eastAsia="黑体"/>
         <w:b/>
         <w:bCs/>
       </w:rPr>
@@ -4997,6 +5301,7 @@
       <w:spacing w:after="0" w:line="240" w:lineRule="auto"/>
     </w:pPr>
     <w:rPr>
+      <w:rFonts w:eastAsia="黑体"/>
       <w:color w:themeColor="accent4" w:themeShade="BF" w:val="5F497A"/>
     </w:rPr>
     <w:tblPr>
@@ -5019,6 +5324,7 @@
         <w:spacing w:after="0" w:before="0" w:line="240" w:lineRule="auto"/>
       </w:pPr>
       <w:rPr>
+        <w:rFonts w:eastAsia="黑体"/>
         <w:b/>
         <w:bCs/>
       </w:rPr>
@@ -5039,6 +5345,7 @@
         <w:spacing w:after="0" w:before="0" w:line="240" w:lineRule="auto"/>
       </w:pPr>
       <w:rPr>
+        <w:rFonts w:eastAsia="黑体"/>
         <w:b/>
         <w:bCs/>
       </w:rPr>
@@ -5056,12 +5363,14 @@
     </w:tblStylePr>
     <w:tblStylePr w:type="firstCol">
       <w:rPr>
+        <w:rFonts w:eastAsia="黑体"/>
         <w:b/>
         <w:bCs/>
       </w:rPr>
     </w:tblStylePr>
     <w:tblStylePr w:type="lastCol">
       <w:rPr>
+        <w:rFonts w:eastAsia="黑体"/>
         <w:b/>
         <w:bCs/>
       </w:rPr>
@@ -5100,6 +5409,7 @@
       <w:spacing w:after="0" w:line="240" w:lineRule="auto"/>
     </w:pPr>
     <w:rPr>
+      <w:rFonts w:eastAsia="黑体"/>
       <w:color w:themeColor="accent5" w:themeShade="BF" w:val="31849B"/>
     </w:rPr>
     <w:tblPr>
@@ -5122,6 +5432,7 @@
         <w:spacing w:after="0" w:before="0" w:line="240" w:lineRule="auto"/>
       </w:pPr>
       <w:rPr>
+        <w:rFonts w:eastAsia="黑体"/>
         <w:b/>
         <w:bCs/>
       </w:rPr>
@@ -5142,6 +5453,7 @@
         <w:spacing w:after="0" w:before="0" w:line="240" w:lineRule="auto"/>
       </w:pPr>
       <w:rPr>
+        <w:rFonts w:eastAsia="黑体"/>
         <w:b/>
         <w:bCs/>
       </w:rPr>
@@ -5159,12 +5471,14 @@
     </w:tblStylePr>
     <w:tblStylePr w:type="firstCol">
       <w:rPr>
+        <w:rFonts w:eastAsia="黑体"/>
         <w:b/>
         <w:bCs/>
       </w:rPr>
     </w:tblStylePr>
     <w:tblStylePr w:type="lastCol">
       <w:rPr>
+        <w:rFonts w:eastAsia="黑体"/>
         <w:b/>
         <w:bCs/>
       </w:rPr>
@@ -5203,6 +5517,7 @@
       <w:spacing w:after="0" w:line="240" w:lineRule="auto"/>
     </w:pPr>
     <w:rPr>
+      <w:rFonts w:eastAsia="黑体"/>
       <w:color w:themeColor="accent6" w:themeShade="BF" w:val="E36C0A"/>
     </w:rPr>
     <w:tblPr>
@@ -5225,6 +5540,7 @@
         <w:spacing w:after="0" w:before="0" w:line="240" w:lineRule="auto"/>
       </w:pPr>
       <w:rPr>
+        <w:rFonts w:eastAsia="黑体"/>
         <w:b/>
         <w:bCs/>
       </w:rPr>
@@ -5245,6 +5561,7 @@
         <w:spacing w:after="0" w:before="0" w:line="240" w:lineRule="auto"/>
       </w:pPr>
       <w:rPr>
+        <w:rFonts w:eastAsia="黑体"/>
         <w:b/>
         <w:bCs/>
       </w:rPr>
@@ -5262,12 +5579,14 @@
     </w:tblStylePr>
     <w:tblStylePr w:type="firstCol">
       <w:rPr>
+        <w:rFonts w:eastAsia="黑体"/>
         <w:b/>
         <w:bCs/>
       </w:rPr>
     </w:tblStylePr>
     <w:tblStylePr w:type="lastCol">
       <w:rPr>
+        <w:rFonts w:eastAsia="黑体"/>
         <w:b/>
         <w:bCs/>
       </w:rPr>
@@ -5327,6 +5646,7 @@
         <w:spacing w:after="0" w:before="0" w:line="240" w:lineRule="auto"/>
       </w:pPr>
       <w:rPr>
+        <w:rFonts w:eastAsia="黑体"/>
         <w:b/>
         <w:bCs/>
         <w:color w:themeColor="background1" w:val="FFFFFF"/>
@@ -5341,6 +5661,7 @@
         <w:spacing w:after="0" w:before="0" w:line="240" w:lineRule="auto"/>
       </w:pPr>
       <w:rPr>
+        <w:rFonts w:eastAsia="黑体"/>
         <w:b/>
         <w:bCs/>
       </w:rPr>
@@ -5356,12 +5677,14 @@
     </w:tblStylePr>
     <w:tblStylePr w:type="firstCol">
       <w:rPr>
+        <w:rFonts w:eastAsia="黑体"/>
         <w:b/>
         <w:bCs/>
       </w:rPr>
     </w:tblStylePr>
     <w:tblStylePr w:type="lastCol">
       <w:rPr>
+        <w:rFonts w:eastAsia="黑体"/>
         <w:b/>
         <w:bCs/>
       </w:rPr>
@@ -5419,6 +5742,7 @@
         <w:spacing w:after="0" w:before="0" w:line="240" w:lineRule="auto"/>
       </w:pPr>
       <w:rPr>
+        <w:rFonts w:eastAsia="黑体"/>
         <w:b/>
         <w:bCs/>
         <w:color w:themeColor="background1" w:val="FFFFFF"/>
@@ -5433,6 +5757,7 @@
         <w:spacing w:after="0" w:before="0" w:line="240" w:lineRule="auto"/>
       </w:pPr>
       <w:rPr>
+        <w:rFonts w:eastAsia="黑体"/>
         <w:b/>
         <w:bCs/>
       </w:rPr>
@@ -5448,12 +5773,14 @@
     </w:tblStylePr>
     <w:tblStylePr w:type="firstCol">
       <w:rPr>
+        <w:rFonts w:eastAsia="黑体"/>
         <w:b/>
         <w:bCs/>
       </w:rPr>
     </w:tblStylePr>
     <w:tblStylePr w:type="lastCol">
       <w:rPr>
+        <w:rFonts w:eastAsia="黑体"/>
         <w:b/>
         <w:bCs/>
       </w:rPr>
@@ -5511,6 +5838,7 @@
         <w:spacing w:after="0" w:before="0" w:line="240" w:lineRule="auto"/>
       </w:pPr>
       <w:rPr>
+        <w:rFonts w:eastAsia="黑体"/>
         <w:b/>
         <w:bCs/>
         <w:color w:themeColor="background1" w:val="FFFFFF"/>
@@ -5525,6 +5853,7 @@
         <w:spacing w:after="0" w:before="0" w:line="240" w:lineRule="auto"/>
       </w:pPr>
       <w:rPr>
+        <w:rFonts w:eastAsia="黑体"/>
         <w:b/>
         <w:bCs/>
       </w:rPr>
@@ -5540,12 +5869,14 @@
     </w:tblStylePr>
     <w:tblStylePr w:type="firstCol">
       <w:rPr>
+        <w:rFonts w:eastAsia="黑体"/>
         <w:b/>
         <w:bCs/>
       </w:rPr>
     </w:tblStylePr>
     <w:tblStylePr w:type="lastCol">
       <w:rPr>
+        <w:rFonts w:eastAsia="黑体"/>
         <w:b/>
         <w:bCs/>
       </w:rPr>
@@ -5603,6 +5934,7 @@
         <w:spacing w:after="0" w:before="0" w:line="240" w:lineRule="auto"/>
       </w:pPr>
       <w:rPr>
+        <w:rFonts w:eastAsia="黑体"/>
         <w:b/>
         <w:bCs/>
         <w:color w:themeColor="background1" w:val="FFFFFF"/>
@@ -5617,6 +5949,7 @@
         <w:spacing w:after="0" w:before="0" w:line="240" w:lineRule="auto"/>
       </w:pPr>
       <w:rPr>
+        <w:rFonts w:eastAsia="黑体"/>
         <w:b/>
         <w:bCs/>
       </w:rPr>
@@ -5632,12 +5965,14 @@
     </w:tblStylePr>
     <w:tblStylePr w:type="firstCol">
       <w:rPr>
+        <w:rFonts w:eastAsia="黑体"/>
         <w:b/>
         <w:bCs/>
       </w:rPr>
     </w:tblStylePr>
     <w:tblStylePr w:type="lastCol">
       <w:rPr>
+        <w:rFonts w:eastAsia="黑体"/>
         <w:b/>
         <w:bCs/>
       </w:rPr>
@@ -5695,6 +6030,7 @@
         <w:spacing w:after="0" w:before="0" w:line="240" w:lineRule="auto"/>
       </w:pPr>
       <w:rPr>
+        <w:rFonts w:eastAsia="黑体"/>
         <w:b/>
         <w:bCs/>
         <w:color w:themeColor="background1" w:val="FFFFFF"/>
@@ -5709,6 +6045,7 @@
         <w:spacing w:after="0" w:before="0" w:line="240" w:lineRule="auto"/>
       </w:pPr>
       <w:rPr>
+        <w:rFonts w:eastAsia="黑体"/>
         <w:b/>
         <w:bCs/>
       </w:rPr>
@@ -5724,12 +6061,14 @@
     </w:tblStylePr>
     <w:tblStylePr w:type="firstCol">
       <w:rPr>
+        <w:rFonts w:eastAsia="黑体"/>
         <w:b/>
         <w:bCs/>
       </w:rPr>
     </w:tblStylePr>
     <w:tblStylePr w:type="lastCol">
       <w:rPr>
+        <w:rFonts w:eastAsia="黑体"/>
         <w:b/>
         <w:bCs/>
       </w:rPr>
@@ -5787,6 +6126,7 @@
         <w:spacing w:after="0" w:before="0" w:line="240" w:lineRule="auto"/>
       </w:pPr>
       <w:rPr>
+        <w:rFonts w:eastAsia="黑体"/>
         <w:b/>
         <w:bCs/>
         <w:color w:themeColor="background1" w:val="FFFFFF"/>
@@ -5801,6 +6141,7 @@
         <w:spacing w:after="0" w:before="0" w:line="240" w:lineRule="auto"/>
       </w:pPr>
       <w:rPr>
+        <w:rFonts w:eastAsia="黑体"/>
         <w:b/>
         <w:bCs/>
       </w:rPr>
@@ -5816,12 +6157,14 @@
     </w:tblStylePr>
     <w:tblStylePr w:type="firstCol">
       <w:rPr>
+        <w:rFonts w:eastAsia="黑体"/>
         <w:b/>
         <w:bCs/>
       </w:rPr>
     </w:tblStylePr>
     <w:tblStylePr w:type="lastCol">
       <w:rPr>
+        <w:rFonts w:eastAsia="黑体"/>
         <w:b/>
         <w:bCs/>
       </w:rPr>
@@ -5879,6 +6222,7 @@
         <w:spacing w:after="0" w:before="0" w:line="240" w:lineRule="auto"/>
       </w:pPr>
       <w:rPr>
+        <w:rFonts w:eastAsia="黑体"/>
         <w:b/>
         <w:bCs/>
         <w:color w:themeColor="background1" w:val="FFFFFF"/>
@@ -5893,6 +6237,7 @@
         <w:spacing w:after="0" w:before="0" w:line="240" w:lineRule="auto"/>
       </w:pPr>
       <w:rPr>
+        <w:rFonts w:eastAsia="黑体"/>
         <w:b/>
         <w:bCs/>
       </w:rPr>
@@ -5908,12 +6253,14 @@
     </w:tblStylePr>
     <w:tblStylePr w:type="firstCol">
       <w:rPr>
+        <w:rFonts w:eastAsia="黑体"/>
         <w:b/>
         <w:bCs/>
       </w:rPr>
     </w:tblStylePr>
     <w:tblStylePr w:type="lastCol">
       <w:rPr>
+        <w:rFonts w:eastAsia="黑体"/>
         <w:b/>
         <w:bCs/>
       </w:rPr>
@@ -5973,7 +6320,7 @@
         <w:spacing w:after="0" w:before="0" w:line="240" w:lineRule="auto"/>
       </w:pPr>
       <w:rPr>
-        <w:rFonts w:asciiTheme="majorHAnsi" w:cstheme="majorBidi" w:eastAsiaTheme="majorEastAsia" w:hAnsiTheme="majorHAnsi"/>
+        <w:rFonts w:asciiTheme="majorHAnsi" w:cstheme="majorBidi" w:hAnsiTheme="majorHAnsi" w:eastAsia="黑体"/>
         <w:b/>
         <w:bCs/>
       </w:rPr>
@@ -5994,7 +6341,7 @@
         <w:spacing w:after="0" w:before="0" w:line="240" w:lineRule="auto"/>
       </w:pPr>
       <w:rPr>
-        <w:rFonts w:asciiTheme="majorHAnsi" w:cstheme="majorBidi" w:eastAsiaTheme="majorEastAsia" w:hAnsiTheme="majorHAnsi"/>
+        <w:rFonts w:asciiTheme="majorHAnsi" w:cstheme="majorBidi" w:hAnsiTheme="majorHAnsi" w:eastAsia="黑体"/>
         <w:b/>
         <w:bCs/>
       </w:rPr>
@@ -6012,14 +6359,14 @@
     </w:tblStylePr>
     <w:tblStylePr w:type="firstCol">
       <w:rPr>
-        <w:rFonts w:asciiTheme="majorHAnsi" w:cstheme="majorBidi" w:eastAsiaTheme="majorEastAsia" w:hAnsiTheme="majorHAnsi"/>
+        <w:rFonts w:asciiTheme="majorHAnsi" w:cstheme="majorBidi" w:hAnsiTheme="majorHAnsi" w:eastAsia="黑体"/>
         <w:b/>
         <w:bCs/>
       </w:rPr>
     </w:tblStylePr>
     <w:tblStylePr w:type="lastCol">
       <w:rPr>
-        <w:rFonts w:asciiTheme="majorHAnsi" w:cstheme="majorBidi" w:eastAsiaTheme="majorEastAsia" w:hAnsiTheme="majorHAnsi"/>
+        <w:rFonts w:asciiTheme="majorHAnsi" w:cstheme="majorBidi" w:hAnsiTheme="majorHAnsi" w:eastAsia="黑体"/>
         <w:b/>
         <w:bCs/>
       </w:rPr>
@@ -6103,7 +6450,7 @@
         <w:spacing w:after="0" w:before="0" w:line="240" w:lineRule="auto"/>
       </w:pPr>
       <w:rPr>
-        <w:rFonts w:asciiTheme="majorHAnsi" w:cstheme="majorBidi" w:eastAsiaTheme="majorEastAsia" w:hAnsiTheme="majorHAnsi"/>
+        <w:rFonts w:asciiTheme="majorHAnsi" w:cstheme="majorBidi" w:hAnsiTheme="majorHAnsi" w:eastAsia="黑体"/>
         <w:b/>
         <w:bCs/>
       </w:rPr>
@@ -6124,7 +6471,7 @@
         <w:spacing w:after="0" w:before="0" w:line="240" w:lineRule="auto"/>
       </w:pPr>
       <w:rPr>
-        <w:rFonts w:asciiTheme="majorHAnsi" w:cstheme="majorBidi" w:eastAsiaTheme="majorEastAsia" w:hAnsiTheme="majorHAnsi"/>
+        <w:rFonts w:asciiTheme="majorHAnsi" w:cstheme="majorBidi" w:hAnsiTheme="majorHAnsi" w:eastAsia="黑体"/>
         <w:b/>
         <w:bCs/>
       </w:rPr>
@@ -6142,14 +6489,14 @@
     </w:tblStylePr>
     <w:tblStylePr w:type="firstCol">
       <w:rPr>
-        <w:rFonts w:asciiTheme="majorHAnsi" w:cstheme="majorBidi" w:eastAsiaTheme="majorEastAsia" w:hAnsiTheme="majorHAnsi"/>
+        <w:rFonts w:asciiTheme="majorHAnsi" w:cstheme="majorBidi" w:hAnsiTheme="majorHAnsi" w:eastAsia="黑体"/>
         <w:b/>
         <w:bCs/>
       </w:rPr>
     </w:tblStylePr>
     <w:tblStylePr w:type="lastCol">
       <w:rPr>
-        <w:rFonts w:asciiTheme="majorHAnsi" w:cstheme="majorBidi" w:eastAsiaTheme="majorEastAsia" w:hAnsiTheme="majorHAnsi"/>
+        <w:rFonts w:asciiTheme="majorHAnsi" w:cstheme="majorBidi" w:hAnsiTheme="majorHAnsi" w:eastAsia="黑体"/>
         <w:b/>
         <w:bCs/>
       </w:rPr>
@@ -6233,7 +6580,7 @@
         <w:spacing w:after="0" w:before="0" w:line="240" w:lineRule="auto"/>
       </w:pPr>
       <w:rPr>
-        <w:rFonts w:asciiTheme="majorHAnsi" w:cstheme="majorBidi" w:eastAsiaTheme="majorEastAsia" w:hAnsiTheme="majorHAnsi"/>
+        <w:rFonts w:asciiTheme="majorHAnsi" w:cstheme="majorBidi" w:hAnsiTheme="majorHAnsi" w:eastAsia="黑体"/>
         <w:b/>
         <w:bCs/>
       </w:rPr>
@@ -6254,7 +6601,7 @@
         <w:spacing w:after="0" w:before="0" w:line="240" w:lineRule="auto"/>
       </w:pPr>
       <w:rPr>
-        <w:rFonts w:asciiTheme="majorHAnsi" w:cstheme="majorBidi" w:eastAsiaTheme="majorEastAsia" w:hAnsiTheme="majorHAnsi"/>
+        <w:rFonts w:asciiTheme="majorHAnsi" w:cstheme="majorBidi" w:hAnsiTheme="majorHAnsi" w:eastAsia="黑体"/>
         <w:b/>
         <w:bCs/>
       </w:rPr>
@@ -6272,14 +6619,14 @@
     </w:tblStylePr>
     <w:tblStylePr w:type="firstCol">
       <w:rPr>
-        <w:rFonts w:asciiTheme="majorHAnsi" w:cstheme="majorBidi" w:eastAsiaTheme="majorEastAsia" w:hAnsiTheme="majorHAnsi"/>
+        <w:rFonts w:asciiTheme="majorHAnsi" w:cstheme="majorBidi" w:hAnsiTheme="majorHAnsi" w:eastAsia="黑体"/>
         <w:b/>
         <w:bCs/>
       </w:rPr>
     </w:tblStylePr>
     <w:tblStylePr w:type="lastCol">
       <w:rPr>
-        <w:rFonts w:asciiTheme="majorHAnsi" w:cstheme="majorBidi" w:eastAsiaTheme="majorEastAsia" w:hAnsiTheme="majorHAnsi"/>
+        <w:rFonts w:asciiTheme="majorHAnsi" w:cstheme="majorBidi" w:hAnsiTheme="majorHAnsi" w:eastAsia="黑体"/>
         <w:b/>
         <w:bCs/>
       </w:rPr>
@@ -6363,7 +6710,7 @@
         <w:spacing w:after="0" w:before="0" w:line="240" w:lineRule="auto"/>
       </w:pPr>
       <w:rPr>
-        <w:rFonts w:asciiTheme="majorHAnsi" w:cstheme="majorBidi" w:eastAsiaTheme="majorEastAsia" w:hAnsiTheme="majorHAnsi"/>
+        <w:rFonts w:asciiTheme="majorHAnsi" w:cstheme="majorBidi" w:hAnsiTheme="majorHAnsi" w:eastAsia="黑体"/>
         <w:b/>
         <w:bCs/>
       </w:rPr>
@@ -6384,7 +6731,7 @@
         <w:spacing w:after="0" w:before="0" w:line="240" w:lineRule="auto"/>
       </w:pPr>
       <w:rPr>
-        <w:rFonts w:asciiTheme="majorHAnsi" w:cstheme="majorBidi" w:eastAsiaTheme="majorEastAsia" w:hAnsiTheme="majorHAnsi"/>
+        <w:rFonts w:asciiTheme="majorHAnsi" w:cstheme="majorBidi" w:hAnsiTheme="majorHAnsi" w:eastAsia="黑体"/>
         <w:b/>
         <w:bCs/>
       </w:rPr>
@@ -6402,14 +6749,14 @@
     </w:tblStylePr>
     <w:tblStylePr w:type="firstCol">
       <w:rPr>
-        <w:rFonts w:asciiTheme="majorHAnsi" w:cstheme="majorBidi" w:eastAsiaTheme="majorEastAsia" w:hAnsiTheme="majorHAnsi"/>
+        <w:rFonts w:asciiTheme="majorHAnsi" w:cstheme="majorBidi" w:hAnsiTheme="majorHAnsi" w:eastAsia="黑体"/>
         <w:b/>
         <w:bCs/>
       </w:rPr>
     </w:tblStylePr>
     <w:tblStylePr w:type="lastCol">
       <w:rPr>
-        <w:rFonts w:asciiTheme="majorHAnsi" w:cstheme="majorBidi" w:eastAsiaTheme="majorEastAsia" w:hAnsiTheme="majorHAnsi"/>
+        <w:rFonts w:asciiTheme="majorHAnsi" w:cstheme="majorBidi" w:hAnsiTheme="majorHAnsi" w:eastAsia="黑体"/>
         <w:b/>
         <w:bCs/>
       </w:rPr>
@@ -6493,7 +6840,7 @@
         <w:spacing w:after="0" w:before="0" w:line="240" w:lineRule="auto"/>
       </w:pPr>
       <w:rPr>
-        <w:rFonts w:asciiTheme="majorHAnsi" w:cstheme="majorBidi" w:eastAsiaTheme="majorEastAsia" w:hAnsiTheme="majorHAnsi"/>
+        <w:rFonts w:asciiTheme="majorHAnsi" w:cstheme="majorBidi" w:hAnsiTheme="majorHAnsi" w:eastAsia="黑体"/>
         <w:b/>
         <w:bCs/>
       </w:rPr>
@@ -6514,7 +6861,7 @@
         <w:spacing w:after="0" w:before="0" w:line="240" w:lineRule="auto"/>
       </w:pPr>
       <w:rPr>
-        <w:rFonts w:asciiTheme="majorHAnsi" w:cstheme="majorBidi" w:eastAsiaTheme="majorEastAsia" w:hAnsiTheme="majorHAnsi"/>
+        <w:rFonts w:asciiTheme="majorHAnsi" w:cstheme="majorBidi" w:hAnsiTheme="majorHAnsi" w:eastAsia="黑体"/>
         <w:b/>
         <w:bCs/>
       </w:rPr>
@@ -6532,14 +6879,14 @@
     </w:tblStylePr>
     <w:tblStylePr w:type="firstCol">
       <w:rPr>
-        <w:rFonts w:asciiTheme="majorHAnsi" w:cstheme="majorBidi" w:eastAsiaTheme="majorEastAsia" w:hAnsiTheme="majorHAnsi"/>
+        <w:rFonts w:asciiTheme="majorHAnsi" w:cstheme="majorBidi" w:hAnsiTheme="majorHAnsi" w:eastAsia="黑体"/>
         <w:b/>
         <w:bCs/>
       </w:rPr>
     </w:tblStylePr>
     <w:tblStylePr w:type="lastCol">
       <w:rPr>
-        <w:rFonts w:asciiTheme="majorHAnsi" w:cstheme="majorBidi" w:eastAsiaTheme="majorEastAsia" w:hAnsiTheme="majorHAnsi"/>
+        <w:rFonts w:asciiTheme="majorHAnsi" w:cstheme="majorBidi" w:hAnsiTheme="majorHAnsi" w:eastAsia="黑体"/>
         <w:b/>
         <w:bCs/>
       </w:rPr>
@@ -6623,7 +6970,7 @@
         <w:spacing w:after="0" w:before="0" w:line="240" w:lineRule="auto"/>
       </w:pPr>
       <w:rPr>
-        <w:rFonts w:asciiTheme="majorHAnsi" w:cstheme="majorBidi" w:eastAsiaTheme="majorEastAsia" w:hAnsiTheme="majorHAnsi"/>
+        <w:rFonts w:asciiTheme="majorHAnsi" w:cstheme="majorBidi" w:hAnsiTheme="majorHAnsi" w:eastAsia="黑体"/>
         <w:b/>
         <w:bCs/>
       </w:rPr>
@@ -6644,7 +6991,7 @@
         <w:spacing w:after="0" w:before="0" w:line="240" w:lineRule="auto"/>
       </w:pPr>
       <w:rPr>
-        <w:rFonts w:asciiTheme="majorHAnsi" w:cstheme="majorBidi" w:eastAsiaTheme="majorEastAsia" w:hAnsiTheme="majorHAnsi"/>
+        <w:rFonts w:asciiTheme="majorHAnsi" w:cstheme="majorBidi" w:hAnsiTheme="majorHAnsi" w:eastAsia="黑体"/>
         <w:b/>
         <w:bCs/>
       </w:rPr>
@@ -6662,14 +7009,14 @@
     </w:tblStylePr>
     <w:tblStylePr w:type="firstCol">
       <w:rPr>
-        <w:rFonts w:asciiTheme="majorHAnsi" w:cstheme="majorBidi" w:eastAsiaTheme="majorEastAsia" w:hAnsiTheme="majorHAnsi"/>
+        <w:rFonts w:asciiTheme="majorHAnsi" w:cstheme="majorBidi" w:hAnsiTheme="majorHAnsi" w:eastAsia="黑体"/>
         <w:b/>
         <w:bCs/>
       </w:rPr>
     </w:tblStylePr>
     <w:tblStylePr w:type="lastCol">
       <w:rPr>
-        <w:rFonts w:asciiTheme="majorHAnsi" w:cstheme="majorBidi" w:eastAsiaTheme="majorEastAsia" w:hAnsiTheme="majorHAnsi"/>
+        <w:rFonts w:asciiTheme="majorHAnsi" w:cstheme="majorBidi" w:hAnsiTheme="majorHAnsi" w:eastAsia="黑体"/>
         <w:b/>
         <w:bCs/>
       </w:rPr>
@@ -6753,7 +7100,7 @@
         <w:spacing w:after="0" w:before="0" w:line="240" w:lineRule="auto"/>
       </w:pPr>
       <w:rPr>
-        <w:rFonts w:asciiTheme="majorHAnsi" w:cstheme="majorBidi" w:eastAsiaTheme="majorEastAsia" w:hAnsiTheme="majorHAnsi"/>
+        <w:rFonts w:asciiTheme="majorHAnsi" w:cstheme="majorBidi" w:hAnsiTheme="majorHAnsi" w:eastAsia="黑体"/>
         <w:b/>
         <w:bCs/>
       </w:rPr>
@@ -6774,7 +7121,7 @@
         <w:spacing w:after="0" w:before="0" w:line="240" w:lineRule="auto"/>
       </w:pPr>
       <w:rPr>
-        <w:rFonts w:asciiTheme="majorHAnsi" w:cstheme="majorBidi" w:eastAsiaTheme="majorEastAsia" w:hAnsiTheme="majorHAnsi"/>
+        <w:rFonts w:asciiTheme="majorHAnsi" w:cstheme="majorBidi" w:hAnsiTheme="majorHAnsi" w:eastAsia="黑体"/>
         <w:b/>
         <w:bCs/>
       </w:rPr>
@@ -6792,14 +7139,14 @@
     </w:tblStylePr>
     <w:tblStylePr w:type="firstCol">
       <w:rPr>
-        <w:rFonts w:asciiTheme="majorHAnsi" w:cstheme="majorBidi" w:eastAsiaTheme="majorEastAsia" w:hAnsiTheme="majorHAnsi"/>
+        <w:rFonts w:asciiTheme="majorHAnsi" w:cstheme="majorBidi" w:hAnsiTheme="majorHAnsi" w:eastAsia="黑体"/>
         <w:b/>
         <w:bCs/>
       </w:rPr>
     </w:tblStylePr>
     <w:tblStylePr w:type="lastCol">
       <w:rPr>
-        <w:rFonts w:asciiTheme="majorHAnsi" w:cstheme="majorBidi" w:eastAsiaTheme="majorEastAsia" w:hAnsiTheme="majorHAnsi"/>
+        <w:rFonts w:asciiTheme="majorHAnsi" w:cstheme="majorBidi" w:hAnsiTheme="majorHAnsi" w:eastAsia="黑体"/>
         <w:b/>
         <w:bCs/>
       </w:rPr>
@@ -6882,6 +7229,7 @@
         <w:spacing w:after="0" w:before="0" w:line="240" w:lineRule="auto"/>
       </w:pPr>
       <w:rPr>
+        <w:rFonts w:eastAsia="黑体"/>
         <w:b/>
         <w:bCs/>
         <w:color w:themeColor="background1" w:val="FFFFFF"/>
@@ -6904,6 +7252,7 @@
         <w:spacing w:after="0" w:before="0" w:line="240" w:lineRule="auto"/>
       </w:pPr>
       <w:rPr>
+        <w:rFonts w:eastAsia="黑体"/>
         <w:b/>
         <w:bCs/>
       </w:rPr>
@@ -6921,12 +7270,14 @@
     </w:tblStylePr>
     <w:tblStylePr w:type="firstCol">
       <w:rPr>
+        <w:rFonts w:eastAsia="黑体"/>
         <w:b/>
         <w:bCs/>
       </w:rPr>
     </w:tblStylePr>
     <w:tblStylePr w:type="lastCol">
       <w:rPr>
+        <w:rFonts w:eastAsia="黑体"/>
         <w:b/>
         <w:bCs/>
       </w:rPr>
@@ -6988,6 +7339,7 @@
         <w:spacing w:after="0" w:before="0" w:line="240" w:lineRule="auto"/>
       </w:pPr>
       <w:rPr>
+        <w:rFonts w:eastAsia="黑体"/>
         <w:b/>
         <w:bCs/>
         <w:color w:themeColor="background1" w:val="FFFFFF"/>
@@ -7010,6 +7362,7 @@
         <w:spacing w:after="0" w:before="0" w:line="240" w:lineRule="auto"/>
       </w:pPr>
       <w:rPr>
+        <w:rFonts w:eastAsia="黑体"/>
         <w:b/>
         <w:bCs/>
       </w:rPr>
@@ -7027,12 +7380,14 @@
     </w:tblStylePr>
     <w:tblStylePr w:type="firstCol">
       <w:rPr>
+        <w:rFonts w:eastAsia="黑体"/>
         <w:b/>
         <w:bCs/>
       </w:rPr>
     </w:tblStylePr>
     <w:tblStylePr w:type="lastCol">
       <w:rPr>
+        <w:rFonts w:eastAsia="黑体"/>
         <w:b/>
         <w:bCs/>
       </w:rPr>
@@ -7094,6 +7449,7 @@
         <w:spacing w:after="0" w:before="0" w:line="240" w:lineRule="auto"/>
       </w:pPr>
       <w:rPr>
+        <w:rFonts w:eastAsia="黑体"/>
         <w:b/>
         <w:bCs/>
         <w:color w:themeColor="background1" w:val="FFFFFF"/>
@@ -7116,6 +7472,7 @@
         <w:spacing w:after="0" w:before="0" w:line="240" w:lineRule="auto"/>
       </w:pPr>
       <w:rPr>
+        <w:rFonts w:eastAsia="黑体"/>
         <w:b/>
         <w:bCs/>
       </w:rPr>
@@ -7133,12 +7490,14 @@
     </w:tblStylePr>
     <w:tblStylePr w:type="firstCol">
       <w:rPr>
+        <w:rFonts w:eastAsia="黑体"/>
         <w:b/>
         <w:bCs/>
       </w:rPr>
     </w:tblStylePr>
     <w:tblStylePr w:type="lastCol">
       <w:rPr>
+        <w:rFonts w:eastAsia="黑体"/>
         <w:b/>
         <w:bCs/>
       </w:rPr>
@@ -7200,6 +7559,7 @@
         <w:spacing w:after="0" w:before="0" w:line="240" w:lineRule="auto"/>
       </w:pPr>
       <w:rPr>
+        <w:rFonts w:eastAsia="黑体"/>
         <w:b/>
         <w:bCs/>
         <w:color w:themeColor="background1" w:val="FFFFFF"/>
@@ -7222,6 +7582,7 @@
         <w:spacing w:after="0" w:before="0" w:line="240" w:lineRule="auto"/>
       </w:pPr>
       <w:rPr>
+        <w:rFonts w:eastAsia="黑体"/>
         <w:b/>
         <w:bCs/>
       </w:rPr>
@@ -7239,12 +7600,14 @@
     </w:tblStylePr>
     <w:tblStylePr w:type="firstCol">
       <w:rPr>
+        <w:rFonts w:eastAsia="黑体"/>
         <w:b/>
         <w:bCs/>
       </w:rPr>
     </w:tblStylePr>
     <w:tblStylePr w:type="lastCol">
       <w:rPr>
+        <w:rFonts w:eastAsia="黑体"/>
         <w:b/>
         <w:bCs/>
       </w:rPr>
@@ -7306,6 +7669,7 @@
         <w:spacing w:after="0" w:before="0" w:line="240" w:lineRule="auto"/>
       </w:pPr>
       <w:rPr>
+        <w:rFonts w:eastAsia="黑体"/>
         <w:b/>
         <w:bCs/>
         <w:color w:themeColor="background1" w:val="FFFFFF"/>
@@ -7328,6 +7692,7 @@
         <w:spacing w:after="0" w:before="0" w:line="240" w:lineRule="auto"/>
       </w:pPr>
       <w:rPr>
+        <w:rFonts w:eastAsia="黑体"/>
         <w:b/>
         <w:bCs/>
       </w:rPr>
@@ -7345,12 +7710,14 @@
     </w:tblStylePr>
     <w:tblStylePr w:type="firstCol">
       <w:rPr>
+        <w:rFonts w:eastAsia="黑体"/>
         <w:b/>
         <w:bCs/>
       </w:rPr>
     </w:tblStylePr>
     <w:tblStylePr w:type="lastCol">
       <w:rPr>
+        <w:rFonts w:eastAsia="黑体"/>
         <w:b/>
         <w:bCs/>
       </w:rPr>
@@ -7412,6 +7779,7 @@
         <w:spacing w:after="0" w:before="0" w:line="240" w:lineRule="auto"/>
       </w:pPr>
       <w:rPr>
+        <w:rFonts w:eastAsia="黑体"/>
         <w:b/>
         <w:bCs/>
         <w:color w:themeColor="background1" w:val="FFFFFF"/>
@@ -7434,6 +7802,7 @@
         <w:spacing w:after="0" w:before="0" w:line="240" w:lineRule="auto"/>
       </w:pPr>
       <w:rPr>
+        <w:rFonts w:eastAsia="黑体"/>
         <w:b/>
         <w:bCs/>
       </w:rPr>
@@ -7451,12 +7820,14 @@
     </w:tblStylePr>
     <w:tblStylePr w:type="firstCol">
       <w:rPr>
+        <w:rFonts w:eastAsia="黑体"/>
         <w:b/>
         <w:bCs/>
       </w:rPr>
     </w:tblStylePr>
     <w:tblStylePr w:type="lastCol">
       <w:rPr>
+        <w:rFonts w:eastAsia="黑体"/>
         <w:b/>
         <w:bCs/>
       </w:rPr>
@@ -7518,6 +7889,7 @@
         <w:spacing w:after="0" w:before="0" w:line="240" w:lineRule="auto"/>
       </w:pPr>
       <w:rPr>
+        <w:rFonts w:eastAsia="黑体"/>
         <w:b/>
         <w:bCs/>
         <w:color w:themeColor="background1" w:val="FFFFFF"/>
@@ -7540,6 +7912,7 @@
         <w:spacing w:after="0" w:before="0" w:line="240" w:lineRule="auto"/>
       </w:pPr>
       <w:rPr>
+        <w:rFonts w:eastAsia="黑体"/>
         <w:b/>
         <w:bCs/>
       </w:rPr>
@@ -7557,12 +7930,14 @@
     </w:tblStylePr>
     <w:tblStylePr w:type="firstCol">
       <w:rPr>
+        <w:rFonts w:eastAsia="黑体"/>
         <w:b/>
         <w:bCs/>
       </w:rPr>
     </w:tblStylePr>
     <w:tblStylePr w:type="lastCol">
       <w:rPr>
+        <w:rFonts w:eastAsia="黑体"/>
         <w:b/>
         <w:bCs/>
       </w:rPr>
@@ -7621,6 +7996,7 @@
         <w:spacing w:after="0" w:before="0" w:line="240" w:lineRule="auto"/>
       </w:pPr>
       <w:rPr>
+        <w:rFonts w:eastAsia="黑体"/>
         <w:b/>
         <w:bCs/>
         <w:color w:themeColor="background1" w:val="FFFFFF"/>
@@ -7643,6 +8019,7 @@
         <w:spacing w:after="0" w:before="0" w:line="240" w:lineRule="auto"/>
       </w:pPr>
       <w:rPr>
+        <w:rFonts w:eastAsia="黑体"/>
         <w:color w:val="auto"/>
       </w:rPr>
       <w:tblPr/>
@@ -7660,6 +8037,7 @@
     </w:tblStylePr>
     <w:tblStylePr w:type="firstCol">
       <w:rPr>
+        <w:rFonts w:eastAsia="黑体"/>
         <w:b/>
         <w:bCs/>
         <w:color w:themeColor="background1" w:val="FFFFFF"/>
@@ -7679,6 +8057,7 @@
     </w:tblStylePr>
     <w:tblStylePr w:type="lastCol">
       <w:rPr>
+        <w:rFonts w:eastAsia="黑体"/>
         <w:b/>
         <w:bCs/>
         <w:color w:themeColor="background1" w:val="FFFFFF"/>
@@ -7727,6 +8106,7 @@
     </w:tblStylePr>
     <w:tblStylePr w:type="nwCell">
       <w:rPr>
+        <w:rFonts w:eastAsia="黑体"/>
         <w:color w:themeColor="background1" w:val="FFFFFF"/>
       </w:rPr>
       <w:tblPr/>
@@ -7770,6 +8150,7 @@
         <w:spacing w:after="0" w:before="0" w:line="240" w:lineRule="auto"/>
       </w:pPr>
       <w:rPr>
+        <w:rFonts w:eastAsia="黑体"/>
         <w:b/>
         <w:bCs/>
         <w:color w:themeColor="background1" w:val="FFFFFF"/>
@@ -7792,6 +8173,7 @@
         <w:spacing w:after="0" w:before="0" w:line="240" w:lineRule="auto"/>
       </w:pPr>
       <w:rPr>
+        <w:rFonts w:eastAsia="黑体"/>
         <w:color w:val="auto"/>
       </w:rPr>
       <w:tblPr/>
@@ -7809,6 +8191,7 @@
     </w:tblStylePr>
     <w:tblStylePr w:type="firstCol">
       <w:rPr>
+        <w:rFonts w:eastAsia="黑体"/>
         <w:b/>
         <w:bCs/>
         <w:color w:themeColor="background1" w:val="FFFFFF"/>
@@ -7828,6 +8211,7 @@
     </w:tblStylePr>
     <w:tblStylePr w:type="lastCol">
       <w:rPr>
+        <w:rFonts w:eastAsia="黑体"/>
         <w:b/>
         <w:bCs/>
         <w:color w:themeColor="background1" w:val="FFFFFF"/>
@@ -7876,6 +8260,7 @@
     </w:tblStylePr>
     <w:tblStylePr w:type="nwCell">
       <w:rPr>
+        <w:rFonts w:eastAsia="黑体"/>
         <w:color w:themeColor="background1" w:val="FFFFFF"/>
       </w:rPr>
       <w:tblPr/>
@@ -7919,6 +8304,7 @@
         <w:spacing w:after="0" w:before="0" w:line="240" w:lineRule="auto"/>
       </w:pPr>
       <w:rPr>
+        <w:rFonts w:eastAsia="黑体"/>
         <w:b/>
         <w:bCs/>
         <w:color w:themeColor="background1" w:val="FFFFFF"/>
@@ -7941,6 +8327,7 @@
         <w:spacing w:after="0" w:before="0" w:line="240" w:lineRule="auto"/>
       </w:pPr>
       <w:rPr>
+        <w:rFonts w:eastAsia="黑体"/>
         <w:color w:val="auto"/>
       </w:rPr>
       <w:tblPr/>
@@ -7958,6 +8345,7 @@
     </w:tblStylePr>
     <w:tblStylePr w:type="firstCol">
       <w:rPr>
+        <w:rFonts w:eastAsia="黑体"/>
         <w:b/>
         <w:bCs/>
         <w:color w:themeColor="background1" w:val="FFFFFF"/>
@@ -7977,6 +8365,7 @@
     </w:tblStylePr>
     <w:tblStylePr w:type="lastCol">
       <w:rPr>
+        <w:rFonts w:eastAsia="黑体"/>
         <w:b/>
         <w:bCs/>
         <w:color w:themeColor="background1" w:val="FFFFFF"/>
@@ -8025,6 +8414,7 @@
     </w:tblStylePr>
     <w:tblStylePr w:type="nwCell">
       <w:rPr>
+        <w:rFonts w:eastAsia="黑体"/>
         <w:color w:themeColor="background1" w:val="FFFFFF"/>
       </w:rPr>
       <w:tblPr/>
@@ -8068,6 +8458,7 @@
         <w:spacing w:after="0" w:before="0" w:line="240" w:lineRule="auto"/>
       </w:pPr>
       <w:rPr>
+        <w:rFonts w:eastAsia="黑体"/>
         <w:b/>
         <w:bCs/>
         <w:color w:themeColor="background1" w:val="FFFFFF"/>
@@ -8090,6 +8481,7 @@
         <w:spacing w:after="0" w:before="0" w:line="240" w:lineRule="auto"/>
       </w:pPr>
       <w:rPr>
+        <w:rFonts w:eastAsia="黑体"/>
         <w:color w:val="auto"/>
       </w:rPr>
       <w:tblPr/>
@@ -8107,6 +8499,7 @@
     </w:tblStylePr>
     <w:tblStylePr w:type="firstCol">
       <w:rPr>
+        <w:rFonts w:eastAsia="黑体"/>
         <w:b/>
         <w:bCs/>
         <w:color w:themeColor="background1" w:val="FFFFFF"/>
@@ -8126,6 +8519,7 @@
     </w:tblStylePr>
     <w:tblStylePr w:type="lastCol">
       <w:rPr>
+        <w:rFonts w:eastAsia="黑体"/>
         <w:b/>
         <w:bCs/>
         <w:color w:themeColor="background1" w:val="FFFFFF"/>
@@ -8174,6 +8568,7 @@
     </w:tblStylePr>
     <w:tblStylePr w:type="nwCell">
       <w:rPr>
+        <w:rFonts w:eastAsia="黑体"/>
         <w:color w:themeColor="background1" w:val="FFFFFF"/>
       </w:rPr>
       <w:tblPr/>
@@ -8217,6 +8612,7 @@
         <w:spacing w:after="0" w:before="0" w:line="240" w:lineRule="auto"/>
       </w:pPr>
       <w:rPr>
+        <w:rFonts w:eastAsia="黑体"/>
         <w:b/>
         <w:bCs/>
         <w:color w:themeColor="background1" w:val="FFFFFF"/>
@@ -8239,6 +8635,7 @@
         <w:spacing w:after="0" w:before="0" w:line="240" w:lineRule="auto"/>
       </w:pPr>
       <w:rPr>
+        <w:rFonts w:eastAsia="黑体"/>
         <w:color w:val="auto"/>
       </w:rPr>
       <w:tblPr/>
@@ -8256,6 +8653,7 @@
     </w:tblStylePr>
     <w:tblStylePr w:type="firstCol">
       <w:rPr>
+        <w:rFonts w:eastAsia="黑体"/>
         <w:b/>
         <w:bCs/>
         <w:color w:themeColor="background1" w:val="FFFFFF"/>
@@ -8275,6 +8673,7 @@
     </w:tblStylePr>
     <w:tblStylePr w:type="lastCol">
       <w:rPr>
+        <w:rFonts w:eastAsia="黑体"/>
         <w:b/>
         <w:bCs/>
         <w:color w:themeColor="background1" w:val="FFFFFF"/>
@@ -8323,6 +8722,7 @@
     </w:tblStylePr>
     <w:tblStylePr w:type="nwCell">
       <w:rPr>
+        <w:rFonts w:eastAsia="黑体"/>
         <w:color w:themeColor="background1" w:val="FFFFFF"/>
       </w:rPr>
       <w:tblPr/>
@@ -8366,6 +8766,7 @@
         <w:spacing w:after="0" w:before="0" w:line="240" w:lineRule="auto"/>
       </w:pPr>
       <w:rPr>
+        <w:rFonts w:eastAsia="黑体"/>
         <w:b/>
         <w:bCs/>
         <w:color w:themeColor="background1" w:val="FFFFFF"/>
@@ -8388,6 +8789,7 @@
         <w:spacing w:after="0" w:before="0" w:line="240" w:lineRule="auto"/>
       </w:pPr>
       <w:rPr>
+        <w:rFonts w:eastAsia="黑体"/>
         <w:color w:val="auto"/>
       </w:rPr>
       <w:tblPr/>
@@ -8405,6 +8807,7 @@
     </w:tblStylePr>
     <w:tblStylePr w:type="firstCol">
       <w:rPr>
+        <w:rFonts w:eastAsia="黑体"/>
         <w:b/>
         <w:bCs/>
         <w:color w:themeColor="background1" w:val="FFFFFF"/>
@@ -8424,6 +8827,7 @@
     </w:tblStylePr>
     <w:tblStylePr w:type="lastCol">
       <w:rPr>
+        <w:rFonts w:eastAsia="黑体"/>
         <w:b/>
         <w:bCs/>
         <w:color w:themeColor="background1" w:val="FFFFFF"/>
@@ -8472,6 +8876,7 @@
     </w:tblStylePr>
     <w:tblStylePr w:type="nwCell">
       <w:rPr>
+        <w:rFonts w:eastAsia="黑体"/>
         <w:color w:themeColor="background1" w:val="FFFFFF"/>
       </w:rPr>
       <w:tblPr/>
@@ -8515,6 +8920,7 @@
         <w:spacing w:after="0" w:before="0" w:line="240" w:lineRule="auto"/>
       </w:pPr>
       <w:rPr>
+        <w:rFonts w:eastAsia="黑体"/>
         <w:b/>
         <w:bCs/>
         <w:color w:themeColor="background1" w:val="FFFFFF"/>
@@ -8537,6 +8943,7 @@
         <w:spacing w:after="0" w:before="0" w:line="240" w:lineRule="auto"/>
       </w:pPr>
       <w:rPr>
+        <w:rFonts w:eastAsia="黑体"/>
         <w:color w:val="auto"/>
       </w:rPr>
       <w:tblPr/>
@@ -8554,6 +8961,7 @@
     </w:tblStylePr>
     <w:tblStylePr w:type="firstCol">
       <w:rPr>
+        <w:rFonts w:eastAsia="黑体"/>
         <w:b/>
         <w:bCs/>
         <w:color w:themeColor="background1" w:val="FFFFFF"/>
@@ -8573,6 +8981,7 @@
     </w:tblStylePr>
     <w:tblStylePr w:type="lastCol">
       <w:rPr>
+        <w:rFonts w:eastAsia="黑体"/>
         <w:b/>
         <w:bCs/>
         <w:color w:themeColor="background1" w:val="FFFFFF"/>
@@ -8621,6 +9030,7 @@
     </w:tblStylePr>
     <w:tblStylePr w:type="nwCell">
       <w:rPr>
+        <w:rFonts w:eastAsia="黑体"/>
         <w:color w:themeColor="background1" w:val="FFFFFF"/>
       </w:rPr>
       <w:tblPr/>
@@ -8645,6 +9055,7 @@
       <w:spacing w:after="0" w:line="240" w:lineRule="auto"/>
     </w:pPr>
     <w:rPr>
+      <w:rFonts w:eastAsia="黑体"/>
       <w:color w:themeColor="text1" w:val="000000"/>
     </w:rPr>
     <w:tblPr>
@@ -8664,7 +9075,7 @@
     </w:tblPr>
     <w:tblStylePr w:type="firstRow">
       <w:rPr>
-        <w:rFonts w:asciiTheme="majorHAnsi" w:cstheme="majorBidi" w:eastAsiaTheme="majorEastAsia" w:hAnsiTheme="majorHAnsi"/>
+        <w:rFonts w:asciiTheme="majorHAnsi" w:cstheme="majorBidi" w:hAnsiTheme="majorHAnsi" w:eastAsia="黑体"/>
       </w:rPr>
       <w:tblPr/>
       <w:tcPr>
@@ -8676,6 +9087,7 @@
     </w:tblStylePr>
     <w:tblStylePr w:type="lastRow">
       <w:rPr>
+        <w:rFonts w:eastAsia="黑体"/>
         <w:b/>
         <w:bCs/>
         <w:color w:themeColor="text2" w:val="1F497D"/>
@@ -8690,12 +9102,14 @@
     </w:tblStylePr>
     <w:tblStylePr w:type="firstCol">
       <w:rPr>
+        <w:rFonts w:eastAsia="黑体"/>
         <w:b/>
         <w:bCs/>
       </w:rPr>
     </w:tblStylePr>
     <w:tblStylePr w:type="lastCol">
       <w:rPr>
+        <w:rFonts w:eastAsia="黑体"/>
         <w:b/>
         <w:bCs/>
       </w:rPr>
@@ -8729,6 +9143,7 @@
       <w:spacing w:after="0" w:line="240" w:lineRule="auto"/>
     </w:pPr>
     <w:rPr>
+      <w:rFonts w:eastAsia="黑体"/>
       <w:color w:themeColor="text1" w:val="000000"/>
     </w:rPr>
     <w:tblPr>
@@ -8748,7 +9163,7 @@
     </w:tblPr>
     <w:tblStylePr w:type="firstRow">
       <w:rPr>
-        <w:rFonts w:asciiTheme="majorHAnsi" w:cstheme="majorBidi" w:eastAsiaTheme="majorEastAsia" w:hAnsiTheme="majorHAnsi"/>
+        <w:rFonts w:asciiTheme="majorHAnsi" w:cstheme="majorBidi" w:hAnsiTheme="majorHAnsi" w:eastAsia="黑体"/>
       </w:rPr>
       <w:tblPr/>
       <w:tcPr>
@@ -8760,6 +9175,7 @@
     </w:tblStylePr>
     <w:tblStylePr w:type="lastRow">
       <w:rPr>
+        <w:rFonts w:eastAsia="黑体"/>
         <w:b/>
         <w:bCs/>
         <w:color w:themeColor="text2" w:val="1F497D"/>
@@ -8774,12 +9190,14 @@
     </w:tblStylePr>
     <w:tblStylePr w:type="firstCol">
       <w:rPr>
+        <w:rFonts w:eastAsia="黑体"/>
         <w:b/>
         <w:bCs/>
       </w:rPr>
     </w:tblStylePr>
     <w:tblStylePr w:type="lastCol">
       <w:rPr>
+        <w:rFonts w:eastAsia="黑体"/>
         <w:b/>
         <w:bCs/>
       </w:rPr>
@@ -8813,6 +9231,7 @@
       <w:spacing w:after="0" w:line="240" w:lineRule="auto"/>
     </w:pPr>
     <w:rPr>
+      <w:rFonts w:eastAsia="黑体"/>
       <w:color w:themeColor="text1" w:val="000000"/>
     </w:rPr>
     <w:tblPr>
@@ -8832,7 +9251,7 @@
     </w:tblPr>
     <w:tblStylePr w:type="firstRow">
       <w:rPr>
-        <w:rFonts w:asciiTheme="majorHAnsi" w:cstheme="majorBidi" w:eastAsiaTheme="majorEastAsia" w:hAnsiTheme="majorHAnsi"/>
+        <w:rFonts w:asciiTheme="majorHAnsi" w:cstheme="majorBidi" w:hAnsiTheme="majorHAnsi" w:eastAsia="黑体"/>
       </w:rPr>
       <w:tblPr/>
       <w:tcPr>
@@ -8844,6 +9263,7 @@
     </w:tblStylePr>
     <w:tblStylePr w:type="lastRow">
       <w:rPr>
+        <w:rFonts w:eastAsia="黑体"/>
         <w:b/>
         <w:bCs/>
         <w:color w:themeColor="text2" w:val="1F497D"/>
@@ -8858,12 +9278,14 @@
     </w:tblStylePr>
     <w:tblStylePr w:type="firstCol">
       <w:rPr>
+        <w:rFonts w:eastAsia="黑体"/>
         <w:b/>
         <w:bCs/>
       </w:rPr>
     </w:tblStylePr>
     <w:tblStylePr w:type="lastCol">
       <w:rPr>
+        <w:rFonts w:eastAsia="黑体"/>
         <w:b/>
         <w:bCs/>
       </w:rPr>
@@ -8897,6 +9319,7 @@
       <w:spacing w:after="0" w:line="240" w:lineRule="auto"/>
     </w:pPr>
     <w:rPr>
+      <w:rFonts w:eastAsia="黑体"/>
       <w:color w:themeColor="text1" w:val="000000"/>
     </w:rPr>
     <w:tblPr>
@@ -8916,7 +9339,7 @@
     </w:tblPr>
     <w:tblStylePr w:type="firstRow">
       <w:rPr>
-        <w:rFonts w:asciiTheme="majorHAnsi" w:cstheme="majorBidi" w:eastAsiaTheme="majorEastAsia" w:hAnsiTheme="majorHAnsi"/>
+        <w:rFonts w:asciiTheme="majorHAnsi" w:cstheme="majorBidi" w:hAnsiTheme="majorHAnsi" w:eastAsia="黑体"/>
       </w:rPr>
       <w:tblPr/>
       <w:tcPr>
@@ -8928,6 +9351,7 @@
     </w:tblStylePr>
     <w:tblStylePr w:type="lastRow">
       <w:rPr>
+        <w:rFonts w:eastAsia="黑体"/>
         <w:b/>
         <w:bCs/>
         <w:color w:themeColor="text2" w:val="1F497D"/>
@@ -8942,12 +9366,14 @@
     </w:tblStylePr>
     <w:tblStylePr w:type="firstCol">
       <w:rPr>
+        <w:rFonts w:eastAsia="黑体"/>
         <w:b/>
         <w:bCs/>
       </w:rPr>
     </w:tblStylePr>
     <w:tblStylePr w:type="lastCol">
       <w:rPr>
+        <w:rFonts w:eastAsia="黑体"/>
         <w:b/>
         <w:bCs/>
       </w:rPr>
@@ -8981,6 +9407,7 @@
       <w:spacing w:after="0" w:line="240" w:lineRule="auto"/>
     </w:pPr>
     <w:rPr>
+      <w:rFonts w:eastAsia="黑体"/>
       <w:color w:themeColor="text1" w:val="000000"/>
     </w:rPr>
     <w:tblPr>
@@ -9000,7 +9427,7 @@
     </w:tblPr>
     <w:tblStylePr w:type="firstRow">
       <w:rPr>
-        <w:rFonts w:asciiTheme="majorHAnsi" w:cstheme="majorBidi" w:eastAsiaTheme="majorEastAsia" w:hAnsiTheme="majorHAnsi"/>
+        <w:rFonts w:asciiTheme="majorHAnsi" w:cstheme="majorBidi" w:hAnsiTheme="majorHAnsi" w:eastAsia="黑体"/>
       </w:rPr>
       <w:tblPr/>
       <w:tcPr>
@@ -9012,6 +9439,7 @@
     </w:tblStylePr>
     <w:tblStylePr w:type="lastRow">
       <w:rPr>
+        <w:rFonts w:eastAsia="黑体"/>
         <w:b/>
         <w:bCs/>
         <w:color w:themeColor="text2" w:val="1F497D"/>
@@ -9026,12 +9454,14 @@
     </w:tblStylePr>
     <w:tblStylePr w:type="firstCol">
       <w:rPr>
+        <w:rFonts w:eastAsia="黑体"/>
         <w:b/>
         <w:bCs/>
       </w:rPr>
     </w:tblStylePr>
     <w:tblStylePr w:type="lastCol">
       <w:rPr>
+        <w:rFonts w:eastAsia="黑体"/>
         <w:b/>
         <w:bCs/>
       </w:rPr>
@@ -9065,6 +9495,7 @@
       <w:spacing w:after="0" w:line="240" w:lineRule="auto"/>
     </w:pPr>
     <w:rPr>
+      <w:rFonts w:eastAsia="黑体"/>
       <w:color w:themeColor="text1" w:val="000000"/>
     </w:rPr>
     <w:tblPr>
@@ -9084,7 +9515,7 @@
     </w:tblPr>
     <w:tblStylePr w:type="firstRow">
       <w:rPr>
-        <w:rFonts w:asciiTheme="majorHAnsi" w:cstheme="majorBidi" w:eastAsiaTheme="majorEastAsia" w:hAnsiTheme="majorHAnsi"/>
+        <w:rFonts w:asciiTheme="majorHAnsi" w:cstheme="majorBidi" w:hAnsiTheme="majorHAnsi" w:eastAsia="黑体"/>
       </w:rPr>
       <w:tblPr/>
       <w:tcPr>
@@ -9096,6 +9527,7 @@
     </w:tblStylePr>
     <w:tblStylePr w:type="lastRow">
       <w:rPr>
+        <w:rFonts w:eastAsia="黑体"/>
         <w:b/>
         <w:bCs/>
         <w:color w:themeColor="text2" w:val="1F497D"/>
@@ -9110,12 +9542,14 @@
     </w:tblStylePr>
     <w:tblStylePr w:type="firstCol">
       <w:rPr>
+        <w:rFonts w:eastAsia="黑体"/>
         <w:b/>
         <w:bCs/>
       </w:rPr>
     </w:tblStylePr>
     <w:tblStylePr w:type="lastCol">
       <w:rPr>
+        <w:rFonts w:eastAsia="黑体"/>
         <w:b/>
         <w:bCs/>
       </w:rPr>
@@ -9149,6 +9583,7 @@
       <w:spacing w:after="0" w:line="240" w:lineRule="auto"/>
     </w:pPr>
     <w:rPr>
+      <w:rFonts w:eastAsia="黑体"/>
       <w:color w:themeColor="text1" w:val="000000"/>
     </w:rPr>
     <w:tblPr>
@@ -9168,7 +9603,7 @@
     </w:tblPr>
     <w:tblStylePr w:type="firstRow">
       <w:rPr>
-        <w:rFonts w:asciiTheme="majorHAnsi" w:cstheme="majorBidi" w:eastAsiaTheme="majorEastAsia" w:hAnsiTheme="majorHAnsi"/>
+        <w:rFonts w:asciiTheme="majorHAnsi" w:cstheme="majorBidi" w:hAnsiTheme="majorHAnsi" w:eastAsia="黑体"/>
       </w:rPr>
       <w:tblPr/>
       <w:tcPr>
@@ -9180,6 +9615,7 @@
     </w:tblStylePr>
     <w:tblStylePr w:type="lastRow">
       <w:rPr>
+        <w:rFonts w:eastAsia="黑体"/>
         <w:b/>
         <w:bCs/>
         <w:color w:themeColor="text2" w:val="1F497D"/>
@@ -9194,12 +9630,14 @@
     </w:tblStylePr>
     <w:tblStylePr w:type="firstCol">
       <w:rPr>
+        <w:rFonts w:eastAsia="黑体"/>
         <w:b/>
         <w:bCs/>
       </w:rPr>
     </w:tblStylePr>
     <w:tblStylePr w:type="lastCol">
       <w:rPr>
+        <w:rFonts w:eastAsia="黑体"/>
         <w:b/>
         <w:bCs/>
       </w:rPr>
@@ -9233,7 +9671,7 @@
       <w:spacing w:after="0" w:line="240" w:lineRule="auto"/>
     </w:pPr>
     <w:rPr>
-      <w:rFonts w:asciiTheme="majorHAnsi" w:cstheme="majorBidi" w:eastAsiaTheme="majorEastAsia" w:hAnsiTheme="majorHAnsi"/>
+      <w:rFonts w:asciiTheme="majorHAnsi" w:cstheme="majorBidi" w:hAnsiTheme="majorHAnsi" w:eastAsia="黑体"/>
       <w:color w:themeColor="text1" w:val="000000"/>
     </w:rPr>
     <w:tblPr>
@@ -9255,6 +9693,7 @@
     </w:tblPr>
     <w:tblStylePr w:type="firstRow">
       <w:rPr>
+        <w:rFonts w:eastAsia="黑体"/>
         <w:sz w:val="24"/>
         <w:szCs w:val="24"/>
       </w:rPr>
@@ -9361,7 +9800,7 @@
       <w:spacing w:after="0" w:line="240" w:lineRule="auto"/>
     </w:pPr>
     <w:rPr>
-      <w:rFonts w:asciiTheme="majorHAnsi" w:cstheme="majorBidi" w:eastAsiaTheme="majorEastAsia" w:hAnsiTheme="majorHAnsi"/>
+      <w:rFonts w:asciiTheme="majorHAnsi" w:cstheme="majorBidi" w:hAnsiTheme="majorHAnsi" w:eastAsia="黑体"/>
       <w:color w:themeColor="text1" w:val="000000"/>
     </w:rPr>
     <w:tblPr>
@@ -9383,6 +9822,7 @@
     </w:tblPr>
     <w:tblStylePr w:type="firstRow">
       <w:rPr>
+        <w:rFonts w:eastAsia="黑体"/>
         <w:sz w:val="24"/>
         <w:szCs w:val="24"/>
       </w:rPr>
@@ -9489,7 +9929,7 @@
       <w:spacing w:after="0" w:line="240" w:lineRule="auto"/>
     </w:pPr>
     <w:rPr>
-      <w:rFonts w:asciiTheme="majorHAnsi" w:cstheme="majorBidi" w:eastAsiaTheme="majorEastAsia" w:hAnsiTheme="majorHAnsi"/>
+      <w:rFonts w:asciiTheme="majorHAnsi" w:cstheme="majorBidi" w:hAnsiTheme="majorHAnsi" w:eastAsia="黑体"/>
       <w:color w:themeColor="text1" w:val="000000"/>
     </w:rPr>
     <w:tblPr>
@@ -9511,6 +9951,7 @@
     </w:tblPr>
     <w:tblStylePr w:type="firstRow">
       <w:rPr>
+        <w:rFonts w:eastAsia="黑体"/>
         <w:sz w:val="24"/>
         <w:szCs w:val="24"/>
       </w:rPr>
@@ -9617,7 +10058,7 @@
       <w:spacing w:after="0" w:line="240" w:lineRule="auto"/>
     </w:pPr>
     <w:rPr>
-      <w:rFonts w:asciiTheme="majorHAnsi" w:cstheme="majorBidi" w:eastAsiaTheme="majorEastAsia" w:hAnsiTheme="majorHAnsi"/>
+      <w:rFonts w:asciiTheme="majorHAnsi" w:cstheme="majorBidi" w:hAnsiTheme="majorHAnsi" w:eastAsia="黑体"/>
       <w:color w:themeColor="text1" w:val="000000"/>
     </w:rPr>
     <w:tblPr>
@@ -9639,6 +10080,7 @@
     </w:tblPr>
     <w:tblStylePr w:type="firstRow">
       <w:rPr>
+        <w:rFonts w:eastAsia="黑体"/>
         <w:sz w:val="24"/>
         <w:szCs w:val="24"/>
       </w:rPr>
@@ -9745,7 +10187,7 @@
       <w:spacing w:after="0" w:line="240" w:lineRule="auto"/>
     </w:pPr>
     <w:rPr>
-      <w:rFonts w:asciiTheme="majorHAnsi" w:cstheme="majorBidi" w:eastAsiaTheme="majorEastAsia" w:hAnsiTheme="majorHAnsi"/>
+      <w:rFonts w:asciiTheme="majorHAnsi" w:cstheme="majorBidi" w:hAnsiTheme="majorHAnsi" w:eastAsia="黑体"/>
       <w:color w:themeColor="text1" w:val="000000"/>
     </w:rPr>
     <w:tblPr>
@@ -9767,6 +10209,7 @@
     </w:tblPr>
     <w:tblStylePr w:type="firstRow">
       <w:rPr>
+        <w:rFonts w:eastAsia="黑体"/>
         <w:sz w:val="24"/>
         <w:szCs w:val="24"/>
       </w:rPr>
@@ -9873,7 +10316,7 @@
       <w:spacing w:after="0" w:line="240" w:lineRule="auto"/>
     </w:pPr>
     <w:rPr>
-      <w:rFonts w:asciiTheme="majorHAnsi" w:cstheme="majorBidi" w:eastAsiaTheme="majorEastAsia" w:hAnsiTheme="majorHAnsi"/>
+      <w:rFonts w:asciiTheme="majorHAnsi" w:cstheme="majorBidi" w:hAnsiTheme="majorHAnsi" w:eastAsia="黑体"/>
       <w:color w:themeColor="text1" w:val="000000"/>
     </w:rPr>
     <w:tblPr>
@@ -9895,6 +10338,7 @@
     </w:tblPr>
     <w:tblStylePr w:type="firstRow">
       <w:rPr>
+        <w:rFonts w:eastAsia="黑体"/>
         <w:sz w:val="24"/>
         <w:szCs w:val="24"/>
       </w:rPr>
@@ -10001,7 +10445,7 @@
       <w:spacing w:after="0" w:line="240" w:lineRule="auto"/>
     </w:pPr>
     <w:rPr>
-      <w:rFonts w:asciiTheme="majorHAnsi" w:cstheme="majorBidi" w:eastAsiaTheme="majorEastAsia" w:hAnsiTheme="majorHAnsi"/>
+      <w:rFonts w:asciiTheme="majorHAnsi" w:cstheme="majorBidi" w:hAnsiTheme="majorHAnsi" w:eastAsia="黑体"/>
       <w:color w:themeColor="text1" w:val="000000"/>
     </w:rPr>
     <w:tblPr>
@@ -10023,6 +10467,7 @@
     </w:tblPr>
     <w:tblStylePr w:type="firstRow">
       <w:rPr>
+        <w:rFonts w:eastAsia="黑体"/>
         <w:sz w:val="24"/>
         <w:szCs w:val="24"/>
       </w:rPr>
@@ -10152,12 +10597,14 @@
     </w:tcPr>
     <w:tblStylePr w:type="firstRow">
       <w:rPr>
+        <w:rFonts w:eastAsia="黑体"/>
         <w:b/>
         <w:bCs/>
       </w:rPr>
     </w:tblStylePr>
     <w:tblStylePr w:type="lastRow">
       <w:rPr>
+        <w:rFonts w:eastAsia="黑体"/>
         <w:b/>
         <w:bCs/>
       </w:rPr>
@@ -10170,12 +10617,14 @@
     </w:tblStylePr>
     <w:tblStylePr w:type="firstCol">
       <w:rPr>
+        <w:rFonts w:eastAsia="黑体"/>
         <w:b/>
         <w:bCs/>
       </w:rPr>
     </w:tblStylePr>
     <w:tblStylePr w:type="lastCol">
       <w:rPr>
+        <w:rFonts w:eastAsia="黑体"/>
         <w:b/>
         <w:bCs/>
       </w:rPr>
@@ -10225,12 +10674,14 @@
     </w:tcPr>
     <w:tblStylePr w:type="firstRow">
       <w:rPr>
+        <w:rFonts w:eastAsia="黑体"/>
         <w:b/>
         <w:bCs/>
       </w:rPr>
     </w:tblStylePr>
     <w:tblStylePr w:type="lastRow">
       <w:rPr>
+        <w:rFonts w:eastAsia="黑体"/>
         <w:b/>
         <w:bCs/>
       </w:rPr>
@@ -10243,12 +10694,14 @@
     </w:tblStylePr>
     <w:tblStylePr w:type="firstCol">
       <w:rPr>
+        <w:rFonts w:eastAsia="黑体"/>
         <w:b/>
         <w:bCs/>
       </w:rPr>
     </w:tblStylePr>
     <w:tblStylePr w:type="lastCol">
       <w:rPr>
+        <w:rFonts w:eastAsia="黑体"/>
         <w:b/>
         <w:bCs/>
       </w:rPr>
@@ -10298,12 +10751,14 @@
     </w:tcPr>
     <w:tblStylePr w:type="firstRow">
       <w:rPr>
+        <w:rFonts w:eastAsia="黑体"/>
         <w:b/>
         <w:bCs/>
       </w:rPr>
     </w:tblStylePr>
     <w:tblStylePr w:type="lastRow">
       <w:rPr>
+        <w:rFonts w:eastAsia="黑体"/>
         <w:b/>
         <w:bCs/>
       </w:rPr>
@@ -10316,12 +10771,14 @@
     </w:tblStylePr>
     <w:tblStylePr w:type="firstCol">
       <w:rPr>
+        <w:rFonts w:eastAsia="黑体"/>
         <w:b/>
         <w:bCs/>
       </w:rPr>
     </w:tblStylePr>
     <w:tblStylePr w:type="lastCol">
       <w:rPr>
+        <w:rFonts w:eastAsia="黑体"/>
         <w:b/>
         <w:bCs/>
       </w:rPr>
@@ -10371,12 +10828,14 @@
     </w:tcPr>
     <w:tblStylePr w:type="firstRow">
       <w:rPr>
+        <w:rFonts w:eastAsia="黑体"/>
         <w:b/>
         <w:bCs/>
       </w:rPr>
     </w:tblStylePr>
     <w:tblStylePr w:type="lastRow">
       <w:rPr>
+        <w:rFonts w:eastAsia="黑体"/>
         <w:b/>
         <w:bCs/>
       </w:rPr>
@@ -10389,12 +10848,14 @@
     </w:tblStylePr>
     <w:tblStylePr w:type="firstCol">
       <w:rPr>
+        <w:rFonts w:eastAsia="黑体"/>
         <w:b/>
         <w:bCs/>
       </w:rPr>
     </w:tblStylePr>
     <w:tblStylePr w:type="lastCol">
       <w:rPr>
+        <w:rFonts w:eastAsia="黑体"/>
         <w:b/>
         <w:bCs/>
       </w:rPr>
@@ -10444,12 +10905,14 @@
     </w:tcPr>
     <w:tblStylePr w:type="firstRow">
       <w:rPr>
+        <w:rFonts w:eastAsia="黑体"/>
         <w:b/>
         <w:bCs/>
       </w:rPr>
     </w:tblStylePr>
     <w:tblStylePr w:type="lastRow">
       <w:rPr>
+        <w:rFonts w:eastAsia="黑体"/>
         <w:b/>
         <w:bCs/>
       </w:rPr>
@@ -10462,12 +10925,14 @@
     </w:tblStylePr>
     <w:tblStylePr w:type="firstCol">
       <w:rPr>
+        <w:rFonts w:eastAsia="黑体"/>
         <w:b/>
         <w:bCs/>
       </w:rPr>
     </w:tblStylePr>
     <w:tblStylePr w:type="lastCol">
       <w:rPr>
+        <w:rFonts w:eastAsia="黑体"/>
         <w:b/>
         <w:bCs/>
       </w:rPr>
@@ -10517,12 +10982,14 @@
     </w:tcPr>
     <w:tblStylePr w:type="firstRow">
       <w:rPr>
+        <w:rFonts w:eastAsia="黑体"/>
         <w:b/>
         <w:bCs/>
       </w:rPr>
     </w:tblStylePr>
     <w:tblStylePr w:type="lastRow">
       <w:rPr>
+        <w:rFonts w:eastAsia="黑体"/>
         <w:b/>
         <w:bCs/>
       </w:rPr>
@@ -10535,12 +11002,14 @@
     </w:tblStylePr>
     <w:tblStylePr w:type="firstCol">
       <w:rPr>
+        <w:rFonts w:eastAsia="黑体"/>
         <w:b/>
         <w:bCs/>
       </w:rPr>
     </w:tblStylePr>
     <w:tblStylePr w:type="lastCol">
       <w:rPr>
+        <w:rFonts w:eastAsia="黑体"/>
         <w:b/>
         <w:bCs/>
       </w:rPr>
@@ -10590,12 +11059,14 @@
     </w:tcPr>
     <w:tblStylePr w:type="firstRow">
       <w:rPr>
+        <w:rFonts w:eastAsia="黑体"/>
         <w:b/>
         <w:bCs/>
       </w:rPr>
     </w:tblStylePr>
     <w:tblStylePr w:type="lastRow">
       <w:rPr>
+        <w:rFonts w:eastAsia="黑体"/>
         <w:b/>
         <w:bCs/>
       </w:rPr>
@@ -10608,12 +11079,14 @@
     </w:tblStylePr>
     <w:tblStylePr w:type="firstCol">
       <w:rPr>
+        <w:rFonts w:eastAsia="黑体"/>
         <w:b/>
         <w:bCs/>
       </w:rPr>
     </w:tblStylePr>
     <w:tblStylePr w:type="lastCol">
       <w:rPr>
+        <w:rFonts w:eastAsia="黑体"/>
         <w:b/>
         <w:bCs/>
       </w:rPr>
@@ -10640,7 +11113,7 @@
       <w:spacing w:after="0" w:line="240" w:lineRule="auto"/>
     </w:pPr>
     <w:rPr>
-      <w:rFonts w:asciiTheme="majorHAnsi" w:cstheme="majorBidi" w:eastAsiaTheme="majorEastAsia" w:hAnsiTheme="majorHAnsi"/>
+      <w:rFonts w:asciiTheme="majorHAnsi" w:cstheme="majorBidi" w:hAnsiTheme="majorHAnsi" w:eastAsia="黑体"/>
       <w:color w:themeColor="text1" w:val="000000"/>
     </w:rPr>
     <w:tblPr>
@@ -10667,6 +11140,7 @@
     </w:tcPr>
     <w:tblStylePr w:type="firstRow">
       <w:rPr>
+        <w:rFonts w:eastAsia="黑体"/>
         <w:b/>
         <w:bCs/>
         <w:color w:themeColor="text1" w:val="000000"/>
@@ -10678,6 +11152,7 @@
     </w:tblStylePr>
     <w:tblStylePr w:type="lastRow">
       <w:rPr>
+        <w:rFonts w:eastAsia="黑体"/>
         <w:b/>
         <w:bCs/>
         <w:color w:themeColor="text1" w:val="000000"/>
@@ -10697,6 +11172,7 @@
     </w:tblStylePr>
     <w:tblStylePr w:type="firstCol">
       <w:rPr>
+        <w:rFonts w:eastAsia="黑体"/>
         <w:b/>
         <w:bCs/>
         <w:color w:themeColor="text1" w:val="000000"/>
@@ -10716,6 +11192,7 @@
     </w:tblStylePr>
     <w:tblStylePr w:type="lastCol">
       <w:rPr>
+        <w:rFonts w:eastAsia="黑体"/>
         <w:b w:val="0"/>
         <w:bCs w:val="0"/>
         <w:color w:themeColor="text1" w:val="000000"/>
@@ -10765,7 +11242,7 @@
       <w:spacing w:after="0" w:line="240" w:lineRule="auto"/>
     </w:pPr>
     <w:rPr>
-      <w:rFonts w:asciiTheme="majorHAnsi" w:cstheme="majorBidi" w:eastAsiaTheme="majorEastAsia" w:hAnsiTheme="majorHAnsi"/>
+      <w:rFonts w:asciiTheme="majorHAnsi" w:cstheme="majorBidi" w:hAnsiTheme="majorHAnsi" w:eastAsia="黑体"/>
       <w:color w:themeColor="text1" w:val="000000"/>
     </w:rPr>
     <w:tblPr>
@@ -10792,6 +11269,7 @@
     </w:tcPr>
     <w:tblStylePr w:type="firstRow">
       <w:rPr>
+        <w:rFonts w:eastAsia="黑体"/>
         <w:b/>
         <w:bCs/>
         <w:color w:themeColor="text1" w:val="000000"/>
@@ -10803,6 +11281,7 @@
     </w:tblStylePr>
     <w:tblStylePr w:type="lastRow">
       <w:rPr>
+        <w:rFonts w:eastAsia="黑体"/>
         <w:b/>
         <w:bCs/>
         <w:color w:themeColor="text1" w:val="000000"/>
@@ -10822,6 +11301,7 @@
     </w:tblStylePr>
     <w:tblStylePr w:type="firstCol">
       <w:rPr>
+        <w:rFonts w:eastAsia="黑体"/>
         <w:b/>
         <w:bCs/>
         <w:color w:themeColor="text1" w:val="000000"/>
@@ -10841,6 +11321,7 @@
     </w:tblStylePr>
     <w:tblStylePr w:type="lastCol">
       <w:rPr>
+        <w:rFonts w:eastAsia="黑体"/>
         <w:b w:val="0"/>
         <w:bCs w:val="0"/>
         <w:color w:themeColor="text1" w:val="000000"/>
@@ -10890,7 +11371,7 @@
       <w:spacing w:after="0" w:line="240" w:lineRule="auto"/>
     </w:pPr>
     <w:rPr>
-      <w:rFonts w:asciiTheme="majorHAnsi" w:cstheme="majorBidi" w:eastAsiaTheme="majorEastAsia" w:hAnsiTheme="majorHAnsi"/>
+      <w:rFonts w:asciiTheme="majorHAnsi" w:cstheme="majorBidi" w:hAnsiTheme="majorHAnsi" w:eastAsia="黑体"/>
       <w:color w:themeColor="text1" w:val="000000"/>
     </w:rPr>
     <w:tblPr>
@@ -10917,6 +11398,7 @@
     </w:tcPr>
     <w:tblStylePr w:type="firstRow">
       <w:rPr>
+        <w:rFonts w:eastAsia="黑体"/>
         <w:b/>
         <w:bCs/>
         <w:color w:themeColor="text1" w:val="000000"/>
@@ -10928,6 +11410,7 @@
     </w:tblStylePr>
     <w:tblStylePr w:type="lastRow">
       <w:rPr>
+        <w:rFonts w:eastAsia="黑体"/>
         <w:b/>
         <w:bCs/>
         <w:color w:themeColor="text1" w:val="000000"/>
@@ -10947,6 +11430,7 @@
     </w:tblStylePr>
     <w:tblStylePr w:type="firstCol">
       <w:rPr>
+        <w:rFonts w:eastAsia="黑体"/>
         <w:b/>
         <w:bCs/>
         <w:color w:themeColor="text1" w:val="000000"/>
@@ -10966,6 +11450,7 @@
     </w:tblStylePr>
     <w:tblStylePr w:type="lastCol">
       <w:rPr>
+        <w:rFonts w:eastAsia="黑体"/>
         <w:b w:val="0"/>
         <w:bCs w:val="0"/>
         <w:color w:themeColor="text1" w:val="000000"/>
@@ -11015,7 +11500,7 @@
       <w:spacing w:after="0" w:line="240" w:lineRule="auto"/>
     </w:pPr>
     <w:rPr>
-      <w:rFonts w:asciiTheme="majorHAnsi" w:cstheme="majorBidi" w:eastAsiaTheme="majorEastAsia" w:hAnsiTheme="majorHAnsi"/>
+      <w:rFonts w:asciiTheme="majorHAnsi" w:cstheme="majorBidi" w:hAnsiTheme="majorHAnsi" w:eastAsia="黑体"/>
       <w:color w:themeColor="text1" w:val="000000"/>
     </w:rPr>
     <w:tblPr>
@@ -11042,6 +11527,7 @@
     </w:tcPr>
     <w:tblStylePr w:type="firstRow">
       <w:rPr>
+        <w:rFonts w:eastAsia="黑体"/>
         <w:b/>
         <w:bCs/>
         <w:color w:themeColor="text1" w:val="000000"/>
@@ -11053,6 +11539,7 @@
     </w:tblStylePr>
     <w:tblStylePr w:type="lastRow">
       <w:rPr>
+        <w:rFonts w:eastAsia="黑体"/>
         <w:b/>
         <w:bCs/>
         <w:color w:themeColor="text1" w:val="000000"/>
@@ -11072,6 +11559,7 @@
     </w:tblStylePr>
     <w:tblStylePr w:type="firstCol">
       <w:rPr>
+        <w:rFonts w:eastAsia="黑体"/>
         <w:b/>
         <w:bCs/>
         <w:color w:themeColor="text1" w:val="000000"/>
@@ -11091,6 +11579,7 @@
     </w:tblStylePr>
     <w:tblStylePr w:type="lastCol">
       <w:rPr>
+        <w:rFonts w:eastAsia="黑体"/>
         <w:b w:val="0"/>
         <w:bCs w:val="0"/>
         <w:color w:themeColor="text1" w:val="000000"/>
@@ -11140,7 +11629,7 @@
       <w:spacing w:after="0" w:line="240" w:lineRule="auto"/>
     </w:pPr>
     <w:rPr>
-      <w:rFonts w:asciiTheme="majorHAnsi" w:cstheme="majorBidi" w:eastAsiaTheme="majorEastAsia" w:hAnsiTheme="majorHAnsi"/>
+      <w:rFonts w:asciiTheme="majorHAnsi" w:cstheme="majorBidi" w:hAnsiTheme="majorHAnsi" w:eastAsia="黑体"/>
       <w:color w:themeColor="text1" w:val="000000"/>
     </w:rPr>
     <w:tblPr>
@@ -11167,6 +11656,7 @@
     </w:tcPr>
     <w:tblStylePr w:type="firstRow">
       <w:rPr>
+        <w:rFonts w:eastAsia="黑体"/>
         <w:b/>
         <w:bCs/>
         <w:color w:themeColor="text1" w:val="000000"/>
@@ -11178,6 +11668,7 @@
     </w:tblStylePr>
     <w:tblStylePr w:type="lastRow">
       <w:rPr>
+        <w:rFonts w:eastAsia="黑体"/>
         <w:b/>
         <w:bCs/>
         <w:color w:themeColor="text1" w:val="000000"/>
@@ -11197,6 +11688,7 @@
     </w:tblStylePr>
     <w:tblStylePr w:type="firstCol">
       <w:rPr>
+        <w:rFonts w:eastAsia="黑体"/>
         <w:b/>
         <w:bCs/>
         <w:color w:themeColor="text1" w:val="000000"/>
@@ -11216,6 +11708,7 @@
     </w:tblStylePr>
     <w:tblStylePr w:type="lastCol">
       <w:rPr>
+        <w:rFonts w:eastAsia="黑体"/>
         <w:b w:val="0"/>
         <w:bCs w:val="0"/>
         <w:color w:themeColor="text1" w:val="000000"/>
@@ -11265,7 +11758,7 @@
       <w:spacing w:after="0" w:line="240" w:lineRule="auto"/>
     </w:pPr>
     <w:rPr>
-      <w:rFonts w:asciiTheme="majorHAnsi" w:cstheme="majorBidi" w:eastAsiaTheme="majorEastAsia" w:hAnsiTheme="majorHAnsi"/>
+      <w:rFonts w:asciiTheme="majorHAnsi" w:cstheme="majorBidi" w:hAnsiTheme="majorHAnsi" w:eastAsia="黑体"/>
       <w:color w:themeColor="text1" w:val="000000"/>
     </w:rPr>
     <w:tblPr>
@@ -11292,6 +11785,7 @@
     </w:tcPr>
     <w:tblStylePr w:type="firstRow">
       <w:rPr>
+        <w:rFonts w:eastAsia="黑体"/>
         <w:b/>
         <w:bCs/>
         <w:color w:themeColor="text1" w:val="000000"/>
@@ -11303,6 +11797,7 @@
     </w:tblStylePr>
     <w:tblStylePr w:type="lastRow">
       <w:rPr>
+        <w:rFonts w:eastAsia="黑体"/>
         <w:b/>
         <w:bCs/>
         <w:color w:themeColor="text1" w:val="000000"/>
@@ -11322,6 +11817,7 @@
     </w:tblStylePr>
     <w:tblStylePr w:type="firstCol">
       <w:rPr>
+        <w:rFonts w:eastAsia="黑体"/>
         <w:b/>
         <w:bCs/>
         <w:color w:themeColor="text1" w:val="000000"/>
@@ -11341,6 +11837,7 @@
     </w:tblStylePr>
     <w:tblStylePr w:type="lastCol">
       <w:rPr>
+        <w:rFonts w:eastAsia="黑体"/>
         <w:b w:val="0"/>
         <w:bCs w:val="0"/>
         <w:color w:themeColor="text1" w:val="000000"/>
@@ -11390,7 +11887,7 @@
       <w:spacing w:after="0" w:line="240" w:lineRule="auto"/>
     </w:pPr>
     <w:rPr>
-      <w:rFonts w:asciiTheme="majorHAnsi" w:cstheme="majorBidi" w:eastAsiaTheme="majorEastAsia" w:hAnsiTheme="majorHAnsi"/>
+      <w:rFonts w:asciiTheme="majorHAnsi" w:cstheme="majorBidi" w:hAnsiTheme="majorHAnsi" w:eastAsia="黑体"/>
       <w:color w:themeColor="text1" w:val="000000"/>
     </w:rPr>
     <w:tblPr>
@@ -11417,6 +11914,7 @@
     </w:tcPr>
     <w:tblStylePr w:type="firstRow">
       <w:rPr>
+        <w:rFonts w:eastAsia="黑体"/>
         <w:b/>
         <w:bCs/>
         <w:color w:themeColor="text1" w:val="000000"/>
@@ -11428,6 +11926,7 @@
     </w:tblStylePr>
     <w:tblStylePr w:type="lastRow">
       <w:rPr>
+        <w:rFonts w:eastAsia="黑体"/>
         <w:b/>
         <w:bCs/>
         <w:color w:themeColor="text1" w:val="000000"/>
@@ -11447,6 +11946,7 @@
     </w:tblStylePr>
     <w:tblStylePr w:type="firstCol">
       <w:rPr>
+        <w:rFonts w:eastAsia="黑体"/>
         <w:b/>
         <w:bCs/>
         <w:color w:themeColor="text1" w:val="000000"/>
@@ -11466,6 +11966,7 @@
     </w:tblStylePr>
     <w:tblStylePr w:type="lastCol">
       <w:rPr>
+        <w:rFonts w:eastAsia="黑体"/>
         <w:b w:val="0"/>
         <w:bCs w:val="0"/>
         <w:color w:themeColor="text1" w:val="000000"/>
@@ -11538,6 +12039,7 @@
     </w:tcPr>
     <w:tblStylePr w:type="firstRow">
       <w:rPr>
+        <w:rFonts w:eastAsia="黑体"/>
         <w:b/>
         <w:bCs/>
         <w:i w:val="0"/>
@@ -11559,6 +12061,7 @@
     </w:tblStylePr>
     <w:tblStylePr w:type="lastRow">
       <w:rPr>
+        <w:rFonts w:eastAsia="黑体"/>
         <w:b/>
         <w:bCs/>
         <w:i w:val="0"/>
@@ -11580,6 +12083,7 @@
     </w:tblStylePr>
     <w:tblStylePr w:type="firstCol">
       <w:rPr>
+        <w:rFonts w:eastAsia="黑体"/>
         <w:b/>
         <w:bCs/>
         <w:i w:val="0"/>
@@ -11599,6 +12103,7 @@
     </w:tblStylePr>
     <w:tblStylePr w:type="lastCol">
       <w:rPr>
+        <w:rFonts w:eastAsia="黑体"/>
         <w:b/>
         <w:bCs/>
         <w:i w:val="0"/>
@@ -11679,6 +12184,7 @@
     </w:tcPr>
     <w:tblStylePr w:type="firstRow">
       <w:rPr>
+        <w:rFonts w:eastAsia="黑体"/>
         <w:b/>
         <w:bCs/>
         <w:i w:val="0"/>
@@ -11700,6 +12206,7 @@
     </w:tblStylePr>
     <w:tblStylePr w:type="lastRow">
       <w:rPr>
+        <w:rFonts w:eastAsia="黑体"/>
         <w:b/>
         <w:bCs/>
         <w:i w:val="0"/>
@@ -11721,6 +12228,7 @@
     </w:tblStylePr>
     <w:tblStylePr w:type="firstCol">
       <w:rPr>
+        <w:rFonts w:eastAsia="黑体"/>
         <w:b/>
         <w:bCs/>
         <w:i w:val="0"/>
@@ -11740,6 +12248,7 @@
     </w:tblStylePr>
     <w:tblStylePr w:type="lastCol">
       <w:rPr>
+        <w:rFonts w:eastAsia="黑体"/>
         <w:b/>
         <w:bCs/>
         <w:i w:val="0"/>
@@ -11820,6 +12329,7 @@
     </w:tcPr>
     <w:tblStylePr w:type="firstRow">
       <w:rPr>
+        <w:rFonts w:eastAsia="黑体"/>
         <w:b/>
         <w:bCs/>
         <w:i w:val="0"/>
@@ -11841,6 +12351,7 @@
     </w:tblStylePr>
     <w:tblStylePr w:type="lastRow">
       <w:rPr>
+        <w:rFonts w:eastAsia="黑体"/>
         <w:b/>
         <w:bCs/>
         <w:i w:val="0"/>
@@ -11862,6 +12373,7 @@
     </w:tblStylePr>
     <w:tblStylePr w:type="firstCol">
       <w:rPr>
+        <w:rFonts w:eastAsia="黑体"/>
         <w:b/>
         <w:bCs/>
         <w:i w:val="0"/>
@@ -11881,6 +12393,7 @@
     </w:tblStylePr>
     <w:tblStylePr w:type="lastCol">
       <w:rPr>
+        <w:rFonts w:eastAsia="黑体"/>
         <w:b/>
         <w:bCs/>
         <w:i w:val="0"/>
@@ -11961,6 +12474,7 @@
     </w:tcPr>
     <w:tblStylePr w:type="firstRow">
       <w:rPr>
+        <w:rFonts w:eastAsia="黑体"/>
         <w:b/>
         <w:bCs/>
         <w:i w:val="0"/>
@@ -11982,6 +12496,7 @@
     </w:tblStylePr>
     <w:tblStylePr w:type="lastRow">
       <w:rPr>
+        <w:rFonts w:eastAsia="黑体"/>
         <w:b/>
         <w:bCs/>
         <w:i w:val="0"/>
@@ -12003,6 +12518,7 @@
     </w:tblStylePr>
     <w:tblStylePr w:type="firstCol">
       <w:rPr>
+        <w:rFonts w:eastAsia="黑体"/>
         <w:b/>
         <w:bCs/>
         <w:i w:val="0"/>
@@ -12022,6 +12538,7 @@
     </w:tblStylePr>
     <w:tblStylePr w:type="lastCol">
       <w:rPr>
+        <w:rFonts w:eastAsia="黑体"/>
         <w:b/>
         <w:bCs/>
         <w:i w:val="0"/>
@@ -12102,6 +12619,7 @@
     </w:tcPr>
     <w:tblStylePr w:type="firstRow">
       <w:rPr>
+        <w:rFonts w:eastAsia="黑体"/>
         <w:b/>
         <w:bCs/>
         <w:i w:val="0"/>
@@ -12123,6 +12641,7 @@
     </w:tblStylePr>
     <w:tblStylePr w:type="lastRow">
       <w:rPr>
+        <w:rFonts w:eastAsia="黑体"/>
         <w:b/>
         <w:bCs/>
         <w:i w:val="0"/>
@@ -12144,6 +12663,7 @@
     </w:tblStylePr>
     <w:tblStylePr w:type="firstCol">
       <w:rPr>
+        <w:rFonts w:eastAsia="黑体"/>
         <w:b/>
         <w:bCs/>
         <w:i w:val="0"/>
@@ -12163,6 +12683,7 @@
     </w:tblStylePr>
     <w:tblStylePr w:type="lastCol">
       <w:rPr>
+        <w:rFonts w:eastAsia="黑体"/>
         <w:b/>
         <w:bCs/>
         <w:i w:val="0"/>
@@ -12243,6 +12764,7 @@
     </w:tcPr>
     <w:tblStylePr w:type="firstRow">
       <w:rPr>
+        <w:rFonts w:eastAsia="黑体"/>
         <w:b/>
         <w:bCs/>
         <w:i w:val="0"/>
@@ -12264,6 +12786,7 @@
     </w:tblStylePr>
     <w:tblStylePr w:type="lastRow">
       <w:rPr>
+        <w:rFonts w:eastAsia="黑体"/>
         <w:b/>
         <w:bCs/>
         <w:i w:val="0"/>
@@ -12285,6 +12808,7 @@
     </w:tblStylePr>
     <w:tblStylePr w:type="firstCol">
       <w:rPr>
+        <w:rFonts w:eastAsia="黑体"/>
         <w:b/>
         <w:bCs/>
         <w:i w:val="0"/>
@@ -12304,6 +12828,7 @@
     </w:tblStylePr>
     <w:tblStylePr w:type="lastCol">
       <w:rPr>
+        <w:rFonts w:eastAsia="黑体"/>
         <w:b/>
         <w:bCs/>
         <w:i w:val="0"/>
@@ -12384,6 +12909,7 @@
     </w:tcPr>
     <w:tblStylePr w:type="firstRow">
       <w:rPr>
+        <w:rFonts w:eastAsia="黑体"/>
         <w:b/>
         <w:bCs/>
         <w:i w:val="0"/>
@@ -12405,6 +12931,7 @@
     </w:tblStylePr>
     <w:tblStylePr w:type="lastRow">
       <w:rPr>
+        <w:rFonts w:eastAsia="黑体"/>
         <w:b/>
         <w:bCs/>
         <w:i w:val="0"/>
@@ -12426,6 +12953,7 @@
     </w:tblStylePr>
     <w:tblStylePr w:type="firstCol">
       <w:rPr>
+        <w:rFonts w:eastAsia="黑体"/>
         <w:b/>
         <w:bCs/>
         <w:i w:val="0"/>
@@ -12445,6 +12973,7 @@
     </w:tblStylePr>
     <w:tblStylePr w:type="lastCol">
       <w:rPr>
+        <w:rFonts w:eastAsia="黑体"/>
         <w:b/>
         <w:bCs/>
         <w:i w:val="0"/>
@@ -12502,6 +13031,7 @@
       <w:spacing w:after="0" w:line="240" w:lineRule="auto"/>
     </w:pPr>
     <w:rPr>
+      <w:rFonts w:eastAsia="黑体"/>
       <w:color w:themeColor="background1" w:val="FFFFFF"/>
     </w:rPr>
     <w:tblPr>
@@ -12520,6 +13050,7 @@
     </w:tcPr>
     <w:tblStylePr w:type="firstRow">
       <w:rPr>
+        <w:rFonts w:eastAsia="黑体"/>
         <w:b/>
         <w:bCs/>
       </w:rPr>
@@ -12616,6 +13147,7 @@
       <w:spacing w:after="0" w:line="240" w:lineRule="auto"/>
     </w:pPr>
     <w:rPr>
+      <w:rFonts w:eastAsia="黑体"/>
       <w:color w:themeColor="background1" w:val="FFFFFF"/>
     </w:rPr>
     <w:tblPr>
@@ -12634,6 +13166,7 @@
     </w:tcPr>
     <w:tblStylePr w:type="firstRow">
       <w:rPr>
+        <w:rFonts w:eastAsia="黑体"/>
         <w:b/>
         <w:bCs/>
       </w:rPr>
@@ -12730,6 +13263,7 @@
       <w:spacing w:after="0" w:line="240" w:lineRule="auto"/>
     </w:pPr>
     <w:rPr>
+      <w:rFonts w:eastAsia="黑体"/>
       <w:color w:themeColor="background1" w:val="FFFFFF"/>
     </w:rPr>
     <w:tblPr>
@@ -12748,6 +13282,7 @@
     </w:tcPr>
     <w:tblStylePr w:type="firstRow">
       <w:rPr>
+        <w:rFonts w:eastAsia="黑体"/>
         <w:b/>
         <w:bCs/>
       </w:rPr>
@@ -12844,6 +13379,7 @@
       <w:spacing w:after="0" w:line="240" w:lineRule="auto"/>
     </w:pPr>
     <w:rPr>
+      <w:rFonts w:eastAsia="黑体"/>
       <w:color w:themeColor="background1" w:val="FFFFFF"/>
     </w:rPr>
     <w:tblPr>
@@ -12862,6 +13398,7 @@
     </w:tcPr>
     <w:tblStylePr w:type="firstRow">
       <w:rPr>
+        <w:rFonts w:eastAsia="黑体"/>
         <w:b/>
         <w:bCs/>
       </w:rPr>
@@ -12958,6 +13495,7 @@
       <w:spacing w:after="0" w:line="240" w:lineRule="auto"/>
     </w:pPr>
     <w:rPr>
+      <w:rFonts w:eastAsia="黑体"/>
       <w:color w:themeColor="background1" w:val="FFFFFF"/>
     </w:rPr>
     <w:tblPr>
@@ -12976,6 +13514,7 @@
     </w:tcPr>
     <w:tblStylePr w:type="firstRow">
       <w:rPr>
+        <w:rFonts w:eastAsia="黑体"/>
         <w:b/>
         <w:bCs/>
       </w:rPr>
@@ -13072,6 +13611,7 @@
       <w:spacing w:after="0" w:line="240" w:lineRule="auto"/>
     </w:pPr>
     <w:rPr>
+      <w:rFonts w:eastAsia="黑体"/>
       <w:color w:themeColor="background1" w:val="FFFFFF"/>
     </w:rPr>
     <w:tblPr>
@@ -13090,6 +13630,7 @@
     </w:tcPr>
     <w:tblStylePr w:type="firstRow">
       <w:rPr>
+        <w:rFonts w:eastAsia="黑体"/>
         <w:b/>
         <w:bCs/>
       </w:rPr>
@@ -13186,6 +13727,7 @@
       <w:spacing w:after="0" w:line="240" w:lineRule="auto"/>
     </w:pPr>
     <w:rPr>
+      <w:rFonts w:eastAsia="黑体"/>
       <w:color w:themeColor="background1" w:val="FFFFFF"/>
     </w:rPr>
     <w:tblPr>
@@ -13204,6 +13746,7 @@
     </w:tcPr>
     <w:tblStylePr w:type="firstRow">
       <w:rPr>
+        <w:rFonts w:eastAsia="黑体"/>
         <w:b/>
         <w:bCs/>
       </w:rPr>
@@ -13300,6 +13843,7 @@
       <w:spacing w:after="0" w:line="240" w:lineRule="auto"/>
     </w:pPr>
     <w:rPr>
+      <w:rFonts w:eastAsia="黑体"/>
       <w:color w:themeColor="text1" w:val="000000"/>
     </w:rPr>
     <w:tblPr>
@@ -13326,6 +13870,7 @@
     </w:tcPr>
     <w:tblStylePr w:type="firstRow">
       <w:rPr>
+        <w:rFonts w:eastAsia="黑体"/>
         <w:b/>
         <w:bCs/>
       </w:rPr>
@@ -13344,6 +13889,7 @@
     </w:tblStylePr>
     <w:tblStylePr w:type="lastRow">
       <w:rPr>
+        <w:rFonts w:eastAsia="黑体"/>
         <w:b/>
         <w:bCs/>
         <w:color w:themeColor="background1" w:val="FFFFFF"/>
@@ -13358,6 +13904,7 @@
     </w:tblStylePr>
     <w:tblStylePr w:type="firstCol">
       <w:rPr>
+        <w:rFonts w:eastAsia="黑体"/>
         <w:color w:themeColor="background1" w:val="FFFFFF"/>
       </w:rPr>
       <w:tblPr/>
@@ -13375,6 +13922,7 @@
     </w:tblStylePr>
     <w:tblStylePr w:type="lastCol">
       <w:rPr>
+        <w:rFonts w:eastAsia="黑体"/>
         <w:color w:themeColor="background1" w:val="FFFFFF"/>
       </w:rPr>
       <w:tblPr/>
@@ -13404,11 +13952,13 @@
     </w:tblStylePr>
     <w:tblStylePr w:type="neCell">
       <w:rPr>
+        <w:rFonts w:eastAsia="黑体"/>
         <w:color w:themeColor="text1" w:val="000000"/>
       </w:rPr>
     </w:tblStylePr>
     <w:tblStylePr w:type="nwCell">
       <w:rPr>
+        <w:rFonts w:eastAsia="黑体"/>
         <w:color w:themeColor="text1" w:val="000000"/>
       </w:rPr>
     </w:tblStylePr>
@@ -13422,6 +13972,7 @@
       <w:spacing w:after="0" w:line="240" w:lineRule="auto"/>
     </w:pPr>
     <w:rPr>
+      <w:rFonts w:eastAsia="黑体"/>
       <w:color w:themeColor="text1" w:val="000000"/>
     </w:rPr>
     <w:tblPr>
@@ -13448,6 +13999,7 @@
     </w:tcPr>
     <w:tblStylePr w:type="firstRow">
       <w:rPr>
+        <w:rFonts w:eastAsia="黑体"/>
         <w:b/>
         <w:bCs/>
       </w:rPr>
@@ -13466,6 +14018,7 @@
     </w:tblStylePr>
     <w:tblStylePr w:type="lastRow">
       <w:rPr>
+        <w:rFonts w:eastAsia="黑体"/>
         <w:b/>
         <w:bCs/>
         <w:color w:themeColor="background1" w:val="FFFFFF"/>
@@ -13480,6 +14033,7 @@
     </w:tblStylePr>
     <w:tblStylePr w:type="firstCol">
       <w:rPr>
+        <w:rFonts w:eastAsia="黑体"/>
         <w:color w:themeColor="background1" w:val="FFFFFF"/>
       </w:rPr>
       <w:tblPr/>
@@ -13497,6 +14051,7 @@
     </w:tblStylePr>
     <w:tblStylePr w:type="lastCol">
       <w:rPr>
+        <w:rFonts w:eastAsia="黑体"/>
         <w:color w:themeColor="background1" w:val="FFFFFF"/>
       </w:rPr>
       <w:tblPr/>
@@ -13526,11 +14081,13 @@
     </w:tblStylePr>
     <w:tblStylePr w:type="neCell">
       <w:rPr>
+        <w:rFonts w:eastAsia="黑体"/>
         <w:color w:themeColor="text1" w:val="000000"/>
       </w:rPr>
     </w:tblStylePr>
     <w:tblStylePr w:type="nwCell">
       <w:rPr>
+        <w:rFonts w:eastAsia="黑体"/>
         <w:color w:themeColor="text1" w:val="000000"/>
       </w:rPr>
     </w:tblStylePr>
@@ -13544,6 +14101,7 @@
       <w:spacing w:after="0" w:line="240" w:lineRule="auto"/>
     </w:pPr>
     <w:rPr>
+      <w:rFonts w:eastAsia="黑体"/>
       <w:color w:themeColor="text1" w:val="000000"/>
     </w:rPr>
     <w:tblPr>
@@ -13570,6 +14128,7 @@
     </w:tcPr>
     <w:tblStylePr w:type="firstRow">
       <w:rPr>
+        <w:rFonts w:eastAsia="黑体"/>
         <w:b/>
         <w:bCs/>
       </w:rPr>
@@ -13588,6 +14147,7 @@
     </w:tblStylePr>
     <w:tblStylePr w:type="lastRow">
       <w:rPr>
+        <w:rFonts w:eastAsia="黑体"/>
         <w:b/>
         <w:bCs/>
         <w:color w:themeColor="background1" w:val="FFFFFF"/>
@@ -13602,6 +14162,7 @@
     </w:tblStylePr>
     <w:tblStylePr w:type="firstCol">
       <w:rPr>
+        <w:rFonts w:eastAsia="黑体"/>
         <w:color w:themeColor="background1" w:val="FFFFFF"/>
       </w:rPr>
       <w:tblPr/>
@@ -13619,6 +14180,7 @@
     </w:tblStylePr>
     <w:tblStylePr w:type="lastCol">
       <w:rPr>
+        <w:rFonts w:eastAsia="黑体"/>
         <w:color w:themeColor="background1" w:val="FFFFFF"/>
       </w:rPr>
       <w:tblPr/>
@@ -13648,11 +14210,13 @@
     </w:tblStylePr>
     <w:tblStylePr w:type="neCell">
       <w:rPr>
+        <w:rFonts w:eastAsia="黑体"/>
         <w:color w:themeColor="text1" w:val="000000"/>
       </w:rPr>
     </w:tblStylePr>
     <w:tblStylePr w:type="nwCell">
       <w:rPr>
+        <w:rFonts w:eastAsia="黑体"/>
         <w:color w:themeColor="text1" w:val="000000"/>
       </w:rPr>
     </w:tblStylePr>
@@ -13666,6 +14230,7 @@
       <w:spacing w:after="0" w:line="240" w:lineRule="auto"/>
     </w:pPr>
     <w:rPr>
+      <w:rFonts w:eastAsia="黑体"/>
       <w:color w:themeColor="text1" w:val="000000"/>
     </w:rPr>
     <w:tblPr>
@@ -13692,6 +14257,7 @@
     </w:tcPr>
     <w:tblStylePr w:type="firstRow">
       <w:rPr>
+        <w:rFonts w:eastAsia="黑体"/>
         <w:b/>
         <w:bCs/>
       </w:rPr>
@@ -13710,6 +14276,7 @@
     </w:tblStylePr>
     <w:tblStylePr w:type="lastRow">
       <w:rPr>
+        <w:rFonts w:eastAsia="黑体"/>
         <w:b/>
         <w:bCs/>
         <w:color w:themeColor="background1" w:val="FFFFFF"/>
@@ -13724,6 +14291,7 @@
     </w:tblStylePr>
     <w:tblStylePr w:type="firstCol">
       <w:rPr>
+        <w:rFonts w:eastAsia="黑体"/>
         <w:color w:themeColor="background1" w:val="FFFFFF"/>
       </w:rPr>
       <w:tblPr/>
@@ -13741,6 +14309,7 @@
     </w:tblStylePr>
     <w:tblStylePr w:type="lastCol">
       <w:rPr>
+        <w:rFonts w:eastAsia="黑体"/>
         <w:color w:themeColor="background1" w:val="FFFFFF"/>
       </w:rPr>
       <w:tblPr/>
@@ -13778,6 +14347,7 @@
       <w:spacing w:after="0" w:line="240" w:lineRule="auto"/>
     </w:pPr>
     <w:rPr>
+      <w:rFonts w:eastAsia="黑体"/>
       <w:color w:themeColor="text1" w:val="000000"/>
     </w:rPr>
     <w:tblPr>
@@ -13804,6 +14374,7 @@
     </w:tcPr>
     <w:tblStylePr w:type="firstRow">
       <w:rPr>
+        <w:rFonts w:eastAsia="黑体"/>
         <w:b/>
         <w:bCs/>
       </w:rPr>
@@ -13822,6 +14393,7 @@
     </w:tblStylePr>
     <w:tblStylePr w:type="lastRow">
       <w:rPr>
+        <w:rFonts w:eastAsia="黑体"/>
         <w:b/>
         <w:bCs/>
         <w:color w:themeColor="background1" w:val="FFFFFF"/>
@@ -13836,6 +14408,7 @@
     </w:tblStylePr>
     <w:tblStylePr w:type="firstCol">
       <w:rPr>
+        <w:rFonts w:eastAsia="黑体"/>
         <w:color w:themeColor="background1" w:val="FFFFFF"/>
       </w:rPr>
       <w:tblPr/>
@@ -13853,6 +14426,7 @@
     </w:tblStylePr>
     <w:tblStylePr w:type="lastCol">
       <w:rPr>
+        <w:rFonts w:eastAsia="黑体"/>
         <w:color w:themeColor="background1" w:val="FFFFFF"/>
       </w:rPr>
       <w:tblPr/>
@@ -13882,11 +14456,13 @@
     </w:tblStylePr>
     <w:tblStylePr w:type="neCell">
       <w:rPr>
+        <w:rFonts w:eastAsia="黑体"/>
         <w:color w:themeColor="text1" w:val="000000"/>
       </w:rPr>
     </w:tblStylePr>
     <w:tblStylePr w:type="nwCell">
       <w:rPr>
+        <w:rFonts w:eastAsia="黑体"/>
         <w:color w:themeColor="text1" w:val="000000"/>
       </w:rPr>
     </w:tblStylePr>
@@ -13900,6 +14476,7 @@
       <w:spacing w:after="0" w:line="240" w:lineRule="auto"/>
     </w:pPr>
     <w:rPr>
+      <w:rFonts w:eastAsia="黑体"/>
       <w:color w:themeColor="text1" w:val="000000"/>
     </w:rPr>
     <w:tblPr>
@@ -13926,6 +14503,7 @@
     </w:tcPr>
     <w:tblStylePr w:type="firstRow">
       <w:rPr>
+        <w:rFonts w:eastAsia="黑体"/>
         <w:b/>
         <w:bCs/>
       </w:rPr>
@@ -13944,6 +14522,7 @@
     </w:tblStylePr>
     <w:tblStylePr w:type="lastRow">
       <w:rPr>
+        <w:rFonts w:eastAsia="黑体"/>
         <w:b/>
         <w:bCs/>
         <w:color w:themeColor="background1" w:val="FFFFFF"/>
@@ -13958,6 +14537,7 @@
     </w:tblStylePr>
     <w:tblStylePr w:type="firstCol">
       <w:rPr>
+        <w:rFonts w:eastAsia="黑体"/>
         <w:color w:themeColor="background1" w:val="FFFFFF"/>
       </w:rPr>
       <w:tblPr/>
@@ -13975,6 +14555,7 @@
     </w:tblStylePr>
     <w:tblStylePr w:type="lastCol">
       <w:rPr>
+        <w:rFonts w:eastAsia="黑体"/>
         <w:color w:themeColor="background1" w:val="FFFFFF"/>
       </w:rPr>
       <w:tblPr/>
@@ -14004,11 +14585,13 @@
     </w:tblStylePr>
     <w:tblStylePr w:type="neCell">
       <w:rPr>
+        <w:rFonts w:eastAsia="黑体"/>
         <w:color w:themeColor="text1" w:val="000000"/>
       </w:rPr>
     </w:tblStylePr>
     <w:tblStylePr w:type="nwCell">
       <w:rPr>
+        <w:rFonts w:eastAsia="黑体"/>
         <w:color w:themeColor="text1" w:val="000000"/>
       </w:rPr>
     </w:tblStylePr>
@@ -14022,6 +14605,7 @@
       <w:spacing w:after="0" w:line="240" w:lineRule="auto"/>
     </w:pPr>
     <w:rPr>
+      <w:rFonts w:eastAsia="黑体"/>
       <w:color w:themeColor="text1" w:val="000000"/>
     </w:rPr>
     <w:tblPr>
@@ -14048,6 +14632,7 @@
     </w:tcPr>
     <w:tblStylePr w:type="firstRow">
       <w:rPr>
+        <w:rFonts w:eastAsia="黑体"/>
         <w:b/>
         <w:bCs/>
       </w:rPr>
@@ -14066,6 +14651,7 @@
     </w:tblStylePr>
     <w:tblStylePr w:type="lastRow">
       <w:rPr>
+        <w:rFonts w:eastAsia="黑体"/>
         <w:b/>
         <w:bCs/>
         <w:color w:themeColor="background1" w:val="FFFFFF"/>
@@ -14080,6 +14666,7 @@
     </w:tblStylePr>
     <w:tblStylePr w:type="firstCol">
       <w:rPr>
+        <w:rFonts w:eastAsia="黑体"/>
         <w:color w:themeColor="background1" w:val="FFFFFF"/>
       </w:rPr>
       <w:tblPr/>
@@ -14097,6 +14684,7 @@
     </w:tblStylePr>
     <w:tblStylePr w:type="lastCol">
       <w:rPr>
+        <w:rFonts w:eastAsia="黑体"/>
         <w:color w:themeColor="background1" w:val="FFFFFF"/>
       </w:rPr>
       <w:tblPr/>
@@ -14126,11 +14714,13 @@
     </w:tblStylePr>
     <w:tblStylePr w:type="neCell">
       <w:rPr>
+        <w:rFonts w:eastAsia="黑体"/>
         <w:color w:themeColor="text1" w:val="000000"/>
       </w:rPr>
     </w:tblStylePr>
     <w:tblStylePr w:type="nwCell">
       <w:rPr>
+        <w:rFonts w:eastAsia="黑体"/>
         <w:color w:themeColor="text1" w:val="000000"/>
       </w:rPr>
     </w:tblStylePr>
@@ -14144,6 +14734,7 @@
       <w:spacing w:after="0" w:line="240" w:lineRule="auto"/>
     </w:pPr>
     <w:rPr>
+      <w:rFonts w:eastAsia="黑体"/>
       <w:color w:themeColor="text1" w:val="000000"/>
     </w:rPr>
     <w:tblPr>
@@ -14162,6 +14753,7 @@
     </w:tcPr>
     <w:tblStylePr w:type="firstRow">
       <w:rPr>
+        <w:rFonts w:eastAsia="黑体"/>
         <w:b/>
         <w:bCs/>
         <w:color w:themeColor="background1" w:val="FFFFFF"/>
@@ -14176,6 +14768,7 @@
     </w:tblStylePr>
     <w:tblStylePr w:type="lastRow">
       <w:rPr>
+        <w:rFonts w:eastAsia="黑体"/>
         <w:b/>
         <w:bCs/>
         <w:color w:themeColor="accent2" w:themeShade="CC" w:val="9E3A38"/>
@@ -14190,12 +14783,14 @@
     </w:tblStylePr>
     <w:tblStylePr w:type="firstCol">
       <w:rPr>
+        <w:rFonts w:eastAsia="黑体"/>
         <w:b/>
         <w:bCs/>
       </w:rPr>
     </w:tblStylePr>
     <w:tblStylePr w:type="lastCol">
       <w:rPr>
+        <w:rFonts w:eastAsia="黑体"/>
         <w:b/>
         <w:bCs/>
       </w:rPr>
@@ -14230,6 +14825,7 @@
       <w:spacing w:after="0" w:line="240" w:lineRule="auto"/>
     </w:pPr>
     <w:rPr>
+      <w:rFonts w:eastAsia="黑体"/>
       <w:color w:themeColor="text1" w:val="000000"/>
     </w:rPr>
     <w:tblPr>
@@ -14248,6 +14844,7 @@
     </w:tcPr>
     <w:tblStylePr w:type="firstRow">
       <w:rPr>
+        <w:rFonts w:eastAsia="黑体"/>
         <w:b/>
         <w:bCs/>
         <w:color w:themeColor="background1" w:val="FFFFFF"/>
@@ -14262,6 +14859,7 @@
     </w:tblStylePr>
     <w:tblStylePr w:type="lastRow">
       <w:rPr>
+        <w:rFonts w:eastAsia="黑体"/>
         <w:b/>
         <w:bCs/>
         <w:color w:themeColor="accent2" w:themeShade="CC" w:val="9E3A38"/>
@@ -14276,12 +14874,14 @@
     </w:tblStylePr>
     <w:tblStylePr w:type="firstCol">
       <w:rPr>
+        <w:rFonts w:eastAsia="黑体"/>
         <w:b/>
         <w:bCs/>
       </w:rPr>
     </w:tblStylePr>
     <w:tblStylePr w:type="lastCol">
       <w:rPr>
+        <w:rFonts w:eastAsia="黑体"/>
         <w:b/>
         <w:bCs/>
       </w:rPr>
@@ -14316,6 +14916,7 @@
       <w:spacing w:after="0" w:line="240" w:lineRule="auto"/>
     </w:pPr>
     <w:rPr>
+      <w:rFonts w:eastAsia="黑体"/>
       <w:color w:themeColor="text1" w:val="000000"/>
     </w:rPr>
     <w:tblPr>
@@ -14334,6 +14935,7 @@
     </w:tcPr>
     <w:tblStylePr w:type="firstRow">
       <w:rPr>
+        <w:rFonts w:eastAsia="黑体"/>
         <w:b/>
         <w:bCs/>
         <w:color w:themeColor="background1" w:val="FFFFFF"/>
@@ -14348,6 +14950,7 @@
     </w:tblStylePr>
     <w:tblStylePr w:type="lastRow">
       <w:rPr>
+        <w:rFonts w:eastAsia="黑体"/>
         <w:b/>
         <w:bCs/>
         <w:color w:themeColor="accent2" w:themeShade="CC" w:val="9E3A38"/>
@@ -14362,12 +14965,14 @@
     </w:tblStylePr>
     <w:tblStylePr w:type="firstCol">
       <w:rPr>
+        <w:rFonts w:eastAsia="黑体"/>
         <w:b/>
         <w:bCs/>
       </w:rPr>
     </w:tblStylePr>
     <w:tblStylePr w:type="lastCol">
       <w:rPr>
+        <w:rFonts w:eastAsia="黑体"/>
         <w:b/>
         <w:bCs/>
       </w:rPr>
@@ -14402,6 +15007,7 @@
       <w:spacing w:after="0" w:line="240" w:lineRule="auto"/>
     </w:pPr>
     <w:rPr>
+      <w:rFonts w:eastAsia="黑体"/>
       <w:color w:themeColor="text1" w:val="000000"/>
     </w:rPr>
     <w:tblPr>
@@ -14420,6 +15026,7 @@
     </w:tcPr>
     <w:tblStylePr w:type="firstRow">
       <w:rPr>
+        <w:rFonts w:eastAsia="黑体"/>
         <w:b/>
         <w:bCs/>
         <w:color w:themeColor="background1" w:val="FFFFFF"/>
@@ -14434,6 +15041,7 @@
     </w:tblStylePr>
     <w:tblStylePr w:type="lastRow">
       <w:rPr>
+        <w:rFonts w:eastAsia="黑体"/>
         <w:b/>
         <w:bCs/>
         <w:color w:themeColor="accent4" w:themeShade="CC" w:val="664E82"/>
@@ -14448,12 +15056,14 @@
     </w:tblStylePr>
     <w:tblStylePr w:type="firstCol">
       <w:rPr>
+        <w:rFonts w:eastAsia="黑体"/>
         <w:b/>
         <w:bCs/>
       </w:rPr>
     </w:tblStylePr>
     <w:tblStylePr w:type="lastCol">
       <w:rPr>
+        <w:rFonts w:eastAsia="黑体"/>
         <w:b/>
         <w:bCs/>
       </w:rPr>
@@ -14488,6 +15098,7 @@
       <w:spacing w:after="0" w:line="240" w:lineRule="auto"/>
     </w:pPr>
     <w:rPr>
+      <w:rFonts w:eastAsia="黑体"/>
       <w:color w:themeColor="text1" w:val="000000"/>
     </w:rPr>
     <w:tblPr>
@@ -14506,6 +15117,7 @@
     </w:tcPr>
     <w:tblStylePr w:type="firstRow">
       <w:rPr>
+        <w:rFonts w:eastAsia="黑体"/>
         <w:b/>
         <w:bCs/>
         <w:color w:themeColor="background1" w:val="FFFFFF"/>
@@ -14520,6 +15132,7 @@
     </w:tblStylePr>
     <w:tblStylePr w:type="lastRow">
       <w:rPr>
+        <w:rFonts w:eastAsia="黑体"/>
         <w:b/>
         <w:bCs/>
         <w:color w:themeColor="accent3" w:themeShade="CC" w:val="7E9C40"/>
@@ -14534,12 +15147,14 @@
     </w:tblStylePr>
     <w:tblStylePr w:type="firstCol">
       <w:rPr>
+        <w:rFonts w:eastAsia="黑体"/>
         <w:b/>
         <w:bCs/>
       </w:rPr>
     </w:tblStylePr>
     <w:tblStylePr w:type="lastCol">
       <w:rPr>
+        <w:rFonts w:eastAsia="黑体"/>
         <w:b/>
         <w:bCs/>
       </w:rPr>
@@ -14574,6 +15189,7 @@
       <w:spacing w:after="0" w:line="240" w:lineRule="auto"/>
     </w:pPr>
     <w:rPr>
+      <w:rFonts w:eastAsia="黑体"/>
       <w:color w:themeColor="text1" w:val="000000"/>
     </w:rPr>
     <w:tblPr>
@@ -14592,6 +15208,7 @@
     </w:tcPr>
     <w:tblStylePr w:type="firstRow">
       <w:rPr>
+        <w:rFonts w:eastAsia="黑体"/>
         <w:b/>
         <w:bCs/>
         <w:color w:themeColor="background1" w:val="FFFFFF"/>
@@ -14606,6 +15223,7 @@
     </w:tblStylePr>
     <w:tblStylePr w:type="lastRow">
       <w:rPr>
+        <w:rFonts w:eastAsia="黑体"/>
         <w:b/>
         <w:bCs/>
         <w:color w:themeColor="accent6" w:themeShade="CC" w:val="F2730A"/>
@@ -14620,12 +15238,14 @@
     </w:tblStylePr>
     <w:tblStylePr w:type="firstCol">
       <w:rPr>
+        <w:rFonts w:eastAsia="黑体"/>
         <w:b/>
         <w:bCs/>
       </w:rPr>
     </w:tblStylePr>
     <w:tblStylePr w:type="lastCol">
       <w:rPr>
+        <w:rFonts w:eastAsia="黑体"/>
         <w:b/>
         <w:bCs/>
       </w:rPr>
@@ -14660,6 +15280,7 @@
       <w:spacing w:after="0" w:line="240" w:lineRule="auto"/>
     </w:pPr>
     <w:rPr>
+      <w:rFonts w:eastAsia="黑体"/>
       <w:color w:themeColor="text1" w:val="000000"/>
     </w:rPr>
     <w:tblPr>
@@ -14678,6 +15299,7 @@
     </w:tcPr>
     <w:tblStylePr w:type="firstRow">
       <w:rPr>
+        <w:rFonts w:eastAsia="黑体"/>
         <w:b/>
         <w:bCs/>
         <w:color w:themeColor="background1" w:val="FFFFFF"/>
@@ -14692,6 +15314,7 @@
     </w:tblStylePr>
     <w:tblStylePr w:type="lastRow">
       <w:rPr>
+        <w:rFonts w:eastAsia="黑体"/>
         <w:b/>
         <w:bCs/>
         <w:color w:themeColor="accent5" w:themeShade="CC" w:val="348DA5"/>
@@ -14706,12 +15329,14 @@
     </w:tblStylePr>
     <w:tblStylePr w:type="firstCol">
       <w:rPr>
+        <w:rFonts w:eastAsia="黑体"/>
         <w:b/>
         <w:bCs/>
       </w:rPr>
     </w:tblStylePr>
     <w:tblStylePr w:type="lastCol">
       <w:rPr>
+        <w:rFonts w:eastAsia="黑体"/>
         <w:b/>
         <w:bCs/>
       </w:rPr>
@@ -14746,6 +15371,7 @@
       <w:spacing w:after="0" w:line="240" w:lineRule="auto"/>
     </w:pPr>
     <w:rPr>
+      <w:rFonts w:eastAsia="黑体"/>
       <w:color w:themeColor="text1" w:val="000000"/>
     </w:rPr>
     <w:tblPr>
@@ -14767,6 +15393,7 @@
     </w:tcPr>
     <w:tblStylePr w:type="firstRow">
       <w:rPr>
+        <w:rFonts w:eastAsia="黑体"/>
         <w:b/>
         <w:bCs/>
       </w:rPr>
@@ -14777,6 +15404,7 @@
     </w:tblStylePr>
     <w:tblStylePr w:type="lastRow">
       <w:rPr>
+        <w:rFonts w:eastAsia="黑体"/>
         <w:b/>
         <w:bCs/>
         <w:color w:themeColor="text1" w:val="000000"/>
@@ -14788,6 +15416,7 @@
     </w:tblStylePr>
     <w:tblStylePr w:type="firstCol">
       <w:rPr>
+        <w:rFonts w:eastAsia="黑体"/>
         <w:color w:themeColor="background1" w:val="FFFFFF"/>
       </w:rPr>
       <w:tblPr/>
@@ -14797,6 +15426,7 @@
     </w:tblStylePr>
     <w:tblStylePr w:type="lastCol">
       <w:rPr>
+        <w:rFonts w:eastAsia="黑体"/>
         <w:color w:themeColor="background1" w:val="FFFFFF"/>
       </w:rPr>
       <w:tblPr/>
@@ -14826,6 +15456,7 @@
       <w:spacing w:after="0" w:line="240" w:lineRule="auto"/>
     </w:pPr>
     <w:rPr>
+      <w:rFonts w:eastAsia="黑体"/>
       <w:color w:themeColor="text1" w:val="000000"/>
     </w:rPr>
     <w:tblPr>
@@ -14847,6 +15478,7 @@
     </w:tcPr>
     <w:tblStylePr w:type="firstRow">
       <w:rPr>
+        <w:rFonts w:eastAsia="黑体"/>
         <w:b/>
         <w:bCs/>
       </w:rPr>
@@ -14857,6 +15489,7 @@
     </w:tblStylePr>
     <w:tblStylePr w:type="lastRow">
       <w:rPr>
+        <w:rFonts w:eastAsia="黑体"/>
         <w:b/>
         <w:bCs/>
         <w:color w:themeColor="text1" w:val="000000"/>
@@ -14868,6 +15501,7 @@
     </w:tblStylePr>
     <w:tblStylePr w:type="firstCol">
       <w:rPr>
+        <w:rFonts w:eastAsia="黑体"/>
         <w:color w:themeColor="background1" w:val="FFFFFF"/>
       </w:rPr>
       <w:tblPr/>
@@ -14877,6 +15511,7 @@
     </w:tblStylePr>
     <w:tblStylePr w:type="lastCol">
       <w:rPr>
+        <w:rFonts w:eastAsia="黑体"/>
         <w:color w:themeColor="background1" w:val="FFFFFF"/>
       </w:rPr>
       <w:tblPr/>
@@ -14906,6 +15541,7 @@
       <w:spacing w:after="0" w:line="240" w:lineRule="auto"/>
     </w:pPr>
     <w:rPr>
+      <w:rFonts w:eastAsia="黑体"/>
       <w:color w:themeColor="text1" w:val="000000"/>
     </w:rPr>
     <w:tblPr>
@@ -14927,6 +15563,7 @@
     </w:tcPr>
     <w:tblStylePr w:type="firstRow">
       <w:rPr>
+        <w:rFonts w:eastAsia="黑体"/>
         <w:b/>
         <w:bCs/>
       </w:rPr>
@@ -14937,6 +15574,7 @@
     </w:tblStylePr>
     <w:tblStylePr w:type="lastRow">
       <w:rPr>
+        <w:rFonts w:eastAsia="黑体"/>
         <w:b/>
         <w:bCs/>
         <w:color w:themeColor="text1" w:val="000000"/>
@@ -14948,6 +15586,7 @@
     </w:tblStylePr>
     <w:tblStylePr w:type="firstCol">
       <w:rPr>
+        <w:rFonts w:eastAsia="黑体"/>
         <w:color w:themeColor="background1" w:val="FFFFFF"/>
       </w:rPr>
       <w:tblPr/>
@@ -14957,6 +15596,7 @@
     </w:tblStylePr>
     <w:tblStylePr w:type="lastCol">
       <w:rPr>
+        <w:rFonts w:eastAsia="黑体"/>
         <w:color w:themeColor="background1" w:val="FFFFFF"/>
       </w:rPr>
       <w:tblPr/>
@@ -14986,6 +15626,7 @@
       <w:spacing w:after="0" w:line="240" w:lineRule="auto"/>
     </w:pPr>
     <w:rPr>
+      <w:rFonts w:eastAsia="黑体"/>
       <w:color w:themeColor="text1" w:val="000000"/>
     </w:rPr>
     <w:tblPr>
@@ -15007,6 +15648,7 @@
     </w:tcPr>
     <w:tblStylePr w:type="firstRow">
       <w:rPr>
+        <w:rFonts w:eastAsia="黑体"/>
         <w:b/>
         <w:bCs/>
       </w:rPr>
@@ -15017,6 +15659,7 @@
     </w:tblStylePr>
     <w:tblStylePr w:type="lastRow">
       <w:rPr>
+        <w:rFonts w:eastAsia="黑体"/>
         <w:b/>
         <w:bCs/>
         <w:color w:themeColor="text1" w:val="000000"/>
@@ -15028,6 +15671,7 @@
     </w:tblStylePr>
     <w:tblStylePr w:type="firstCol">
       <w:rPr>
+        <w:rFonts w:eastAsia="黑体"/>
         <w:color w:themeColor="background1" w:val="FFFFFF"/>
       </w:rPr>
       <w:tblPr/>
@@ -15037,6 +15681,7 @@
     </w:tblStylePr>
     <w:tblStylePr w:type="lastCol">
       <w:rPr>
+        <w:rFonts w:eastAsia="黑体"/>
         <w:color w:themeColor="background1" w:val="FFFFFF"/>
       </w:rPr>
       <w:tblPr/>
@@ -15066,6 +15711,7 @@
       <w:spacing w:after="0" w:line="240" w:lineRule="auto"/>
     </w:pPr>
     <w:rPr>
+      <w:rFonts w:eastAsia="黑体"/>
       <w:color w:themeColor="text1" w:val="000000"/>
     </w:rPr>
     <w:tblPr>
@@ -15087,6 +15733,7 @@
     </w:tcPr>
     <w:tblStylePr w:type="firstRow">
       <w:rPr>
+        <w:rFonts w:eastAsia="黑体"/>
         <w:b/>
         <w:bCs/>
       </w:rPr>
@@ -15097,6 +15744,7 @@
     </w:tblStylePr>
     <w:tblStylePr w:type="lastRow">
       <w:rPr>
+        <w:rFonts w:eastAsia="黑体"/>
         <w:b/>
         <w:bCs/>
         <w:color w:themeColor="text1" w:val="000000"/>
@@ -15108,6 +15756,7 @@
     </w:tblStylePr>
     <w:tblStylePr w:type="firstCol">
       <w:rPr>
+        <w:rFonts w:eastAsia="黑体"/>
         <w:color w:themeColor="background1" w:val="FFFFFF"/>
       </w:rPr>
       <w:tblPr/>
@@ -15117,6 +15766,7 @@
     </w:tblStylePr>
     <w:tblStylePr w:type="lastCol">
       <w:rPr>
+        <w:rFonts w:eastAsia="黑体"/>
         <w:color w:themeColor="background1" w:val="FFFFFF"/>
       </w:rPr>
       <w:tblPr/>
@@ -15146,6 +15796,7 @@
       <w:spacing w:after="0" w:line="240" w:lineRule="auto"/>
     </w:pPr>
     <w:rPr>
+      <w:rFonts w:eastAsia="黑体"/>
       <w:color w:themeColor="text1" w:val="000000"/>
     </w:rPr>
     <w:tblPr>
@@ -15167,6 +15818,7 @@
     </w:tcPr>
     <w:tblStylePr w:type="firstRow">
       <w:rPr>
+        <w:rFonts w:eastAsia="黑体"/>
         <w:b/>
         <w:bCs/>
       </w:rPr>
@@ -15177,6 +15829,7 @@
     </w:tblStylePr>
     <w:tblStylePr w:type="lastRow">
       <w:rPr>
+        <w:rFonts w:eastAsia="黑体"/>
         <w:b/>
         <w:bCs/>
         <w:color w:themeColor="text1" w:val="000000"/>
@@ -15188,6 +15841,7 @@
     </w:tblStylePr>
     <w:tblStylePr w:type="firstCol">
       <w:rPr>
+        <w:rFonts w:eastAsia="黑体"/>
         <w:color w:themeColor="background1" w:val="FFFFFF"/>
       </w:rPr>
       <w:tblPr/>
@@ -15197,6 +15851,7 @@
     </w:tblStylePr>
     <w:tblStylePr w:type="lastCol">
       <w:rPr>
+        <w:rFonts w:eastAsia="黑体"/>
         <w:color w:themeColor="background1" w:val="FFFFFF"/>
       </w:rPr>
       <w:tblPr/>
@@ -15226,6 +15881,7 @@
       <w:spacing w:after="0" w:line="240" w:lineRule="auto"/>
     </w:pPr>
     <w:rPr>
+      <w:rFonts w:eastAsia="黑体"/>
       <w:color w:themeColor="text1" w:val="000000"/>
     </w:rPr>
     <w:tblPr>
@@ -15247,6 +15903,7 @@
     </w:tcPr>
     <w:tblStylePr w:type="firstRow">
       <w:rPr>
+        <w:rFonts w:eastAsia="黑体"/>
         <w:b/>
         <w:bCs/>
       </w:rPr>
@@ -15257,6 +15914,7 @@
     </w:tblStylePr>
     <w:tblStylePr w:type="lastRow">
       <w:rPr>
+        <w:rFonts w:eastAsia="黑体"/>
         <w:b/>
         <w:bCs/>
         <w:color w:themeColor="text1" w:val="000000"/>
@@ -15268,6 +15926,7 @@
     </w:tblStylePr>
     <w:tblStylePr w:type="firstCol">
       <w:rPr>
+        <w:rFonts w:eastAsia="黑体"/>
         <w:color w:themeColor="background1" w:val="FFFFFF"/>
       </w:rPr>
       <w:tblPr/>
@@ -15277,6 +15936,7 @@
     </w:tblStylePr>
     <w:tblStylePr w:type="lastCol">
       <w:rPr>
+        <w:rFonts w:eastAsia="黑体"/>
         <w:color w:themeColor="background1" w:val="FFFFFF"/>
       </w:rPr>
       <w:tblPr/>
@@ -15309,6 +15969,7 @@
     <w:name w:val="KeywordTok"/>
     <w:basedOn w:val="VerbatimChar"/>
     <w:rPr>
+      <w:rFonts w:eastAsia="黑体"/>
       <w:b/>
       <w:color w:val="007020"/>
     </w:rPr>
@@ -15317,6 +15978,7 @@
     <w:name w:val="DataTypeTok"/>
     <w:basedOn w:val="VerbatimChar"/>
     <w:rPr>
+      <w:rFonts w:eastAsia="黑体"/>
       <w:color w:val="902000"/>
     </w:rPr>
   </w:style>
@@ -15324,6 +15986,7 @@
     <w:name w:val="DecValTok"/>
     <w:basedOn w:val="VerbatimChar"/>
     <w:rPr>
+      <w:rFonts w:eastAsia="黑体"/>
       <w:color w:val="40a070"/>
     </w:rPr>
   </w:style>
@@ -15331,6 +15994,7 @@
     <w:name w:val="BaseNTok"/>
     <w:basedOn w:val="VerbatimChar"/>
     <w:rPr>
+      <w:rFonts w:eastAsia="黑体"/>
       <w:color w:val="40a070"/>
     </w:rPr>
   </w:style>
@@ -15338,6 +16002,7 @@
     <w:name w:val="FloatTok"/>
     <w:basedOn w:val="VerbatimChar"/>
     <w:rPr>
+      <w:rFonts w:eastAsia="黑体"/>
       <w:color w:val="40a070"/>
     </w:rPr>
   </w:style>
@@ -15345,6 +16010,7 @@
     <w:name w:val="ConstantTok"/>
     <w:basedOn w:val="VerbatimChar"/>
     <w:rPr>
+      <w:rFonts w:eastAsia="黑体"/>
       <w:color w:val="880000"/>
     </w:rPr>
   </w:style>
@@ -15352,6 +16018,7 @@
     <w:name w:val="CharTok"/>
     <w:basedOn w:val="VerbatimChar"/>
     <w:rPr>
+      <w:rFonts w:eastAsia="黑体"/>
       <w:color w:val="4070a0"/>
     </w:rPr>
   </w:style>
@@ -15359,6 +16026,7 @@
     <w:name w:val="SpecialCharTok"/>
     <w:basedOn w:val="VerbatimChar"/>
     <w:rPr>
+      <w:rFonts w:eastAsia="黑体"/>
       <w:color w:val="4070a0"/>
     </w:rPr>
   </w:style>
@@ -15366,6 +16034,7 @@
     <w:name w:val="StringTok"/>
     <w:basedOn w:val="VerbatimChar"/>
     <w:rPr>
+      <w:rFonts w:eastAsia="黑体"/>
       <w:color w:val="4070a0"/>
     </w:rPr>
   </w:style>
@@ -15373,6 +16042,7 @@
     <w:name w:val="VerbatimStringTok"/>
     <w:basedOn w:val="VerbatimChar"/>
     <w:rPr>
+      <w:rFonts w:eastAsia="黑体"/>
       <w:color w:val="4070a0"/>
     </w:rPr>
   </w:style>
@@ -15380,6 +16050,7 @@
     <w:name w:val="SpecialStringTok"/>
     <w:basedOn w:val="VerbatimChar"/>
     <w:rPr>
+      <w:rFonts w:eastAsia="黑体"/>
       <w:color w:val="bb6688"/>
     </w:rPr>
   </w:style>
@@ -15387,6 +16058,7 @@
     <w:name w:val="ImportTok"/>
     <w:basedOn w:val="VerbatimChar"/>
     <w:rPr>
+      <w:rFonts w:eastAsia="黑体"/>
       <w:b/>
       <w:color w:val="008000"/>
     </w:rPr>
@@ -15395,6 +16067,7 @@
     <w:name w:val="CommentTok"/>
     <w:basedOn w:val="VerbatimChar"/>
     <w:rPr>
+      <w:rFonts w:eastAsia="黑体"/>
       <w:i/>
       <w:color w:val="60a0b0"/>
     </w:rPr>
@@ -15403,6 +16076,7 @@
     <w:name w:val="DocumentationTok"/>
     <w:basedOn w:val="VerbatimChar"/>
     <w:rPr>
+      <w:rFonts w:eastAsia="黑体"/>
       <w:i/>
       <w:color w:val="ba2121"/>
     </w:rPr>
@@ -15411,6 +16085,7 @@
     <w:name w:val="AnnotationTok"/>
     <w:basedOn w:val="VerbatimChar"/>
     <w:rPr>
+      <w:rFonts w:eastAsia="黑体"/>
       <w:b/>
       <w:i/>
       <w:color w:val="60a0b0"/>
@@ -15420,6 +16095,7 @@
     <w:name w:val="CommentVarTok"/>
     <w:basedOn w:val="VerbatimChar"/>
     <w:rPr>
+      <w:rFonts w:eastAsia="黑体"/>
       <w:b/>
       <w:i/>
       <w:color w:val="60a0b0"/>
@@ -15429,6 +16105,7 @@
     <w:name w:val="OtherTok"/>
     <w:basedOn w:val="VerbatimChar"/>
     <w:rPr>
+      <w:rFonts w:eastAsia="黑体"/>
       <w:color w:val="007020"/>
     </w:rPr>
   </w:style>
@@ -15436,6 +16113,7 @@
     <w:name w:val="FunctionTok"/>
     <w:basedOn w:val="VerbatimChar"/>
     <w:rPr>
+      <w:rFonts w:eastAsia="黑体"/>
       <w:color w:val="06287e"/>
     </w:rPr>
   </w:style>
@@ -15443,6 +16121,7 @@
     <w:name w:val="VariableTok"/>
     <w:basedOn w:val="VerbatimChar"/>
     <w:rPr>
+      <w:rFonts w:eastAsia="黑体"/>
       <w:color w:val="19177c"/>
     </w:rPr>
   </w:style>
@@ -15450,6 +16129,7 @@
     <w:name w:val="ControlFlowTok"/>
     <w:basedOn w:val="VerbatimChar"/>
     <w:rPr>
+      <w:rFonts w:eastAsia="黑体"/>
       <w:b/>
       <w:color w:val="007020"/>
     </w:rPr>
@@ -15458,6 +16138,7 @@
     <w:name w:val="OperatorTok"/>
     <w:basedOn w:val="VerbatimChar"/>
     <w:rPr>
+      <w:rFonts w:eastAsia="黑体"/>
       <w:color w:val="666666"/>
     </w:rPr>
   </w:style>
@@ -15465,18 +16146,22 @@
     <w:name w:val="BuiltInTok"/>
     <w:basedOn w:val="VerbatimChar"/>
     <w:rPr>
+      <w:rFonts w:eastAsia="黑体"/>
       <w:color w:val="008000"/>
     </w:rPr>
   </w:style>
   <w:style w:type="character" w:customStyle="1" w:styleId="ExtensionTok">
     <w:name w:val="ExtensionTok"/>
     <w:basedOn w:val="VerbatimChar"/>
-    <w:rPr/>
+    <w:rPr>
+      <w:rFonts w:eastAsia="黑体"/>
+    </w:rPr>
   </w:style>
   <w:style w:type="character" w:customStyle="1" w:styleId="PreprocessorTok">
     <w:name w:val="PreprocessorTok"/>
     <w:basedOn w:val="VerbatimChar"/>
     <w:rPr>
+      <w:rFonts w:eastAsia="黑体"/>
       <w:color w:val="bc7a00"/>
     </w:rPr>
   </w:style>
@@ -15484,18 +16169,22 @@
     <w:name w:val="AttributeTok"/>
     <w:basedOn w:val="VerbatimChar"/>
     <w:rPr>
+      <w:rFonts w:eastAsia="黑体"/>
       <w:color w:val="7d9029"/>
     </w:rPr>
   </w:style>
   <w:style w:type="character" w:customStyle="1" w:styleId="RegionMarkerTok">
     <w:name w:val="RegionMarkerTok"/>
     <w:basedOn w:val="VerbatimChar"/>
-    <w:rPr/>
+    <w:rPr>
+      <w:rFonts w:eastAsia="黑体"/>
+    </w:rPr>
   </w:style>
   <w:style w:type="character" w:customStyle="1" w:styleId="InformationTok">
     <w:name w:val="InformationTok"/>
     <w:basedOn w:val="VerbatimChar"/>
     <w:rPr>
+      <w:rFonts w:eastAsia="黑体"/>
       <w:b/>
       <w:i/>
       <w:color w:val="60a0b0"/>
@@ -15505,6 +16194,7 @@
     <w:name w:val="WarningTok"/>
     <w:basedOn w:val="VerbatimChar"/>
     <w:rPr>
+      <w:rFonts w:eastAsia="黑体"/>
       <w:b/>
       <w:i/>
       <w:color w:val="60a0b0"/>
@@ -15514,6 +16204,7 @@
     <w:name w:val="AlertTok"/>
     <w:basedOn w:val="VerbatimChar"/>
     <w:rPr>
+      <w:rFonts w:eastAsia="黑体"/>
       <w:b/>
       <w:color w:val="ff0000"/>
     </w:rPr>
@@ -15522,6 +16213,7 @@
     <w:name w:val="ErrorTok"/>
     <w:basedOn w:val="VerbatimChar"/>
     <w:rPr>
+      <w:rFonts w:eastAsia="黑体"/>
       <w:b/>
       <w:color w:val="ff0000"/>
     </w:rPr>
@@ -15529,7 +16221,9 @@
   <w:style w:type="character" w:customStyle="1" w:styleId="NormalTok">
     <w:name w:val="NormalTok"/>
     <w:basedOn w:val="VerbatimChar"/>
-    <w:rPr/>
+    <w:rPr>
+      <w:rFonts w:eastAsia="黑体"/>
+    </w:rPr>
   </w:style>
 </w:styles>
 </file>
@@ -15578,12 +16272,12 @@
     <a:fontScheme name="Office">
       <a:majorFont>
         <a:latin typeface="Calibri"/>
-        <a:ea typeface=""/>
+        <a:ea typeface="黑体"/>
         <a:cs typeface=""/>
         <a:font script="Jpan" typeface="ＭＳ ゴシック"/>
         <a:font script="Hang" typeface="맑은 고딕"/>
-        <a:font script="Hans" typeface="宋体"/>
-        <a:font script="Hant" typeface="新細明體"/>
+        <a:font script="Hans" typeface="黑体"/>
+        <a:font script="Hant" typeface="黑体"/>
         <a:font script="Arab" typeface="Times New Roman"/>
         <a:font script="Hebr" typeface="Times New Roman"/>
         <a:font script="Thai" typeface="Angsana New"/>
@@ -15613,12 +16307,12 @@
       </a:majorFont>
       <a:minorFont>
         <a:latin typeface="Cambria"/>
-        <a:ea typeface=""/>
+        <a:ea typeface="黑体"/>
         <a:cs typeface=""/>
         <a:font script="Jpan" typeface="ＭＳ 明朝"/>
         <a:font script="Hang" typeface="맑은 고딕"/>
-        <a:font script="Hans" typeface="宋体"/>
-        <a:font script="Hant" typeface="新細明體"/>
+        <a:font script="Hans" typeface="黑体"/>
+        <a:font script="Hant" typeface="黑体"/>
         <a:font script="Arab" typeface="Arial"/>
         <a:font script="Hebr" typeface="Arial"/>
         <a:font script="Thai" typeface="Cordia New"/>

--- a/08-传感器电路/01-温度传感器电路/NTC热敏电阻测温电路/NTC热敏电阻测温电路.docx
+++ b/08-传感器电路/01-温度传感器电路/NTC热敏电阻测温电路/NTC热敏电阻测温电路.docx
@@ -3201,7 +3201,7 @@
           <w:color w:val="555555"/>
           <w:sz w:val="21"/>
         </w:rPr>
-        <w:t>材料收集者：杜文杰，WX手机：19519196569，QQ:3478827729</w:t>
+        <w:t>材料收集者：杜文杰，微信/手机：19519196569，QQ:3478827729</w:t>
       </w:r>
     </w:p>
     <w:sectPr>
